--- a/doc/CS673_SDD_team1.docx
+++ b/doc/CS673_SDD_team1.docx
@@ -35,48 +35,6 @@
           <w:rtl w:val="0"/>
         </w:rPr>
         <w:t xml:space="preserve">CS673 Software Engineering </w:t>
-      </w:r>
-      <w:r>
-        <w:drawing>
-          <wp:anchor allowOverlap="1" behindDoc="0" distB="19050" distT="19050" distL="19050" distR="19050" hidden="0" layoutInCell="1" locked="0" relativeHeight="0" simplePos="0">
-            <wp:simplePos x="0" y="0"/>
-            <wp:positionH relativeFrom="column">
-              <wp:posOffset>4581525</wp:posOffset>
-            </wp:positionH>
-            <wp:positionV relativeFrom="paragraph">
-              <wp:posOffset>19050</wp:posOffset>
-            </wp:positionV>
-            <wp:extent cx="1133475" cy="847725"/>
-            <wp:effectExtent b="0" l="0" r="0" t="0"/>
-            <wp:wrapSquare wrapText="bothSides" distB="19050" distT="19050" distL="19050" distR="19050"/>
-            <wp:docPr id="6" name="image5.png"/>
-            <a:graphic>
-              <a:graphicData uri="http://schemas.openxmlformats.org/drawingml/2006/picture">
-                <pic:pic>
-                  <pic:nvPicPr>
-                    <pic:cNvPr id="0" name="image5.png"/>
-                    <pic:cNvPicPr preferRelativeResize="0"/>
-                  </pic:nvPicPr>
-                  <pic:blipFill>
-                    <a:blip r:embed="rId6"/>
-                    <a:srcRect b="0" l="0" r="0" t="0"/>
-                    <a:stretch>
-                      <a:fillRect/>
-                    </a:stretch>
-                  </pic:blipFill>
-                  <pic:spPr>
-                    <a:xfrm>
-                      <a:off x="0" y="0"/>
-                      <a:ext cx="1133475" cy="847725"/>
-                    </a:xfrm>
-                    <a:prstGeom prst="rect"/>
-                    <a:ln/>
-                  </pic:spPr>
-                </pic:pic>
-              </a:graphicData>
-            </a:graphic>
-          </wp:anchor>
-        </w:drawing>
       </w:r>
     </w:p>
     <w:p>
@@ -1970,8 +1928,14 @@
             </w:pPr>
             <w:r>
               <w:rPr>
-                <w:rtl w:val="0"/>
-              </w:rPr>
+                <w:b w:val="1"/>
+                <w:bCs w:val="1"/>
+                <w:sz w:val="24"/>
+                <w:szCs w:val="24"/>
+                <w:u w:val="single"/>
+                <w:rtl w:val="0"/>
+              </w:rPr>
+              <w:t xml:space="preserve">1.2</w:t>
             </w:r>
           </w:p>
         </w:tc>
@@ -1999,8 +1963,13 @@
             </w:pPr>
             <w:r>
               <w:rPr>
-                <w:rtl w:val="0"/>
-              </w:rPr>
+                <w:b w:val="1"/>
+                <w:bCs w:val="1"/>
+                <w:sz w:val="24"/>
+                <w:szCs w:val="24"/>
+                <w:rtl w:val="0"/>
+              </w:rPr>
+              <w:t xml:space="preserve">Kimleng</w:t>
             </w:r>
           </w:p>
         </w:tc>
@@ -2029,8 +1998,14 @@
             </w:pPr>
             <w:r>
               <w:rPr>
-                <w:rtl w:val="0"/>
-              </w:rPr>
+                <w:b w:val="1"/>
+                <w:bCs w:val="1"/>
+                <w:sz w:val="24"/>
+                <w:szCs w:val="24"/>
+                <w:u w:val="single"/>
+                <w:rtl w:val="0"/>
+              </w:rPr>
+              <w:t xml:space="preserve">10/05/2026</w:t>
             </w:r>
           </w:p>
         </w:tc>
@@ -2056,8 +2031,11 @@
             </w:pPr>
             <w:r>
               <w:rPr>
-                <w:rtl w:val="0"/>
-              </w:rPr>
+                <w:sz w:val="24"/>
+                <w:szCs w:val="24"/>
+                <w:rtl w:val="0"/>
+              </w:rPr>
+              <w:t xml:space="preserve">UI Design, API, and Database usage</w:t>
             </w:r>
           </w:p>
         </w:tc>
@@ -2092,8 +2070,14 @@
             </w:pPr>
             <w:r>
               <w:rPr>
-                <w:rtl w:val="0"/>
-              </w:rPr>
+                <w:b w:val="1"/>
+                <w:bCs w:val="1"/>
+                <w:sz w:val="24"/>
+                <w:szCs w:val="24"/>
+                <w:u w:val="single"/>
+                <w:rtl w:val="0"/>
+              </w:rPr>
+              <w:t xml:space="preserve">1.3</w:t>
             </w:r>
           </w:p>
         </w:tc>
@@ -2121,8 +2105,13 @@
             </w:pPr>
             <w:r>
               <w:rPr>
-                <w:rtl w:val="0"/>
-              </w:rPr>
+                <w:b w:val="1"/>
+                <w:bCs w:val="1"/>
+                <w:sz w:val="24"/>
+                <w:szCs w:val="24"/>
+                <w:rtl w:val="0"/>
+              </w:rPr>
+              <w:t xml:space="preserve">Sara Orion</w:t>
             </w:r>
           </w:p>
         </w:tc>
@@ -2151,8 +2140,14 @@
             </w:pPr>
             <w:r>
               <w:rPr>
-                <w:rtl w:val="0"/>
-              </w:rPr>
+                <w:b w:val="1"/>
+                <w:bCs w:val="1"/>
+                <w:sz w:val="24"/>
+                <w:szCs w:val="24"/>
+                <w:u w:val="single"/>
+                <w:rtl w:val="0"/>
+              </w:rPr>
+              <w:t xml:space="preserve">10/05/2026</w:t>
             </w:r>
           </w:p>
         </w:tc>
@@ -2178,8 +2173,11 @@
             </w:pPr>
             <w:r>
               <w:rPr>
-                <w:rtl w:val="0"/>
-              </w:rPr>
+                <w:sz w:val="24"/>
+                <w:szCs w:val="24"/>
+                <w:rtl w:val="0"/>
+              </w:rPr>
+              <w:t xml:space="preserve">Inventory functionality update</w:t>
             </w:r>
           </w:p>
         </w:tc>
@@ -2325,6 +2323,32 @@
         <w:rPr/>
       </w:pPr>
       <w:r>
+        <w:br w:type="page"/>
+      </w:r>
+      <w:r>
+        <w:rPr>
+          <w:rtl w:val="0"/>
+        </w:rPr>
+      </w:r>
+    </w:p>
+    <w:p>
+      <w:pPr>
+        <w:keepNext w:val="0"/>
+        <w:keepLines w:val="0"/>
+        <w:pageBreakBefore w:val="0"/>
+        <w:widowControl w:val="0"/>
+        <w:pBdr>
+          <w:top w:space="0" w:sz="0" w:val="nil"/>
+          <w:left w:space="0" w:sz="0" w:val="nil"/>
+          <w:bottom w:space="0" w:sz="0" w:val="nil"/>
+          <w:right w:space="0" w:sz="0" w:val="nil"/>
+          <w:between w:space="0" w:sz="0" w:val="nil"/>
+        </w:pBdr>
+        <w:shd w:fill="auto" w:val="clear"/>
+        <w:ind w:left="0" w:firstLine="0"/>
+        <w:rPr/>
+      </w:pPr>
+      <w:r>
         <w:rPr>
           <w:rtl w:val="0"/>
         </w:rPr>
@@ -2332,7 +2356,7 @@
     </w:p>
     <w:sdt>
       <w:sdtPr>
-        <w:id w:val="-1044477263"/>
+        <w:id w:val="861317149"/>
         <w:docPartObj>
           <w:docPartGallery w:val="Table of Contents"/>
           <w:docPartUnique w:val="1"/>
@@ -2633,6 +2657,198 @@
           <w:pPr>
             <w:widowControl w:val="0"/>
             <w:spacing w:before="60" w:line="240" w:lineRule="auto"/>
+            <w:ind w:left="360" w:firstLine="0"/>
+            <w:rPr>
+              <w:rFonts w:ascii="Arial" w:cs="Arial" w:eastAsia="Arial" w:hAnsi="Arial"/>
+              <w:b w:val="0"/>
+              <w:bCs w:val="0"/>
+              <w:i w:val="0"/>
+              <w:iCs w:val="0"/>
+              <w:smallCaps w:val="0"/>
+              <w:strike w:val="0"/>
+              <w:color w:val="1155cc"/>
+              <w:sz w:val="22"/>
+              <w:szCs w:val="22"/>
+              <w:u w:val="single"/>
+              <w:shd w:fill="auto" w:val="clear"/>
+              <w:vertAlign w:val="baseline"/>
+            </w:rPr>
+          </w:pPr>
+          <w:hyperlink w:anchor="_h8ohmnaw9q4">
+            <w:r>
+              <w:rPr>
+                <w:rFonts w:ascii="Arial" w:cs="Arial" w:eastAsia="Arial" w:hAnsi="Arial"/>
+                <w:b w:val="0"/>
+                <w:bCs w:val="0"/>
+                <w:i w:val="0"/>
+                <w:iCs w:val="0"/>
+                <w:smallCaps w:val="0"/>
+                <w:strike w:val="0"/>
+                <w:color w:val="1155cc"/>
+                <w:sz w:val="22"/>
+                <w:szCs w:val="22"/>
+                <w:u w:val="single"/>
+                <w:shd w:fill="auto" w:val="clear"/>
+                <w:vertAlign w:val="baseline"/>
+                <w:rtl w:val="0"/>
+              </w:rPr>
+              <w:t xml:space="preserve">3.2 Product Package Class Diagram</w:t>
+            </w:r>
+          </w:hyperlink>
+          <w:r>
+            <w:rPr>
+              <w:rtl w:val="0"/>
+            </w:rPr>
+          </w:r>
+        </w:p>
+        <w:p>
+          <w:pPr>
+            <w:widowControl w:val="0"/>
+            <w:spacing w:before="60" w:line="240" w:lineRule="auto"/>
+            <w:ind w:left="360" w:firstLine="0"/>
+            <w:rPr>
+              <w:rFonts w:ascii="Arial" w:cs="Arial" w:eastAsia="Arial" w:hAnsi="Arial"/>
+              <w:b w:val="0"/>
+              <w:bCs w:val="0"/>
+              <w:i w:val="0"/>
+              <w:iCs w:val="0"/>
+              <w:smallCaps w:val="0"/>
+              <w:strike w:val="0"/>
+              <w:color w:val="1155cc"/>
+              <w:sz w:val="22"/>
+              <w:szCs w:val="22"/>
+              <w:u w:val="single"/>
+              <w:shd w:fill="auto" w:val="clear"/>
+              <w:vertAlign w:val="baseline"/>
+            </w:rPr>
+          </w:pPr>
+          <w:hyperlink w:anchor="_6npujseer0jh">
+            <w:r>
+              <w:rPr>
+                <w:rFonts w:ascii="Arial" w:cs="Arial" w:eastAsia="Arial" w:hAnsi="Arial"/>
+                <w:b w:val="0"/>
+                <w:bCs w:val="0"/>
+                <w:i w:val="0"/>
+                <w:iCs w:val="0"/>
+                <w:smallCaps w:val="0"/>
+                <w:strike w:val="0"/>
+                <w:color w:val="1155cc"/>
+                <w:sz w:val="22"/>
+                <w:szCs w:val="22"/>
+                <w:u w:val="single"/>
+                <w:shd w:fill="auto" w:val="clear"/>
+                <w:vertAlign w:val="baseline"/>
+                <w:rtl w:val="0"/>
+              </w:rPr>
+              <w:t xml:space="preserve">3.3 Inventory Package Class Diagram</w:t>
+            </w:r>
+          </w:hyperlink>
+          <w:r>
+            <w:rPr>
+              <w:rtl w:val="0"/>
+            </w:rPr>
+          </w:r>
+        </w:p>
+        <w:p>
+          <w:pPr>
+            <w:widowControl w:val="0"/>
+            <w:spacing w:before="60" w:line="240" w:lineRule="auto"/>
+            <w:ind w:left="360" w:firstLine="0"/>
+            <w:rPr>
+              <w:rFonts w:ascii="Arial" w:cs="Arial" w:eastAsia="Arial" w:hAnsi="Arial"/>
+              <w:b w:val="0"/>
+              <w:bCs w:val="0"/>
+              <w:i w:val="0"/>
+              <w:iCs w:val="0"/>
+              <w:smallCaps w:val="0"/>
+              <w:strike w:val="0"/>
+              <w:color w:val="1155cc"/>
+              <w:sz w:val="22"/>
+              <w:szCs w:val="22"/>
+              <w:u w:val="single"/>
+              <w:shd w:fill="auto" w:val="clear"/>
+              <w:vertAlign w:val="baseline"/>
+            </w:rPr>
+          </w:pPr>
+          <w:hyperlink w:anchor="_p9bzxzalc313">
+            <w:r>
+              <w:rPr>
+                <w:rFonts w:ascii="Arial" w:cs="Arial" w:eastAsia="Arial" w:hAnsi="Arial"/>
+                <w:b w:val="0"/>
+                <w:bCs w:val="0"/>
+                <w:i w:val="0"/>
+                <w:iCs w:val="0"/>
+                <w:smallCaps w:val="0"/>
+                <w:strike w:val="0"/>
+                <w:color w:val="1155cc"/>
+                <w:sz w:val="22"/>
+                <w:szCs w:val="22"/>
+                <w:u w:val="single"/>
+                <w:shd w:fill="auto" w:val="clear"/>
+                <w:vertAlign w:val="baseline"/>
+                <w:rtl w:val="0"/>
+              </w:rPr>
+              <w:t xml:space="preserve">3.4 Report Package Class Diagram</w:t>
+            </w:r>
+          </w:hyperlink>
+          <w:r>
+            <w:rPr>
+              <w:rtl w:val="0"/>
+            </w:rPr>
+          </w:r>
+        </w:p>
+        <w:p>
+          <w:pPr>
+            <w:widowControl w:val="0"/>
+            <w:spacing w:before="60" w:line="240" w:lineRule="auto"/>
+            <w:ind w:left="360" w:firstLine="0"/>
+            <w:rPr>
+              <w:rFonts w:ascii="Arial" w:cs="Arial" w:eastAsia="Arial" w:hAnsi="Arial"/>
+              <w:b w:val="0"/>
+              <w:bCs w:val="0"/>
+              <w:i w:val="0"/>
+              <w:iCs w:val="0"/>
+              <w:smallCaps w:val="0"/>
+              <w:strike w:val="0"/>
+              <w:color w:val="1155cc"/>
+              <w:sz w:val="22"/>
+              <w:szCs w:val="22"/>
+              <w:u w:val="single"/>
+              <w:shd w:fill="auto" w:val="clear"/>
+              <w:vertAlign w:val="baseline"/>
+            </w:rPr>
+          </w:pPr>
+          <w:hyperlink w:anchor="_myuow49mrmsr">
+            <w:r>
+              <w:rPr>
+                <w:rFonts w:ascii="Arial" w:cs="Arial" w:eastAsia="Arial" w:hAnsi="Arial"/>
+                <w:b w:val="0"/>
+                <w:bCs w:val="0"/>
+                <w:i w:val="0"/>
+                <w:iCs w:val="0"/>
+                <w:smallCaps w:val="0"/>
+                <w:strike w:val="0"/>
+                <w:color w:val="1155cc"/>
+                <w:sz w:val="22"/>
+                <w:szCs w:val="22"/>
+                <w:u w:val="single"/>
+                <w:shd w:fill="auto" w:val="clear"/>
+                <w:vertAlign w:val="baseline"/>
+                <w:rtl w:val="0"/>
+              </w:rPr>
+              <w:t xml:space="preserve">3.5 Sales Package Class Diagram</w:t>
+            </w:r>
+          </w:hyperlink>
+          <w:r>
+            <w:rPr>
+              <w:rtl w:val="0"/>
+            </w:rPr>
+          </w:r>
+        </w:p>
+        <w:p>
+          <w:pPr>
+            <w:widowControl w:val="0"/>
+            <w:spacing w:before="60" w:line="240" w:lineRule="auto"/>
             <w:rPr>
               <w:rFonts w:ascii="Arial" w:cs="Arial" w:eastAsia="Arial" w:hAnsi="Arial"/>
               <w:b w:val="0"/>
@@ -2824,6 +3040,246 @@
           <w:pPr>
             <w:widowControl w:val="0"/>
             <w:spacing w:before="60" w:line="240" w:lineRule="auto"/>
+            <w:ind w:left="360" w:firstLine="0"/>
+            <w:rPr>
+              <w:rFonts w:ascii="Arial" w:cs="Arial" w:eastAsia="Arial" w:hAnsi="Arial"/>
+              <w:b w:val="0"/>
+              <w:bCs w:val="0"/>
+              <w:i w:val="0"/>
+              <w:iCs w:val="0"/>
+              <w:smallCaps w:val="0"/>
+              <w:strike w:val="0"/>
+              <w:color w:val="1155cc"/>
+              <w:sz w:val="22"/>
+              <w:szCs w:val="22"/>
+              <w:u w:val="single"/>
+              <w:shd w:fill="auto" w:val="clear"/>
+              <w:vertAlign w:val="baseline"/>
+            </w:rPr>
+          </w:pPr>
+          <w:hyperlink w:anchor="_2uldk1jxljga">
+            <w:r>
+              <w:rPr>
+                <w:rFonts w:ascii="Arial" w:cs="Arial" w:eastAsia="Arial" w:hAnsi="Arial"/>
+                <w:b w:val="0"/>
+                <w:bCs w:val="0"/>
+                <w:i w:val="0"/>
+                <w:iCs w:val="0"/>
+                <w:smallCaps w:val="0"/>
+                <w:strike w:val="0"/>
+                <w:color w:val="1155cc"/>
+                <w:sz w:val="22"/>
+                <w:szCs w:val="22"/>
+                <w:u w:val="single"/>
+                <w:shd w:fill="auto" w:val="clear"/>
+                <w:vertAlign w:val="baseline"/>
+                <w:rtl w:val="0"/>
+              </w:rPr>
+              <w:t xml:space="preserve">4.4. Application Main Layout</w:t>
+            </w:r>
+          </w:hyperlink>
+          <w:r>
+            <w:rPr>
+              <w:rtl w:val="0"/>
+            </w:rPr>
+          </w:r>
+        </w:p>
+        <w:p>
+          <w:pPr>
+            <w:widowControl w:val="0"/>
+            <w:spacing w:before="60" w:line="240" w:lineRule="auto"/>
+            <w:ind w:left="360" w:firstLine="0"/>
+            <w:rPr>
+              <w:rFonts w:ascii="Arial" w:cs="Arial" w:eastAsia="Arial" w:hAnsi="Arial"/>
+              <w:b w:val="0"/>
+              <w:bCs w:val="0"/>
+              <w:i w:val="0"/>
+              <w:iCs w:val="0"/>
+              <w:smallCaps w:val="0"/>
+              <w:strike w:val="0"/>
+              <w:color w:val="1155cc"/>
+              <w:sz w:val="22"/>
+              <w:szCs w:val="22"/>
+              <w:u w:val="single"/>
+              <w:shd w:fill="auto" w:val="clear"/>
+              <w:vertAlign w:val="baseline"/>
+            </w:rPr>
+          </w:pPr>
+          <w:hyperlink w:anchor="_61ltga698nd6">
+            <w:r>
+              <w:rPr>
+                <w:rFonts w:ascii="Arial" w:cs="Arial" w:eastAsia="Arial" w:hAnsi="Arial"/>
+                <w:b w:val="0"/>
+                <w:bCs w:val="0"/>
+                <w:i w:val="0"/>
+                <w:iCs w:val="0"/>
+                <w:smallCaps w:val="0"/>
+                <w:strike w:val="0"/>
+                <w:color w:val="1155cc"/>
+                <w:sz w:val="22"/>
+                <w:szCs w:val="22"/>
+                <w:u w:val="single"/>
+                <w:shd w:fill="auto" w:val="clear"/>
+                <w:vertAlign w:val="baseline"/>
+                <w:rtl w:val="0"/>
+              </w:rPr>
+              <w:t xml:space="preserve">4.5. Product Catalog Screen</w:t>
+            </w:r>
+          </w:hyperlink>
+          <w:r>
+            <w:rPr>
+              <w:rtl w:val="0"/>
+            </w:rPr>
+          </w:r>
+        </w:p>
+        <w:p>
+          <w:pPr>
+            <w:widowControl w:val="0"/>
+            <w:spacing w:before="60" w:line="240" w:lineRule="auto"/>
+            <w:ind w:left="360" w:firstLine="0"/>
+            <w:rPr>
+              <w:rFonts w:ascii="Arial" w:cs="Arial" w:eastAsia="Arial" w:hAnsi="Arial"/>
+              <w:b w:val="0"/>
+              <w:bCs w:val="0"/>
+              <w:i w:val="0"/>
+              <w:iCs w:val="0"/>
+              <w:smallCaps w:val="0"/>
+              <w:strike w:val="0"/>
+              <w:color w:val="1155cc"/>
+              <w:sz w:val="22"/>
+              <w:szCs w:val="22"/>
+              <w:u w:val="single"/>
+              <w:shd w:fill="auto" w:val="clear"/>
+              <w:vertAlign w:val="baseline"/>
+            </w:rPr>
+          </w:pPr>
+          <w:hyperlink w:anchor="_xwe0rbvuke6m">
+            <w:r>
+              <w:rPr>
+                <w:rFonts w:ascii="Arial" w:cs="Arial" w:eastAsia="Arial" w:hAnsi="Arial"/>
+                <w:b w:val="0"/>
+                <w:bCs w:val="0"/>
+                <w:i w:val="0"/>
+                <w:iCs w:val="0"/>
+                <w:smallCaps w:val="0"/>
+                <w:strike w:val="0"/>
+                <w:color w:val="1155cc"/>
+                <w:sz w:val="22"/>
+                <w:szCs w:val="22"/>
+                <w:u w:val="single"/>
+                <w:shd w:fill="auto" w:val="clear"/>
+                <w:vertAlign w:val="baseline"/>
+                <w:rtl w:val="0"/>
+              </w:rPr>
+              <w:t xml:space="preserve">4.6. Inventory Report Screen</w:t>
+            </w:r>
+          </w:hyperlink>
+          <w:r>
+            <w:rPr>
+              <w:rtl w:val="0"/>
+            </w:rPr>
+          </w:r>
+        </w:p>
+        <w:p>
+          <w:pPr>
+            <w:widowControl w:val="0"/>
+            <w:spacing w:before="60" w:line="240" w:lineRule="auto"/>
+            <w:ind w:left="360" w:firstLine="0"/>
+            <w:rPr>
+              <w:rFonts w:ascii="Arial" w:cs="Arial" w:eastAsia="Arial" w:hAnsi="Arial"/>
+              <w:b w:val="0"/>
+              <w:bCs w:val="0"/>
+              <w:i w:val="0"/>
+              <w:iCs w:val="0"/>
+              <w:smallCaps w:val="0"/>
+              <w:strike w:val="0"/>
+              <w:color w:val="1155cc"/>
+              <w:sz w:val="22"/>
+              <w:szCs w:val="22"/>
+              <w:u w:val="single"/>
+              <w:shd w:fill="auto" w:val="clear"/>
+              <w:vertAlign w:val="baseline"/>
+            </w:rPr>
+          </w:pPr>
+          <w:hyperlink w:anchor="_85a5ujkbmoc3">
+            <w:r>
+              <w:rPr>
+                <w:rFonts w:ascii="Arial" w:cs="Arial" w:eastAsia="Arial" w:hAnsi="Arial"/>
+                <w:b w:val="0"/>
+                <w:bCs w:val="0"/>
+                <w:i w:val="0"/>
+                <w:iCs w:val="0"/>
+                <w:smallCaps w:val="0"/>
+                <w:strike w:val="0"/>
+                <w:color w:val="1155cc"/>
+                <w:sz w:val="22"/>
+                <w:szCs w:val="22"/>
+                <w:u w:val="single"/>
+                <w:shd w:fill="auto" w:val="clear"/>
+                <w:vertAlign w:val="baseline"/>
+                <w:rtl w:val="0"/>
+              </w:rPr>
+              <w:t xml:space="preserve">4.7. Inventory Health &amp; Stock Entry Screen</w:t>
+            </w:r>
+          </w:hyperlink>
+          <w:r>
+            <w:rPr>
+              <w:rtl w:val="0"/>
+            </w:rPr>
+          </w:r>
+        </w:p>
+        <w:p>
+          <w:pPr>
+            <w:widowControl w:val="0"/>
+            <w:spacing w:before="60" w:line="240" w:lineRule="auto"/>
+            <w:ind w:left="360" w:firstLine="0"/>
+            <w:rPr>
+              <w:rFonts w:ascii="Arial" w:cs="Arial" w:eastAsia="Arial" w:hAnsi="Arial"/>
+              <w:b w:val="0"/>
+              <w:bCs w:val="0"/>
+              <w:i w:val="0"/>
+              <w:iCs w:val="0"/>
+              <w:smallCaps w:val="0"/>
+              <w:strike w:val="0"/>
+              <w:color w:val="1155cc"/>
+              <w:sz w:val="22"/>
+              <w:szCs w:val="22"/>
+              <w:u w:val="single"/>
+              <w:shd w:fill="auto" w:val="clear"/>
+              <w:vertAlign w:val="baseline"/>
+            </w:rPr>
+          </w:pPr>
+          <w:hyperlink w:anchor="_tr6qjvul2zd7">
+            <w:r>
+              <w:rPr>
+                <w:rFonts w:ascii="Arial" w:cs="Arial" w:eastAsia="Arial" w:hAnsi="Arial"/>
+                <w:b w:val="0"/>
+                <w:bCs w:val="0"/>
+                <w:i w:val="0"/>
+                <w:iCs w:val="0"/>
+                <w:smallCaps w:val="0"/>
+                <w:strike w:val="0"/>
+                <w:color w:val="1155cc"/>
+                <w:sz w:val="22"/>
+                <w:szCs w:val="22"/>
+                <w:u w:val="single"/>
+                <w:shd w:fill="auto" w:val="clear"/>
+                <w:vertAlign w:val="baseline"/>
+                <w:rtl w:val="0"/>
+              </w:rPr>
+              <w:t xml:space="preserve">4.8. User Management Screen</w:t>
+            </w:r>
+          </w:hyperlink>
+          <w:r>
+            <w:rPr>
+              <w:rtl w:val="0"/>
+            </w:rPr>
+          </w:r>
+        </w:p>
+        <w:p>
+          <w:pPr>
+            <w:widowControl w:val="0"/>
+            <w:spacing w:before="60" w:line="240" w:lineRule="auto"/>
             <w:rPr>
               <w:rFonts w:ascii="Arial" w:cs="Arial" w:eastAsia="Arial" w:hAnsi="Arial"/>
               <w:b w:val="0"/>
@@ -3705,7 +4161,7 @@
         <w:widowControl w:val="0"/>
         <w:numPr>
           <w:ilvl w:val="0"/>
-          <w:numId w:val="17"/>
+          <w:numId w:val="22"/>
         </w:numPr>
         <w:pBdr>
           <w:top w:space="0" w:sz="0" w:val="nil"/>
@@ -3787,7 +4243,7 @@
         <w:widowControl w:val="0"/>
         <w:numPr>
           <w:ilvl w:val="0"/>
-          <w:numId w:val="17"/>
+          <w:numId w:val="22"/>
         </w:numPr>
         <w:pBdr>
           <w:top w:space="0" w:sz="0" w:val="nil"/>
@@ -3902,18 +4358,18 @@
         <w:rPr/>
         <w:drawing>
           <wp:inline distB="114300" distT="114300" distL="114300" distR="114300">
-            <wp:extent cx="5943600" cy="4584700"/>
+            <wp:extent cx="5681663" cy="4379615"/>
             <wp:effectExtent b="0" l="0" r="0" t="0"/>
-            <wp:docPr id="4" name="image2.png"/>
+            <wp:docPr id="14" name="image5.png"/>
             <a:graphic>
               <a:graphicData uri="http://schemas.openxmlformats.org/drawingml/2006/picture">
                 <pic:pic>
                   <pic:nvPicPr>
-                    <pic:cNvPr id="0" name="image2.png"/>
+                    <pic:cNvPr id="0" name="image5.png"/>
                     <pic:cNvPicPr preferRelativeResize="0"/>
                   </pic:nvPicPr>
                   <pic:blipFill>
-                    <a:blip r:embed="rId7"/>
+                    <a:blip r:embed="rId6"/>
                     <a:srcRect b="0" l="0" r="0" t="0"/>
                     <a:stretch>
                       <a:fillRect/>
@@ -3922,7 +4378,7 @@
                   <pic:spPr>
                     <a:xfrm>
                       <a:off x="0" y="0"/>
-                      <a:ext cx="5943600" cy="4584700"/>
+                      <a:ext cx="5681663" cy="4379615"/>
                     </a:xfrm>
                     <a:prstGeom prst="rect"/>
                     <a:ln/>
@@ -3971,7 +4427,7 @@
         <w:widowControl w:val="0"/>
         <w:numPr>
           <w:ilvl w:val="0"/>
-          <w:numId w:val="10"/>
+          <w:numId w:val="14"/>
         </w:numPr>
         <w:pBdr>
           <w:top w:space="0" w:sz="0" w:val="nil"/>
@@ -4009,7 +4465,7 @@
         <w:widowControl w:val="0"/>
         <w:numPr>
           <w:ilvl w:val="0"/>
-          <w:numId w:val="10"/>
+          <w:numId w:val="14"/>
         </w:numPr>
         <w:pBdr>
           <w:top w:space="0" w:sz="0" w:val="nil"/>
@@ -4036,7 +4492,7 @@
         <w:rPr>
           <w:rtl w:val="0"/>
         </w:rPr>
-        <w:t xml:space="preserve">: The business logic does not know or care whether data is stored in PostgreSQL, MongoDB, or an in-memory mock during testing.</w:t>
+        <w:t xml:space="preserve">: The business logic does not know or care whether data is stored in MySQL, MongoDB, or an in-memory mock during testing.</w:t>
       </w:r>
     </w:p>
     <w:p>
@@ -4047,7 +4503,7 @@
         <w:widowControl w:val="0"/>
         <w:numPr>
           <w:ilvl w:val="0"/>
-          <w:numId w:val="10"/>
+          <w:numId w:val="14"/>
         </w:numPr>
         <w:pBdr>
           <w:top w:space="0" w:sz="0" w:val="nil"/>
@@ -4079,6 +4535,29 @@
     </w:p>
     <w:p>
       <w:pPr>
+        <w:keepNext w:val="0"/>
+        <w:keepLines w:val="0"/>
+        <w:pageBreakBefore w:val="0"/>
+        <w:widowControl w:val="0"/>
+        <w:pBdr>
+          <w:top w:space="0" w:sz="0" w:val="nil"/>
+          <w:left w:space="0" w:sz="0" w:val="nil"/>
+          <w:bottom w:space="0" w:sz="0" w:val="nil"/>
+          <w:right w:space="0" w:sz="0" w:val="nil"/>
+          <w:between w:space="0" w:sz="0" w:val="nil"/>
+        </w:pBdr>
+        <w:shd w:fill="auto" w:val="clear"/>
+        <w:rPr/>
+      </w:pPr>
+      <w:r>
+        <w:rPr>
+          <w:rtl w:val="0"/>
+        </w:rPr>
+        <w:tab/>
+      </w:r>
+    </w:p>
+    <w:p>
+      <w:pPr>
         <w:pStyle w:val="Heading2"/>
         <w:widowControl w:val="0"/>
         <w:ind w:left="720" w:firstLine="0"/>
@@ -4131,16 +4610,16 @@
           <wp:inline distB="114300" distT="114300" distL="114300" distR="114300">
             <wp:extent cx="5943600" cy="8077200"/>
             <wp:effectExtent b="0" l="0" r="0" t="0"/>
-            <wp:docPr id="1" name="image7.png"/>
+            <wp:docPr id="1" name="image11.png"/>
             <a:graphic>
               <a:graphicData uri="http://schemas.openxmlformats.org/drawingml/2006/picture">
                 <pic:pic>
                   <pic:nvPicPr>
-                    <pic:cNvPr id="0" name="image7.png"/>
+                    <pic:cNvPr id="0" name="image11.png"/>
                     <pic:cNvPicPr preferRelativeResize="0"/>
                   </pic:nvPicPr>
                   <pic:blipFill>
-                    <a:blip r:embed="rId8"/>
+                    <a:blip r:embed="rId7"/>
                     <a:srcRect b="0" l="0" r="0" t="0"/>
                     <a:stretch>
                       <a:fillRect/>
@@ -4190,7 +4669,7 @@
       <w:pPr>
         <w:numPr>
           <w:ilvl w:val="0"/>
-          <w:numId w:val="11"/>
+          <w:numId w:val="15"/>
         </w:numPr>
         <w:ind w:left="1440" w:hanging="360"/>
         <w:rPr>
@@ -4238,7 +4717,7 @@
       <w:pPr>
         <w:numPr>
           <w:ilvl w:val="0"/>
-          <w:numId w:val="11"/>
+          <w:numId w:val="15"/>
         </w:numPr>
         <w:ind w:left="1440" w:hanging="360"/>
         <w:rPr>
@@ -4284,7 +4763,7 @@
       <w:pPr>
         <w:numPr>
           <w:ilvl w:val="0"/>
-          <w:numId w:val="21"/>
+          <w:numId w:val="26"/>
         </w:numPr>
         <w:ind w:left="1440" w:hanging="360"/>
         <w:rPr>
@@ -4310,7 +4789,7 @@
       <w:pPr>
         <w:numPr>
           <w:ilvl w:val="0"/>
-          <w:numId w:val="21"/>
+          <w:numId w:val="26"/>
         </w:numPr>
         <w:ind w:left="1440" w:hanging="360"/>
         <w:rPr>
@@ -4370,7 +4849,7 @@
       <w:pPr>
         <w:numPr>
           <w:ilvl w:val="0"/>
-          <w:numId w:val="20"/>
+          <w:numId w:val="25"/>
         </w:numPr>
         <w:ind w:left="1440" w:hanging="360"/>
         <w:rPr>
@@ -4396,7 +4875,7 @@
       <w:pPr>
         <w:numPr>
           <w:ilvl w:val="0"/>
-          <w:numId w:val="20"/>
+          <w:numId w:val="25"/>
         </w:numPr>
         <w:ind w:left="1440" w:hanging="360"/>
         <w:rPr>
@@ -4442,7 +4921,7 @@
       <w:pPr>
         <w:numPr>
           <w:ilvl w:val="0"/>
-          <w:numId w:val="13"/>
+          <w:numId w:val="17"/>
         </w:numPr>
         <w:ind w:left="1440" w:hanging="360"/>
         <w:rPr>
@@ -4468,7 +4947,7 @@
       <w:pPr>
         <w:numPr>
           <w:ilvl w:val="0"/>
-          <w:numId w:val="13"/>
+          <w:numId w:val="17"/>
         </w:numPr>
         <w:ind w:left="1440" w:hanging="360"/>
         <w:rPr>
@@ -4495,7 +4974,7 @@
         <w:pStyle w:val="Heading1"/>
         <w:numPr>
           <w:ilvl w:val="0"/>
-          <w:numId w:val="17"/>
+          <w:numId w:val="22"/>
         </w:numPr>
         <w:ind w:left="720" w:hanging="360"/>
       </w:pPr>
@@ -4590,11 +5069,6 @@
       <w:pPr>
         <w:ind w:left="720" w:firstLine="0"/>
         <w:rPr/>
-        <w:sectPr>
-          <w:type w:val="nextPage"/>
-          <w:pgSz w:h="12240" w:w="15840" w:orient="landscape"/>
-          <w:pgMar w:bottom="1440" w:top="1440" w:left="1440" w:right="1440" w:header="0" w:footer="720"/>
-        </w:sectPr>
       </w:pPr>
       <w:r>
         <w:rPr/>
@@ -4602,16 +5076,16 @@
           <wp:inline distB="114300" distT="114300" distL="114300" distR="114300">
             <wp:extent cx="7705725" cy="3852863"/>
             <wp:effectExtent b="0" l="0" r="0" t="0"/>
-            <wp:docPr id="5" name="image8.png"/>
+            <wp:docPr id="6" name="image4.png"/>
             <a:graphic>
               <a:graphicData uri="http://schemas.openxmlformats.org/drawingml/2006/picture">
                 <pic:pic>
                   <pic:nvPicPr>
-                    <pic:cNvPr id="0" name="image8.png"/>
+                    <pic:cNvPr id="0" name="image4.png"/>
                     <pic:cNvPicPr preferRelativeResize="0"/>
                   </pic:nvPicPr>
                   <pic:blipFill>
-                    <a:blip r:embed="rId9"/>
+                    <a:blip r:embed="rId8"/>
                     <a:srcRect b="0" l="0" r="0" t="0"/>
                     <a:stretch>
                       <a:fillRect/>
@@ -4639,15 +5113,90 @@
     </w:p>
     <w:p>
       <w:pPr>
+        <w:ind w:left="720" w:firstLine="0"/>
+        <w:rPr/>
+      </w:pPr>
+      <w:r>
+        <w:rPr>
+          <w:rtl w:val="0"/>
+        </w:rPr>
+        <w:t xml:space="preserve">The following package diagrams will be added with the final version of the project</w:t>
+      </w:r>
+    </w:p>
+    <w:p>
+      <w:pPr>
+        <w:pStyle w:val="Heading2"/>
+        <w:rPr/>
+      </w:pPr>
+      <w:bookmarkStart w:colFirst="0" w:colLast="0" w:name="_h8ohmnaw9q4" w:id="12"/>
+      <w:bookmarkEnd w:id="12"/>
+      <w:r>
+        <w:rPr>
+          <w:rtl w:val="0"/>
+        </w:rPr>
+        <w:t xml:space="preserve">3.2 Product Package Class Diagram</w:t>
+      </w:r>
+    </w:p>
+    <w:p>
+      <w:pPr>
+        <w:pStyle w:val="Heading2"/>
+        <w:ind w:left="720" w:firstLine="0"/>
+        <w:rPr/>
+      </w:pPr>
+      <w:bookmarkStart w:colFirst="0" w:colLast="0" w:name="_6npujseer0jh" w:id="13"/>
+      <w:bookmarkEnd w:id="13"/>
+      <w:r>
+        <w:rPr>
+          <w:rtl w:val="0"/>
+        </w:rPr>
+        <w:t xml:space="preserve">3.3 Inventory Package Class Diagram</w:t>
+      </w:r>
+    </w:p>
+    <w:p>
+      <w:pPr>
+        <w:pStyle w:val="Heading2"/>
+        <w:ind w:left="720" w:firstLine="0"/>
+        <w:rPr/>
+      </w:pPr>
+      <w:bookmarkStart w:colFirst="0" w:colLast="0" w:name="_p9bzxzalc313" w:id="14"/>
+      <w:bookmarkEnd w:id="14"/>
+      <w:r>
+        <w:rPr>
+          <w:rtl w:val="0"/>
+        </w:rPr>
+        <w:t xml:space="preserve">3.4 Report Package Class Diagram</w:t>
+      </w:r>
+    </w:p>
+    <w:p>
+      <w:pPr>
+        <w:pStyle w:val="Heading2"/>
+        <w:rPr/>
+        <w:sectPr>
+          <w:type w:val="nextPage"/>
+          <w:pgSz w:h="12240" w:w="15840" w:orient="landscape"/>
+          <w:pgMar w:bottom="1440" w:top="1440" w:left="1440" w:right="1440" w:header="0" w:footer="720"/>
+        </w:sectPr>
+      </w:pPr>
+      <w:bookmarkStart w:colFirst="0" w:colLast="0" w:name="_myuow49mrmsr" w:id="15"/>
+      <w:bookmarkEnd w:id="15"/>
+      <w:r>
+        <w:rPr>
+          <w:rtl w:val="0"/>
+        </w:rPr>
+        <w:t xml:space="preserve">3.5 Sales Package Class Diagram</w:t>
+      </w:r>
+    </w:p>
+    <w:p>
+      <w:pPr>
         <w:pStyle w:val="Heading1"/>
         <w:numPr>
           <w:ilvl w:val="0"/>
-          <w:numId w:val="17"/>
+          <w:numId w:val="22"/>
         </w:numPr>
         <w:ind w:left="720" w:hanging="360"/>
       </w:pPr>
-      <w:bookmarkStart w:colFirst="0" w:colLast="0" w:name="_7ucksmkf6rzx" w:id="12"/>
-      <w:bookmarkEnd w:id="12"/>
+      <w:bookmarkStart w:colFirst="0" w:colLast="0" w:name="_7ucksmkf6rzx" w:id="16"/>
+      <w:bookmarkEnd w:id="16"/>
       <w:r>
         <w:rPr>
           <w:rtl w:val="0"/>
@@ -4664,8 +5213,8 @@
           <w:bCs w:val="0"/>
         </w:rPr>
       </w:pPr>
-      <w:bookmarkStart w:colFirst="0" w:colLast="0" w:name="_hrului18bjpp" w:id="13"/>
-      <w:bookmarkEnd w:id="13"/>
+      <w:bookmarkStart w:colFirst="0" w:colLast="0" w:name="_hrului18bjpp" w:id="17"/>
+      <w:bookmarkEnd w:id="17"/>
       <w:r>
         <w:rPr>
           <w:b w:val="0"/>
@@ -4710,8 +5259,8 @@
           <w:bCs w:val="0"/>
         </w:rPr>
       </w:pPr>
-      <w:bookmarkStart w:colFirst="0" w:colLast="0" w:name="_bhb109flpoa2" w:id="14"/>
-      <w:bookmarkEnd w:id="14"/>
+      <w:bookmarkStart w:colFirst="0" w:colLast="0" w:name="_bhb109flpoa2" w:id="18"/>
+      <w:bookmarkEnd w:id="18"/>
       <w:r>
         <w:rPr>
           <w:b w:val="0"/>
@@ -4737,7 +5286,7 @@
       <w:pPr>
         <w:numPr>
           <w:ilvl w:val="0"/>
-          <w:numId w:val="7"/>
+          <w:numId w:val="11"/>
         </w:numPr>
         <w:ind w:left="1440" w:hanging="360"/>
         <w:rPr>
@@ -4763,7 +5312,7 @@
       <w:pPr>
         <w:numPr>
           <w:ilvl w:val="0"/>
-          <w:numId w:val="7"/>
+          <w:numId w:val="11"/>
         </w:numPr>
         <w:ind w:left="1440" w:hanging="360"/>
         <w:rPr>
@@ -4789,7 +5338,7 @@
       <w:pPr>
         <w:numPr>
           <w:ilvl w:val="0"/>
-          <w:numId w:val="7"/>
+          <w:numId w:val="11"/>
         </w:numPr>
         <w:ind w:left="1440" w:hanging="360"/>
         <w:rPr>
@@ -4820,8 +5369,8 @@
           <w:bCs w:val="0"/>
         </w:rPr>
       </w:pPr>
-      <w:bookmarkStart w:colFirst="0" w:colLast="0" w:name="_m3iblgayuw8o" w:id="15"/>
-      <w:bookmarkEnd w:id="15"/>
+      <w:bookmarkStart w:colFirst="0" w:colLast="0" w:name="_m3iblgayuw8o" w:id="19"/>
+      <w:bookmarkEnd w:id="19"/>
       <w:r>
         <w:rPr>
           <w:b w:val="0"/>
@@ -4845,27 +5394,19 @@
     </w:p>
     <w:p>
       <w:pPr>
+        <w:pStyle w:val="Heading3"/>
         <w:ind w:left="720" w:firstLine="0"/>
-        <w:rPr/>
-      </w:pPr>
-      <w:r>
-        <w:rPr>
-          <w:rtl w:val="0"/>
-        </w:rPr>
-      </w:r>
-    </w:p>
-    <w:p>
-      <w:pPr>
-        <w:ind w:left="720" w:firstLine="0"/>
-        <w:rPr>
-          <w:b w:val="1"/>
-          <w:bCs w:val="1"/>
-        </w:rPr>
-      </w:pPr>
-      <w:r>
-        <w:rPr>
-          <w:b w:val="1"/>
-          <w:bCs w:val="1"/>
+        <w:rPr>
+          <w:b w:val="0"/>
+          <w:bCs w:val="0"/>
+        </w:rPr>
+      </w:pPr>
+      <w:bookmarkStart w:colFirst="0" w:colLast="0" w:name="_n5d3yakpqiz3" w:id="20"/>
+      <w:bookmarkEnd w:id="20"/>
+      <w:r>
+        <w:rPr>
+          <w:b w:val="0"/>
+          <w:bCs w:val="0"/>
           <w:rtl w:val="0"/>
         </w:rPr>
         <w:t xml:space="preserve">Visual &amp; Workflow Implementation</w:t>
@@ -4875,7 +5416,7 @@
       <w:pPr>
         <w:numPr>
           <w:ilvl w:val="0"/>
-          <w:numId w:val="8"/>
+          <w:numId w:val="12"/>
         </w:numPr>
         <w:ind w:left="1440" w:hanging="360"/>
         <w:rPr>
@@ -4898,14 +5439,87 @@
         <w:rPr/>
         <w:drawing>
           <wp:inline distB="114300" distT="114300" distL="114300" distR="114300">
-            <wp:extent cx="2890533" cy="2112962"/>
+            <wp:extent cx="3871913" cy="3379989"/>
             <wp:effectExtent b="0" l="0" r="0" t="0"/>
-            <wp:docPr id="2" name="image4.png"/>
+            <wp:docPr id="4" name="image14.png"/>
             <a:graphic>
               <a:graphicData uri="http://schemas.openxmlformats.org/drawingml/2006/picture">
                 <pic:pic>
                   <pic:nvPicPr>
-                    <pic:cNvPr id="0" name="image4.png"/>
+                    <pic:cNvPr id="0" name="image14.png"/>
+                    <pic:cNvPicPr preferRelativeResize="0"/>
+                  </pic:nvPicPr>
+                  <pic:blipFill>
+                    <a:blip r:embed="rId9"/>
+                    <a:srcRect b="0" l="0" r="0" t="0"/>
+                    <a:stretch>
+                      <a:fillRect/>
+                    </a:stretch>
+                  </pic:blipFill>
+                  <pic:spPr>
+                    <a:xfrm>
+                      <a:off x="0" y="0"/>
+                      <a:ext cx="3871913" cy="3379989"/>
+                    </a:xfrm>
+                    <a:prstGeom prst="rect"/>
+                    <a:ln/>
+                  </pic:spPr>
+                </pic:pic>
+              </a:graphicData>
+            </a:graphic>
+          </wp:inline>
+        </w:drawing>
+      </w:r>
+      <w:r>
+        <w:rPr>
+          <w:rtl w:val="0"/>
+        </w:rPr>
+      </w:r>
+    </w:p>
+    <w:p>
+      <w:pPr>
+        <w:rPr/>
+      </w:pPr>
+      <w:r>
+        <w:rPr>
+          <w:rtl w:val="0"/>
+        </w:rPr>
+      </w:r>
+    </w:p>
+    <w:p>
+      <w:pPr>
+        <w:widowControl w:val="0"/>
+        <w:numPr>
+          <w:ilvl w:val="0"/>
+          <w:numId w:val="1"/>
+        </w:numPr>
+        <w:ind w:left="1440" w:hanging="360"/>
+      </w:pPr>
+      <w:r>
+        <w:rPr>
+          <w:rtl w:val="0"/>
+        </w:rPr>
+        <w:t xml:space="preserve">When invalid login credential, an error message is thrown in the form.</w:t>
+      </w:r>
+    </w:p>
+    <w:p>
+      <w:pPr>
+        <w:widowControl w:val="0"/>
+        <w:ind w:left="1440" w:firstLine="0"/>
+        <w:rPr/>
+      </w:pPr>
+      <w:r>
+        <w:rPr/>
+        <w:drawing>
+          <wp:inline distB="114300" distT="114300" distL="114300" distR="114300">
+            <wp:extent cx="3861709" cy="3348038"/>
+            <wp:effectExtent b="0" l="0" r="0" t="0"/>
+            <wp:docPr id="9" name="image10.png"/>
+            <a:graphic>
+              <a:graphicData uri="http://schemas.openxmlformats.org/drawingml/2006/picture">
+                <pic:pic>
+                  <pic:nvPicPr>
+                    <pic:cNvPr id="0" name="image10.png"/>
                     <pic:cNvPicPr preferRelativeResize="0"/>
                   </pic:nvPicPr>
                   <pic:blipFill>
@@ -4918,7 +5532,7 @@
                   <pic:spPr>
                     <a:xfrm>
                       <a:off x="0" y="0"/>
-                      <a:ext cx="2890533" cy="2112962"/>
+                      <a:ext cx="3861709" cy="3348038"/>
                     </a:xfrm>
                     <a:prstGeom prst="rect"/>
                     <a:ln/>
@@ -4929,16 +5543,6 @@
           </wp:inline>
         </w:drawing>
       </w:r>
-      <w:r>
-        <w:rPr>
-          <w:rtl w:val="0"/>
-        </w:rPr>
-      </w:r>
-    </w:p>
-    <w:p>
-      <w:pPr>
-        <w:rPr/>
-      </w:pPr>
       <w:r>
         <w:rPr>
           <w:rtl w:val="0"/>
@@ -4975,46 +5579,6 @@
         </w:rPr>
         <w:t xml:space="preserve">When login successfully, the system redirects to the dashboard.</w:t>
       </w:r>
-      <w:r>
-        <w:rPr/>
-        <w:drawing>
-          <wp:inline distB="114300" distT="114300" distL="114300" distR="114300">
-            <wp:extent cx="3795713" cy="1484221"/>
-            <wp:effectExtent b="0" l="0" r="0" t="0"/>
-            <wp:docPr id="7" name="image1.png"/>
-            <a:graphic>
-              <a:graphicData uri="http://schemas.openxmlformats.org/drawingml/2006/picture">
-                <pic:pic>
-                  <pic:nvPicPr>
-                    <pic:cNvPr id="0" name="image1.png"/>
-                    <pic:cNvPicPr preferRelativeResize="0"/>
-                  </pic:nvPicPr>
-                  <pic:blipFill>
-                    <a:blip r:embed="rId11"/>
-                    <a:srcRect b="0" l="0" r="0" t="0"/>
-                    <a:stretch>
-                      <a:fillRect/>
-                    </a:stretch>
-                  </pic:blipFill>
-                  <pic:spPr>
-                    <a:xfrm>
-                      <a:off x="0" y="0"/>
-                      <a:ext cx="3795713" cy="1484221"/>
-                    </a:xfrm>
-                    <a:prstGeom prst="rect"/>
-                    <a:ln/>
-                  </pic:spPr>
-                </pic:pic>
-              </a:graphicData>
-            </a:graphic>
-          </wp:inline>
-        </w:drawing>
-      </w:r>
-      <w:r>
-        <w:rPr>
-          <w:rtl w:val="0"/>
-        </w:rPr>
-      </w:r>
     </w:p>
     <w:p>
       <w:pPr>
@@ -5046,10 +5610,6 @@
         <w:keepLines w:val="0"/>
         <w:pageBreakBefore w:val="0"/>
         <w:widowControl w:val="0"/>
-        <w:numPr>
-          <w:ilvl w:val="0"/>
-          <w:numId w:val="22"/>
-        </w:numPr>
         <w:pBdr>
           <w:top w:space="0" w:sz="0" w:val="nil"/>
           <w:left w:space="0" w:sz="0" w:val="nil"/>
@@ -5059,16 +5619,13 @@
         </w:pBdr>
         <w:shd w:fill="auto" w:val="clear"/>
         <w:spacing w:after="0" w:before="0" w:line="276" w:lineRule="auto"/>
-        <w:ind w:left="1440" w:right="0" w:hanging="360"/>
-        <w:rPr>
-          <w:u w:val="none"/>
-        </w:rPr>
-      </w:pPr>
-      <w:r>
-        <w:rPr>
-          <w:rtl w:val="0"/>
-        </w:rPr>
-        <w:t xml:space="preserve">When invalid login credential, an error message is thrown in the form.</w:t>
+        <w:ind w:left="1440" w:right="0" w:firstLine="0"/>
+        <w:rPr/>
+      </w:pPr>
+      <w:r>
+        <w:rPr>
+          <w:rtl w:val="0"/>
+        </w:rPr>
       </w:r>
     </w:p>
     <w:p>
@@ -5090,17 +5647,301 @@
         <w:rPr/>
       </w:pPr>
       <w:r>
+        <w:rPr>
+          <w:rtl w:val="0"/>
+        </w:rPr>
+      </w:r>
+    </w:p>
+    <w:p>
+      <w:pPr>
+        <w:keepNext w:val="0"/>
+        <w:keepLines w:val="0"/>
+        <w:pageBreakBefore w:val="0"/>
+        <w:widowControl w:val="0"/>
+        <w:pBdr>
+          <w:top w:space="0" w:sz="0" w:val="nil"/>
+          <w:left w:space="0" w:sz="0" w:val="nil"/>
+          <w:bottom w:space="0" w:sz="0" w:val="nil"/>
+          <w:right w:space="0" w:sz="0" w:val="nil"/>
+          <w:between w:space="0" w:sz="0" w:val="nil"/>
+        </w:pBdr>
+        <w:shd w:fill="auto" w:val="clear"/>
+        <w:spacing w:after="0" w:before="0" w:line="276" w:lineRule="auto"/>
+        <w:ind w:left="1440" w:right="0" w:firstLine="0"/>
+        <w:rPr/>
+      </w:pPr>
+      <w:r>
+        <w:rPr>
+          <w:rtl w:val="0"/>
+        </w:rPr>
+      </w:r>
+    </w:p>
+    <w:p>
+      <w:pPr>
+        <w:keepNext w:val="0"/>
+        <w:keepLines w:val="0"/>
+        <w:pageBreakBefore w:val="0"/>
+        <w:widowControl w:val="0"/>
+        <w:pBdr>
+          <w:top w:space="0" w:sz="0" w:val="nil"/>
+          <w:left w:space="0" w:sz="0" w:val="nil"/>
+          <w:bottom w:space="0" w:sz="0" w:val="nil"/>
+          <w:right w:space="0" w:sz="0" w:val="nil"/>
+          <w:between w:space="0" w:sz="0" w:val="nil"/>
+        </w:pBdr>
+        <w:shd w:fill="auto" w:val="clear"/>
+        <w:spacing w:after="0" w:before="0" w:line="276" w:lineRule="auto"/>
+        <w:ind w:left="1440" w:right="0" w:firstLine="0"/>
+        <w:rPr/>
+      </w:pPr>
+      <w:r>
+        <w:rPr>
+          <w:rtl w:val="0"/>
+        </w:rPr>
+      </w:r>
+    </w:p>
+    <w:p>
+      <w:pPr>
+        <w:pStyle w:val="Heading2"/>
+        <w:keepNext w:val="0"/>
+        <w:keepLines w:val="0"/>
+        <w:widowControl w:val="0"/>
+        <w:spacing w:line="211.05883058823525" w:lineRule="auto"/>
+        <w:ind w:left="740" w:firstLine="0"/>
+        <w:rPr>
+          <w:b w:val="0"/>
+          <w:bCs w:val="0"/>
+        </w:rPr>
+      </w:pPr>
+      <w:bookmarkStart w:colFirst="0" w:colLast="0" w:name="_2uldk1jxljga" w:id="21"/>
+      <w:bookmarkEnd w:id="21"/>
+      <w:r>
+        <w:rPr>
+          <w:b w:val="0"/>
+          <w:bCs w:val="0"/>
+          <w:rtl w:val="0"/>
+        </w:rPr>
+        <w:t xml:space="preserve">4.4. Application Main Layout</w:t>
+      </w:r>
+    </w:p>
+    <w:p>
+      <w:pPr>
+        <w:widowControl w:val="0"/>
+        <w:spacing w:line="276.00000545454543" w:lineRule="auto"/>
+        <w:ind w:left="720" w:firstLine="0"/>
+        <w:rPr/>
+      </w:pPr>
+      <w:r>
+        <w:rPr>
+          <w:rtl w:val="0"/>
+        </w:rPr>
+        <w:t xml:space="preserve">The application’s main layout provides a consistent navigation structure across all screens. The primary menu includes Dashboard, Products, Inventory, Sales, Reports, and Users, allowing users to access the system’s core functions. A header bar at the top displays the application name, while the upper-right area shows the signed-in user’s name and provides a Log Out button for securely ending the session.</w:t>
+      </w:r>
+    </w:p>
+    <w:p>
+      <w:pPr>
+        <w:widowControl w:val="0"/>
+        <w:spacing w:line="276.00000545454543" w:lineRule="auto"/>
+        <w:ind w:left="720" w:firstLine="0"/>
+        <w:rPr/>
+      </w:pPr>
+      <w:r>
+        <w:rPr>
+          <w:rtl w:val="0"/>
+        </w:rPr>
+      </w:r>
+    </w:p>
+    <w:p>
+      <w:pPr>
+        <w:widowControl w:val="0"/>
+        <w:spacing w:line="276.00000545454543" w:lineRule="auto"/>
+        <w:jc w:val="center"/>
+        <w:rPr/>
+      </w:pPr>
+      <w:r>
         <w:rPr/>
         <w:drawing>
           <wp:inline distB="114300" distT="114300" distL="114300" distR="114300">
-            <wp:extent cx="3780453" cy="2671763"/>
+            <wp:extent cx="5943600" cy="3365500"/>
             <wp:effectExtent b="0" l="0" r="0" t="0"/>
-            <wp:docPr id="3" name="image6.png"/>
+            <wp:docPr id="15" name="image15.png"/>
             <a:graphic>
               <a:graphicData uri="http://schemas.openxmlformats.org/drawingml/2006/picture">
                 <pic:pic>
                   <pic:nvPicPr>
-                    <pic:cNvPr id="0" name="image6.png"/>
+                    <pic:cNvPr id="0" name="image15.png"/>
+                    <pic:cNvPicPr preferRelativeResize="0"/>
+                  </pic:nvPicPr>
+                  <pic:blipFill>
+                    <a:blip r:embed="rId11"/>
+                    <a:srcRect b="0" l="0" r="0" t="0"/>
+                    <a:stretch>
+                      <a:fillRect/>
+                    </a:stretch>
+                  </pic:blipFill>
+                  <pic:spPr>
+                    <a:xfrm>
+                      <a:off x="0" y="0"/>
+                      <a:ext cx="5943600" cy="3365500"/>
+                    </a:xfrm>
+                    <a:prstGeom prst="rect"/>
+                    <a:ln/>
+                  </pic:spPr>
+                </pic:pic>
+              </a:graphicData>
+            </a:graphic>
+          </wp:inline>
+        </w:drawing>
+      </w:r>
+      <w:r>
+        <w:rPr>
+          <w:rtl w:val="0"/>
+        </w:rPr>
+      </w:r>
+    </w:p>
+    <w:p>
+      <w:pPr>
+        <w:keepNext w:val="0"/>
+        <w:keepLines w:val="0"/>
+        <w:pageBreakBefore w:val="0"/>
+        <w:widowControl w:val="0"/>
+        <w:pBdr>
+          <w:top w:space="0" w:sz="0" w:val="nil"/>
+          <w:left w:space="0" w:sz="0" w:val="nil"/>
+          <w:bottom w:space="0" w:sz="0" w:val="nil"/>
+          <w:right w:space="0" w:sz="0" w:val="nil"/>
+          <w:between w:space="0" w:sz="0" w:val="nil"/>
+        </w:pBdr>
+        <w:shd w:fill="auto" w:val="clear"/>
+        <w:spacing w:after="0" w:before="0" w:line="276" w:lineRule="auto"/>
+        <w:ind w:left="1440" w:right="0" w:firstLine="0"/>
+        <w:rPr/>
+      </w:pPr>
+      <w:r>
+        <w:rPr>
+          <w:rtl w:val="0"/>
+        </w:rPr>
+      </w:r>
+    </w:p>
+    <w:p>
+      <w:pPr>
+        <w:pStyle w:val="Heading2"/>
+        <w:keepNext w:val="0"/>
+        <w:keepLines w:val="0"/>
+        <w:widowControl w:val="0"/>
+        <w:spacing w:line="211.05883058823525" w:lineRule="auto"/>
+        <w:ind w:left="740" w:firstLine="0"/>
+        <w:rPr>
+          <w:b w:val="0"/>
+          <w:bCs w:val="0"/>
+        </w:rPr>
+      </w:pPr>
+      <w:bookmarkStart w:colFirst="0" w:colLast="0" w:name="_61ltga698nd6" w:id="22"/>
+      <w:bookmarkEnd w:id="22"/>
+      <w:r>
+        <w:rPr>
+          <w:b w:val="0"/>
+          <w:bCs w:val="0"/>
+          <w:rtl w:val="0"/>
+        </w:rPr>
+        <w:t xml:space="preserve">4.5. Product Catalog Screen</w:t>
+      </w:r>
+    </w:p>
+    <w:p>
+      <w:pPr>
+        <w:widowControl w:val="0"/>
+        <w:spacing w:line="276.00000545454543" w:lineRule="auto"/>
+        <w:ind w:left="720" w:firstLine="0"/>
+        <w:rPr/>
+      </w:pPr>
+      <w:r>
+        <w:rPr>
+          <w:rtl w:val="0"/>
+        </w:rPr>
+        <w:t xml:space="preserve">The Product Catalog screen provides a centralized interface for managing and locating product records. It contains three main components: the Product Form, Product Search, and Product List.</w:t>
+      </w:r>
+    </w:p>
+    <w:p>
+      <w:pPr>
+        <w:pStyle w:val="Heading3"/>
+        <w:widowControl w:val="0"/>
+        <w:spacing w:line="276.00000545454543" w:lineRule="auto"/>
+        <w:ind w:left="720" w:firstLine="0"/>
+        <w:rPr>
+          <w:b w:val="0"/>
+          <w:bCs w:val="0"/>
+        </w:rPr>
+      </w:pPr>
+      <w:bookmarkStart w:colFirst="0" w:colLast="0" w:name="_vjpfczpvsg9" w:id="23"/>
+      <w:bookmarkEnd w:id="23"/>
+      <w:r>
+        <w:rPr>
+          <w:b w:val="0"/>
+          <w:bCs w:val="0"/>
+          <w:rtl w:val="0"/>
+        </w:rPr>
+        <w:t xml:space="preserve">Visual &amp; Workflow Implementation</w:t>
+      </w:r>
+    </w:p>
+    <w:p>
+      <w:pPr>
+        <w:widowControl w:val="0"/>
+        <w:numPr>
+          <w:ilvl w:val="0"/>
+          <w:numId w:val="8"/>
+        </w:numPr>
+        <w:ind w:left="1440" w:hanging="360"/>
+        <w:rPr>
+          <w:u w:val="none"/>
+        </w:rPr>
+      </w:pPr>
+      <w:r>
+        <w:rPr>
+          <w:b w:val="1"/>
+          <w:bCs w:val="1"/>
+          <w:rtl w:val="0"/>
+        </w:rPr>
+        <w:t xml:space="preserve">Product Form:</w:t>
+      </w:r>
+      <w:r>
+        <w:rPr>
+          <w:rtl w:val="0"/>
+        </w:rPr>
+        <w:t xml:space="preserve"> Allows users to create and maintain product information, including the associated category.</w:t>
+      </w:r>
+    </w:p>
+    <w:p>
+      <w:pPr>
+        <w:widowControl w:val="0"/>
+        <w:ind w:left="1440" w:firstLine="0"/>
+        <w:rPr/>
+      </w:pPr>
+      <w:r>
+        <w:rPr>
+          <w:rtl w:val="0"/>
+        </w:rPr>
+      </w:r>
+    </w:p>
+    <w:p>
+      <w:pPr>
+        <w:widowControl w:val="0"/>
+        <w:spacing w:line="276.00000545454543" w:lineRule="auto"/>
+        <w:ind w:left="360" w:firstLine="0"/>
+        <w:jc w:val="center"/>
+        <w:rPr/>
+      </w:pPr>
+      <w:r>
+        <w:rPr/>
+        <w:drawing>
+          <wp:inline distB="114300" distT="114300" distL="114300" distR="114300">
+            <wp:extent cx="3962391" cy="4319588"/>
+            <wp:effectExtent b="0" l="0" r="0" t="0"/>
+            <wp:docPr id="5" name="image13.png"/>
+            <a:graphic>
+              <a:graphicData uri="http://schemas.openxmlformats.org/drawingml/2006/picture">
+                <pic:pic>
+                  <pic:nvPicPr>
+                    <pic:cNvPr id="0" name="image13.png"/>
                     <pic:cNvPicPr preferRelativeResize="0"/>
                   </pic:nvPicPr>
                   <pic:blipFill>
@@ -5113,7 +5954,7 @@
                   <pic:spPr>
                     <a:xfrm>
                       <a:off x="0" y="0"/>
-                      <a:ext cx="3780453" cy="2671763"/>
+                      <a:ext cx="3962391" cy="4319588"/>
                     </a:xfrm>
                     <a:prstGeom prst="rect"/>
                     <a:ln/>
@@ -5125,44 +5966,227 @@
         </w:drawing>
       </w:r>
       <w:r>
-        <w:br w:type="page"/>
-      </w:r>
-      <w:r>
-        <w:rPr>
-          <w:rtl w:val="0"/>
-        </w:rPr>
-      </w:r>
-    </w:p>
-    <w:p>
-      <w:pPr>
-        <w:pStyle w:val="Heading1"/>
+        <w:rPr>
+          <w:rtl w:val="0"/>
+        </w:rPr>
+      </w:r>
+    </w:p>
+    <w:p>
+      <w:pPr>
+        <w:widowControl w:val="0"/>
+        <w:spacing w:line="276.00000545454543" w:lineRule="auto"/>
+        <w:ind w:left="360" w:firstLine="0"/>
+        <w:jc w:val="center"/>
+        <w:rPr/>
+      </w:pPr>
+      <w:r>
+        <w:rPr>
+          <w:rtl w:val="0"/>
+        </w:rPr>
+        <w:t xml:space="preserve"> </w:t>
+      </w:r>
+    </w:p>
+    <w:p>
+      <w:pPr>
+        <w:widowControl w:val="0"/>
         <w:numPr>
           <w:ilvl w:val="0"/>
-          <w:numId w:val="17"/>
+          <w:numId w:val="2"/>
         </w:numPr>
-        <w:ind w:left="720" w:hanging="360"/>
-      </w:pPr>
-      <w:bookmarkStart w:colFirst="0" w:colLast="0" w:name="_tcmuor4nl1kz" w:id="16"/>
-      <w:bookmarkEnd w:id="16"/>
-      <w:r>
-        <w:rPr>
-          <w:rtl w:val="0"/>
-        </w:rPr>
-        <w:t xml:space="preserve">Database Design</w:t>
-      </w:r>
-    </w:p>
-    <w:p>
-      <w:pPr>
-        <w:pageBreakBefore w:val="0"/>
+        <w:ind w:left="1440" w:hanging="360"/>
+        <w:rPr>
+          <w:u w:val="none"/>
+        </w:rPr>
+      </w:pPr>
+      <w:r>
+        <w:rPr>
+          <w:rFonts w:ascii="Times New Roman" w:cs="Times New Roman" w:eastAsia="Times New Roman" w:hAnsi="Times New Roman"/>
+          <w:b w:val="1"/>
+          <w:bCs w:val="1"/>
+          <w:sz w:val="14"/>
+          <w:szCs w:val="14"/>
+          <w:rtl w:val="0"/>
+        </w:rPr>
+        <w:t xml:space="preserve"> </w:t>
+      </w:r>
+      <w:r>
+        <w:rPr>
+          <w:b w:val="1"/>
+          <w:bCs w:val="1"/>
+          <w:rtl w:val="0"/>
+        </w:rPr>
+        <w:t xml:space="preserve">Product Search: </w:t>
+      </w:r>
+      <w:r>
+        <w:rPr>
+          <w:rtl w:val="0"/>
+        </w:rPr>
+        <w:t xml:space="preserve">Enables users to locate products by name or category.</w:t>
+      </w:r>
+    </w:p>
+    <w:p>
+      <w:pPr>
+        <w:widowControl w:val="0"/>
+        <w:ind w:left="1440" w:firstLine="0"/>
+        <w:rPr/>
+      </w:pPr>
+      <w:r>
+        <w:rPr>
+          <w:rtl w:val="0"/>
+        </w:rPr>
+      </w:r>
+    </w:p>
+    <w:p>
+      <w:pPr>
+        <w:widowControl w:val="0"/>
+        <w:spacing w:line="276.00000545454543" w:lineRule="auto"/>
+        <w:ind w:left="0" w:firstLine="0"/>
+        <w:jc w:val="center"/>
+        <w:rPr/>
+      </w:pPr>
+      <w:r>
+        <w:rPr/>
+        <w:drawing>
+          <wp:inline distB="114300" distT="114300" distL="114300" distR="114300">
+            <wp:extent cx="5943600" cy="774700"/>
+            <wp:effectExtent b="0" l="0" r="0" t="0"/>
+            <wp:docPr id="11" name="image8.png"/>
+            <a:graphic>
+              <a:graphicData uri="http://schemas.openxmlformats.org/drawingml/2006/picture">
+                <pic:pic>
+                  <pic:nvPicPr>
+                    <pic:cNvPr id="0" name="image8.png"/>
+                    <pic:cNvPicPr preferRelativeResize="0"/>
+                  </pic:nvPicPr>
+                  <pic:blipFill>
+                    <a:blip r:embed="rId13"/>
+                    <a:srcRect b="0" l="0" r="0" t="0"/>
+                    <a:stretch>
+                      <a:fillRect/>
+                    </a:stretch>
+                  </pic:blipFill>
+                  <pic:spPr>
+                    <a:xfrm>
+                      <a:off x="0" y="0"/>
+                      <a:ext cx="5943600" cy="774700"/>
+                    </a:xfrm>
+                    <a:prstGeom prst="rect"/>
+                    <a:ln/>
+                  </pic:spPr>
+                </pic:pic>
+              </a:graphicData>
+            </a:graphic>
+          </wp:inline>
+        </w:drawing>
+      </w:r>
+      <w:r>
+        <w:rPr>
+          <w:rtl w:val="0"/>
+        </w:rPr>
+      </w:r>
+    </w:p>
+    <w:p>
+      <w:pPr>
+        <w:widowControl w:val="0"/>
+        <w:spacing w:line="276.00000545454543" w:lineRule="auto"/>
+        <w:ind w:left="1800" w:firstLine="0"/>
+        <w:rPr/>
+      </w:pPr>
+      <w:r>
+        <w:rPr>
+          <w:rtl w:val="0"/>
+        </w:rPr>
+      </w:r>
+    </w:p>
+    <w:p>
+      <w:pPr>
+        <w:widowControl w:val="0"/>
+        <w:numPr>
+          <w:ilvl w:val="0"/>
+          <w:numId w:val="3"/>
+        </w:numPr>
+        <w:ind w:left="1440" w:hanging="360"/>
+        <w:rPr>
+          <w:u w:val="none"/>
+        </w:rPr>
+      </w:pPr>
+      <w:r>
+        <w:rPr>
+          <w:b w:val="1"/>
+          <w:bCs w:val="1"/>
+          <w:rtl w:val="0"/>
+        </w:rPr>
+        <w:t xml:space="preserve">Product List:</w:t>
+      </w:r>
+      <w:r>
+        <w:rPr>
+          <w:rtl w:val="0"/>
+        </w:rPr>
+        <w:t xml:space="preserve"> Displays matching products in a paginated table for quick review.</w:t>
+      </w:r>
+    </w:p>
+    <w:p>
+      <w:pPr>
+        <w:widowControl w:val="0"/>
+        <w:spacing w:line="276.00000545454543" w:lineRule="auto"/>
+        <w:ind w:left="0" w:firstLine="0"/>
+        <w:jc w:val="center"/>
+        <w:rPr/>
+      </w:pPr>
+      <w:r>
+        <w:rPr/>
+        <w:drawing>
+          <wp:inline distB="114300" distT="114300" distL="114300" distR="114300">
+            <wp:extent cx="5422769" cy="4214813"/>
+            <wp:effectExtent b="0" l="0" r="0" t="0"/>
+            <wp:docPr id="8" name="image16.png"/>
+            <a:graphic>
+              <a:graphicData uri="http://schemas.openxmlformats.org/drawingml/2006/picture">
+                <pic:pic>
+                  <pic:nvPicPr>
+                    <pic:cNvPr id="0" name="image16.png"/>
+                    <pic:cNvPicPr preferRelativeResize="0"/>
+                  </pic:nvPicPr>
+                  <pic:blipFill>
+                    <a:blip r:embed="rId14"/>
+                    <a:srcRect b="0" l="0" r="0" t="0"/>
+                    <a:stretch>
+                      <a:fillRect/>
+                    </a:stretch>
+                  </pic:blipFill>
+                  <pic:spPr>
+                    <a:xfrm>
+                      <a:off x="0" y="0"/>
+                      <a:ext cx="5422769" cy="4214813"/>
+                    </a:xfrm>
+                    <a:prstGeom prst="rect"/>
+                    <a:ln/>
+                  </pic:spPr>
+                </pic:pic>
+              </a:graphicData>
+            </a:graphic>
+          </wp:inline>
+        </w:drawing>
+      </w:r>
+      <w:r>
+        <w:rPr>
+          <w:rtl w:val="0"/>
+        </w:rPr>
+      </w:r>
+    </w:p>
+    <w:p>
+      <w:pPr>
+        <w:pStyle w:val="Heading2"/>
         <w:widowControl w:val="0"/>
         <w:ind w:left="720" w:firstLine="0"/>
         <w:rPr/>
       </w:pPr>
-      <w:r>
-        <w:rPr>
-          <w:rtl w:val="0"/>
-        </w:rPr>
-        <w:t xml:space="preserve">This document outlines the relational database architecture for the Bluejay application. The database is optimized for transactional consistency, role-based access control, inventory accuracy, and explicit auditability.</w:t>
+      <w:bookmarkStart w:colFirst="0" w:colLast="0" w:name="_mgcgn4vy393a" w:id="24"/>
+      <w:bookmarkEnd w:id="24"/>
+      <w:r>
+        <w:rPr>
+          <w:rtl w:val="0"/>
+        </w:rPr>
       </w:r>
     </w:p>
     <w:p>
@@ -5171,29 +6195,468 @@
         <w:widowControl w:val="0"/>
         <w:ind w:left="720" w:firstLine="0"/>
         <w:rPr>
+          <w:rFonts w:ascii="Trebuchet MS" w:cs="Trebuchet MS" w:eastAsia="Trebuchet MS" w:hAnsi="Trebuchet MS"/>
+          <w:sz w:val="26"/>
+          <w:szCs w:val="26"/>
+        </w:rPr>
+      </w:pPr>
+      <w:bookmarkStart w:colFirst="0" w:colLast="0" w:name="_xwe0rbvuke6m" w:id="25"/>
+      <w:bookmarkEnd w:id="25"/>
+      <w:r>
+        <w:rPr>
+          <w:rFonts w:ascii="Trebuchet MS" w:cs="Trebuchet MS" w:eastAsia="Trebuchet MS" w:hAnsi="Trebuchet MS"/>
+          <w:sz w:val="26"/>
+          <w:szCs w:val="26"/>
+          <w:rtl w:val="0"/>
+        </w:rPr>
+        <w:t xml:space="preserve">4.6. Inventory Report Screen</w:t>
+      </w:r>
+    </w:p>
+    <w:p>
+      <w:pPr>
+        <w:widowControl w:val="0"/>
+        <w:spacing w:line="276.00000545454543" w:lineRule="auto"/>
+        <w:ind w:left="720" w:firstLine="0"/>
+        <w:jc w:val="both"/>
+        <w:rPr/>
+      </w:pPr>
+      <w:r>
+        <w:rPr>
+          <w:rtl w:val="0"/>
+        </w:rPr>
+        <w:t xml:space="preserve">The Inventory Report screen provides a high-level view of each product’s current stock balance and latest cost, enabling users to quickly monitor inventory levels and product valuation. The system calculates these values by aggregating all inbound and outbound stock entries for each product. Inbound entries increase the stock-on-hand balance, while outbound entries reduce it, and the latest recorded cost is displayed for reference. Because the stock-entry feature is currently under development, no inventory transactions have been recorded; therefore, the report currently displays zero values.</w:t>
+      </w:r>
+    </w:p>
+    <w:p>
+      <w:pPr>
+        <w:widowControl w:val="0"/>
+        <w:spacing w:line="276.00000545454543" w:lineRule="auto"/>
+        <w:ind w:left="1440" w:firstLine="0"/>
+        <w:rPr/>
+      </w:pPr>
+      <w:r>
+        <w:rPr>
+          <w:rtl w:val="0"/>
+        </w:rPr>
+        <w:t xml:space="preserve"> </w:t>
+      </w:r>
+    </w:p>
+    <w:p>
+      <w:pPr>
+        <w:widowControl w:val="0"/>
+        <w:spacing w:line="276.00000545454543" w:lineRule="auto"/>
+        <w:ind w:left="1440" w:firstLine="0"/>
+        <w:rPr/>
+      </w:pPr>
+      <w:r>
+        <w:rPr/>
+        <w:drawing>
+          <wp:inline distB="114300" distT="114300" distL="114300" distR="114300">
+            <wp:extent cx="3911600" cy="3238500"/>
+            <wp:effectExtent b="0" l="0" r="0" t="0"/>
+            <wp:docPr id="2" name="image1.jpg"/>
+            <a:graphic>
+              <a:graphicData uri="http://schemas.openxmlformats.org/drawingml/2006/picture">
+                <pic:pic>
+                  <pic:nvPicPr>
+                    <pic:cNvPr id="0" name="image1.jpg"/>
+                    <pic:cNvPicPr preferRelativeResize="0"/>
+                  </pic:nvPicPr>
+                  <pic:blipFill>
+                    <a:blip r:embed="rId15"/>
+                    <a:srcRect b="0" l="0" r="0" t="0"/>
+                    <a:stretch>
+                      <a:fillRect/>
+                    </a:stretch>
+                  </pic:blipFill>
+                  <pic:spPr>
+                    <a:xfrm>
+                      <a:off x="0" y="0"/>
+                      <a:ext cx="3911600" cy="3238500"/>
+                    </a:xfrm>
+                    <a:prstGeom prst="rect"/>
+                    <a:ln/>
+                  </pic:spPr>
+                </pic:pic>
+              </a:graphicData>
+            </a:graphic>
+          </wp:inline>
+        </w:drawing>
+      </w:r>
+      <w:r>
+        <w:rPr>
+          <w:rtl w:val="0"/>
+        </w:rPr>
+      </w:r>
+    </w:p>
+    <w:p>
+      <w:pPr>
+        <w:widowControl w:val="0"/>
+        <w:spacing w:line="276.00000545454543" w:lineRule="auto"/>
+        <w:ind w:left="1440" w:firstLine="0"/>
+        <w:rPr/>
+      </w:pPr>
+      <w:r>
+        <w:rPr>
+          <w:rtl w:val="0"/>
+        </w:rPr>
+      </w:r>
+    </w:p>
+    <w:p>
+      <w:pPr>
+        <w:pStyle w:val="Heading2"/>
+        <w:ind w:left="720" w:firstLine="0"/>
+        <w:rPr/>
+      </w:pPr>
+      <w:bookmarkStart w:colFirst="0" w:colLast="0" w:name="_85a5ujkbmoc3" w:id="26"/>
+      <w:bookmarkEnd w:id="26"/>
+      <w:r>
+        <w:rPr>
+          <w:rtl w:val="0"/>
+        </w:rPr>
+        <w:t xml:space="preserve">4.7. Inventory Health &amp; Stock Entry Screen</w:t>
+      </w:r>
+    </w:p>
+    <w:p>
+      <w:pPr>
+        <w:ind w:left="720" w:firstLine="0"/>
+        <w:rPr/>
+      </w:pPr>
+      <w:r>
+        <w:rPr>
+          <w:rtl w:val="0"/>
+        </w:rPr>
+        <w:t xml:space="preserve">The Inventory Health &amp; Stock Entry screen provides a centralized interface for tracking and entering stock into the inventory. It contains three main components: the Stock Entry Form, Inventory Health, and Inventory List.</w:t>
+      </w:r>
+    </w:p>
+    <w:p>
+      <w:pPr>
+        <w:pStyle w:val="Heading3"/>
+        <w:widowControl w:val="0"/>
+        <w:spacing w:line="276.00000545454543" w:lineRule="auto"/>
+        <w:ind w:left="720" w:firstLine="0"/>
+        <w:rPr>
           <w:b w:val="0"/>
           <w:bCs w:val="0"/>
         </w:rPr>
       </w:pPr>
-      <w:bookmarkStart w:colFirst="0" w:colLast="0" w:name="_bfpuediwmgj4" w:id="17"/>
-      <w:bookmarkEnd w:id="17"/>
+      <w:bookmarkStart w:colFirst="0" w:colLast="0" w:name="_6d97qgai7l1i" w:id="27"/>
+      <w:bookmarkEnd w:id="27"/>
       <w:r>
         <w:rPr>
           <w:b w:val="0"/>
           <w:bCs w:val="0"/>
           <w:rtl w:val="0"/>
         </w:rPr>
-        <w:t xml:space="preserve">5.1. Database Architecture Overview</w:t>
-      </w:r>
-    </w:p>
-    <w:p>
-      <w:pPr>
-        <w:pageBreakBefore w:val="0"/>
+        <w:t xml:space="preserve">Visual &amp; Workflow Implementation</w:t>
+      </w:r>
+    </w:p>
+    <w:p>
+      <w:pPr>
+        <w:numPr>
+          <w:ilvl w:val="0"/>
+          <w:numId w:val="7"/>
+        </w:numPr>
+        <w:ind w:left="1440" w:hanging="360"/>
+        <w:rPr>
+          <w:u w:val="none"/>
+        </w:rPr>
+      </w:pPr>
+      <w:r>
+        <w:rPr>
+          <w:b w:val="1"/>
+          <w:bCs w:val="1"/>
+          <w:rtl w:val="0"/>
+        </w:rPr>
+        <w:t xml:space="preserve">Stock Entry Form:</w:t>
+      </w:r>
+      <w:r>
+        <w:rPr>
+          <w:rtl w:val="0"/>
+        </w:rPr>
+        <w:t xml:space="preserve"> Allows users to update the stock amount in the inventory.</w:t>
+      </w:r>
+    </w:p>
+    <w:p>
+      <w:pPr>
+        <w:jc w:val="center"/>
+        <w:rPr/>
+      </w:pPr>
+      <w:r>
+        <w:rPr/>
+        <w:drawing>
+          <wp:inline distB="114300" distT="114300" distL="114300" distR="114300">
+            <wp:extent cx="3238500" cy="3136980"/>
+            <wp:effectExtent b="0" l="0" r="0" t="0"/>
+            <wp:docPr id="12" name="image12.png"/>
+            <a:graphic>
+              <a:graphicData uri="http://schemas.openxmlformats.org/drawingml/2006/picture">
+                <pic:pic>
+                  <pic:nvPicPr>
+                    <pic:cNvPr id="0" name="image12.png"/>
+                    <pic:cNvPicPr preferRelativeResize="0"/>
+                  </pic:nvPicPr>
+                  <pic:blipFill>
+                    <a:blip r:embed="rId16"/>
+                    <a:srcRect b="0" l="0" r="0" t="0"/>
+                    <a:stretch>
+                      <a:fillRect/>
+                    </a:stretch>
+                  </pic:blipFill>
+                  <pic:spPr>
+                    <a:xfrm>
+                      <a:off x="0" y="0"/>
+                      <a:ext cx="3238500" cy="3136980"/>
+                    </a:xfrm>
+                    <a:prstGeom prst="rect"/>
+                    <a:ln/>
+                  </pic:spPr>
+                </pic:pic>
+              </a:graphicData>
+            </a:graphic>
+          </wp:inline>
+        </w:drawing>
+      </w:r>
+      <w:r>
+        <w:rPr>
+          <w:rtl w:val="0"/>
+        </w:rPr>
+      </w:r>
+    </w:p>
+    <w:p>
+      <w:pPr>
+        <w:numPr>
+          <w:ilvl w:val="0"/>
+          <w:numId w:val="7"/>
+        </w:numPr>
+        <w:ind w:left="1440" w:hanging="360"/>
+        <w:rPr>
+          <w:u w:val="none"/>
+        </w:rPr>
+      </w:pPr>
+      <w:r>
+        <w:rPr>
+          <w:b w:val="1"/>
+          <w:bCs w:val="1"/>
+          <w:rtl w:val="0"/>
+        </w:rPr>
+        <w:t xml:space="preserve">Inventory Health: </w:t>
+      </w:r>
+      <w:r>
+        <w:rPr>
+          <w:rtl w:val="0"/>
+        </w:rPr>
+        <w:t xml:space="preserve">Provides a graphical chart of the products that have low stock.</w:t>
+      </w:r>
+    </w:p>
+    <w:p>
+      <w:pPr>
+        <w:jc w:val="center"/>
+        <w:rPr/>
+      </w:pPr>
+      <w:r>
+        <w:rPr/>
+        <w:drawing>
+          <wp:inline distB="114300" distT="114300" distL="114300" distR="114300">
+            <wp:extent cx="4491633" cy="3500438"/>
+            <wp:effectExtent b="0" l="0" r="0" t="0"/>
+            <wp:docPr id="16" name="image6.png"/>
+            <a:graphic>
+              <a:graphicData uri="http://schemas.openxmlformats.org/drawingml/2006/picture">
+                <pic:pic>
+                  <pic:nvPicPr>
+                    <pic:cNvPr id="0" name="image6.png"/>
+                    <pic:cNvPicPr preferRelativeResize="0"/>
+                  </pic:nvPicPr>
+                  <pic:blipFill>
+                    <a:blip r:embed="rId17"/>
+                    <a:srcRect b="0" l="0" r="0" t="0"/>
+                    <a:stretch>
+                      <a:fillRect/>
+                    </a:stretch>
+                  </pic:blipFill>
+                  <pic:spPr>
+                    <a:xfrm>
+                      <a:off x="0" y="0"/>
+                      <a:ext cx="4491633" cy="3500438"/>
+                    </a:xfrm>
+                    <a:prstGeom prst="rect"/>
+                    <a:ln/>
+                  </pic:spPr>
+                </pic:pic>
+              </a:graphicData>
+            </a:graphic>
+          </wp:inline>
+        </w:drawing>
+      </w:r>
+      <w:r>
+        <w:rPr>
+          <w:rtl w:val="0"/>
+        </w:rPr>
+      </w:r>
+    </w:p>
+    <w:p>
+      <w:pPr>
+        <w:numPr>
+          <w:ilvl w:val="0"/>
+          <w:numId w:val="7"/>
+        </w:numPr>
+        <w:ind w:left="1440" w:hanging="360"/>
+        <w:rPr>
+          <w:u w:val="none"/>
+        </w:rPr>
+      </w:pPr>
+      <w:r>
+        <w:rPr>
+          <w:b w:val="1"/>
+          <w:bCs w:val="1"/>
+          <w:rtl w:val="0"/>
+        </w:rPr>
+        <w:t xml:space="preserve">Inventory List: </w:t>
+      </w:r>
+      <w:r>
+        <w:rPr>
+          <w:rtl w:val="0"/>
+        </w:rPr>
+        <w:t xml:space="preserve">Displays a complete list of the inventory items.</w:t>
+      </w:r>
+    </w:p>
+    <w:p>
+      <w:pPr>
+        <w:jc w:val="center"/>
+        <w:rPr/>
+      </w:pPr>
+      <w:r>
+        <w:rPr/>
+        <w:drawing>
+          <wp:inline distB="114300" distT="114300" distL="114300" distR="114300">
+            <wp:extent cx="4448175" cy="2533562"/>
+            <wp:effectExtent b="0" l="0" r="0" t="0"/>
+            <wp:docPr id="10" name="image7.png"/>
+            <a:graphic>
+              <a:graphicData uri="http://schemas.openxmlformats.org/drawingml/2006/picture">
+                <pic:pic>
+                  <pic:nvPicPr>
+                    <pic:cNvPr id="0" name="image7.png"/>
+                    <pic:cNvPicPr preferRelativeResize="0"/>
+                  </pic:nvPicPr>
+                  <pic:blipFill>
+                    <a:blip r:embed="rId18"/>
+                    <a:srcRect b="0" l="0" r="0" t="0"/>
+                    <a:stretch>
+                      <a:fillRect/>
+                    </a:stretch>
+                  </pic:blipFill>
+                  <pic:spPr>
+                    <a:xfrm>
+                      <a:off x="0" y="0"/>
+                      <a:ext cx="4448175" cy="2533562"/>
+                    </a:xfrm>
+                    <a:prstGeom prst="rect"/>
+                    <a:ln/>
+                  </pic:spPr>
+                </pic:pic>
+              </a:graphicData>
+            </a:graphic>
+          </wp:inline>
+        </w:drawing>
+      </w:r>
+      <w:r>
+        <w:rPr>
+          <w:rtl w:val="0"/>
+        </w:rPr>
+      </w:r>
+    </w:p>
+    <w:p>
+      <w:pPr>
+        <w:jc w:val="left"/>
+        <w:rPr/>
+      </w:pPr>
+      <w:r>
+        <w:rPr>
+          <w:rtl w:val="0"/>
+        </w:rPr>
+      </w:r>
+    </w:p>
+    <w:p>
+      <w:pPr>
+        <w:pStyle w:val="Heading2"/>
+        <w:ind w:left="720" w:firstLine="0"/>
+        <w:rPr/>
+      </w:pPr>
+      <w:bookmarkStart w:colFirst="0" w:colLast="0" w:name="_tr6qjvul2zd7" w:id="28"/>
+      <w:bookmarkEnd w:id="28"/>
+      <w:r>
+        <w:rPr>
+          <w:rtl w:val="0"/>
+        </w:rPr>
+        <w:t xml:space="preserve">4.8. User Management Screen</w:t>
+      </w:r>
+    </w:p>
+    <w:p>
+      <w:pPr>
+        <w:widowControl w:val="0"/>
+        <w:spacing w:line="276.00000545454543" w:lineRule="auto"/>
+        <w:ind w:left="720" w:firstLine="0"/>
+        <w:jc w:val="both"/>
+        <w:rPr/>
+      </w:pPr>
+      <w:r>
+        <w:rPr>
+          <w:rtl w:val="0"/>
+        </w:rPr>
+        <w:t xml:space="preserve">The User Management screen provides administrators with a centralized interface for creating, monitoring, and maintaining user accounts. It supports role-based account setup, account-status control, summary metrics, and quick access to user records.</w:t>
+      </w:r>
+    </w:p>
+    <w:p>
+      <w:pPr>
+        <w:widowControl w:val="0"/>
+        <w:spacing w:line="276.00000545454543" w:lineRule="auto"/>
+        <w:ind w:left="720" w:firstLine="0"/>
+        <w:rPr>
+          <w:b w:val="1"/>
+          <w:bCs w:val="1"/>
+        </w:rPr>
+      </w:pPr>
+      <w:r>
+        <w:rPr>
+          <w:b w:val="1"/>
+          <w:bCs w:val="1"/>
+          <w:rtl w:val="0"/>
+        </w:rPr>
+        <w:t xml:space="preserve"> </w:t>
+      </w:r>
+    </w:p>
+    <w:p>
+      <w:pPr>
+        <w:pStyle w:val="Heading3"/>
+        <w:widowControl w:val="0"/>
+        <w:spacing w:line="276.00000545454543" w:lineRule="auto"/>
+        <w:ind w:left="720" w:firstLine="0"/>
+        <w:rPr>
+          <w:b w:val="0"/>
+          <w:bCs w:val="0"/>
+        </w:rPr>
+      </w:pPr>
+      <w:bookmarkStart w:colFirst="0" w:colLast="0" w:name="_8tjf3pwzrhl7" w:id="29"/>
+      <w:bookmarkEnd w:id="29"/>
+      <w:r>
+        <w:rPr>
+          <w:b w:val="0"/>
+          <w:bCs w:val="0"/>
+          <w:rtl w:val="0"/>
+        </w:rPr>
+        <w:t xml:space="preserve">Visual &amp; Workflow Implementation</w:t>
+      </w:r>
+    </w:p>
+    <w:p>
+      <w:pPr>
         <w:widowControl w:val="0"/>
         <w:numPr>
           <w:ilvl w:val="0"/>
-          <w:numId w:val="9"/>
+          <w:numId w:val="29"/>
         </w:numPr>
+        <w:spacing w:line="276.00000545454543" w:lineRule="auto"/>
         <w:ind w:left="1440" w:hanging="360"/>
         <w:rPr>
           <w:u w:val="none"/>
@@ -5205,23 +6668,71 @@
           <w:bCs w:val="1"/>
           <w:rtl w:val="0"/>
         </w:rPr>
-        <w:t xml:space="preserve">Database Paradigm</w:t>
-      </w:r>
-      <w:r>
-        <w:rPr>
-          <w:rtl w:val="0"/>
-        </w:rPr>
-        <w:t xml:space="preserve">: Relational Database Management System (RDBMS)</w:t>
-      </w:r>
-    </w:p>
-    <w:p>
-      <w:pPr>
-        <w:pageBreakBefore w:val="0"/>
+        <w:t xml:space="preserve">Account Creation:</w:t>
+      </w:r>
+      <w:r>
+        <w:rPr>
+          <w:rtl w:val="0"/>
+        </w:rPr>
+        <w:t xml:space="preserve"> An administrator creates a user account, assigns a temporary password, and associates the account with an appropriate user role.</w:t>
+      </w:r>
+    </w:p>
+    <w:p>
+      <w:pPr>
+        <w:widowControl w:val="0"/>
+        <w:spacing w:line="276.00000545454543" w:lineRule="auto"/>
+        <w:jc w:val="center"/>
+        <w:rPr/>
+      </w:pPr>
+      <w:r>
+        <w:rPr/>
+        <w:drawing>
+          <wp:inline distB="114300" distT="114300" distL="114300" distR="114300">
+            <wp:extent cx="4155115" cy="2767013"/>
+            <wp:effectExtent b="0" l="0" r="0" t="0"/>
+            <wp:docPr id="3" name="image17.png"/>
+            <a:graphic>
+              <a:graphicData uri="http://schemas.openxmlformats.org/drawingml/2006/picture">
+                <pic:pic>
+                  <pic:nvPicPr>
+                    <pic:cNvPr id="0" name="image17.png"/>
+                    <pic:cNvPicPr preferRelativeResize="0"/>
+                  </pic:nvPicPr>
+                  <pic:blipFill>
+                    <a:blip r:embed="rId19"/>
+                    <a:srcRect b="0" l="0" r="0" t="0"/>
+                    <a:stretch>
+                      <a:fillRect/>
+                    </a:stretch>
+                  </pic:blipFill>
+                  <pic:spPr>
+                    <a:xfrm>
+                      <a:off x="0" y="0"/>
+                      <a:ext cx="4155115" cy="2767013"/>
+                    </a:xfrm>
+                    <a:prstGeom prst="rect"/>
+                    <a:ln/>
+                  </pic:spPr>
+                </pic:pic>
+              </a:graphicData>
+            </a:graphic>
+          </wp:inline>
+        </w:drawing>
+      </w:r>
+      <w:r>
+        <w:rPr>
+          <w:rtl w:val="0"/>
+        </w:rPr>
+      </w:r>
+    </w:p>
+    <w:p>
+      <w:pPr>
         <w:widowControl w:val="0"/>
         <w:numPr>
           <w:ilvl w:val="0"/>
-          <w:numId w:val="9"/>
+          <w:numId w:val="29"/>
         </w:numPr>
+        <w:spacing w:line="276.00000545454543" w:lineRule="auto"/>
         <w:ind w:left="1440" w:hanging="360"/>
         <w:rPr>
           <w:u w:val="none"/>
@@ -5233,23 +6744,23 @@
           <w:bCs w:val="1"/>
           <w:rtl w:val="0"/>
         </w:rPr>
-        <w:t xml:space="preserve">Database Engine</w:t>
-      </w:r>
-      <w:r>
-        <w:rPr>
-          <w:rtl w:val="0"/>
-        </w:rPr>
-        <w:t xml:space="preserve">: MySQL</w:t>
-      </w:r>
-    </w:p>
-    <w:p>
-      <w:pPr>
-        <w:pageBreakBefore w:val="0"/>
+        <w:t xml:space="preserve">Account Status Management: </w:t>
+      </w:r>
+      <w:r>
+        <w:rPr>
+          <w:rtl w:val="0"/>
+        </w:rPr>
+        <w:t xml:space="preserve">An administrator can activate or deactivate an account as needed. Deactivated accounts remain in the system but cannot be used to access the application.</w:t>
+      </w:r>
+    </w:p>
+    <w:p>
+      <w:pPr>
         <w:widowControl w:val="0"/>
         <w:numPr>
           <w:ilvl w:val="0"/>
-          <w:numId w:val="9"/>
+          <w:numId w:val="27"/>
         </w:numPr>
+        <w:spacing w:line="276.00000545454543" w:lineRule="auto"/>
         <w:ind w:left="1440" w:hanging="360"/>
         <w:rPr>
           <w:u w:val="none"/>
@@ -5261,126 +6772,43 @@
           <w:bCs w:val="1"/>
           <w:rtl w:val="0"/>
         </w:rPr>
-        <w:t xml:space="preserve">Primary Key Strategy</w:t>
-      </w:r>
-      <w:r>
-        <w:rPr>
-          <w:rtl w:val="0"/>
-        </w:rPr>
-        <w:t xml:space="preserve">: </w:t>
-      </w:r>
-    </w:p>
-    <w:p>
-      <w:pPr>
-        <w:pageBreakBefore w:val="0"/>
+        <w:t xml:space="preserve">Account Summary:</w:t>
+      </w:r>
+      <w:r>
+        <w:rPr>
+          <w:rtl w:val="0"/>
+        </w:rPr>
+        <w:t xml:space="preserve"> A summary component displays the total number of user accounts and the number of currently enabled accounts.</w:t>
+      </w:r>
+    </w:p>
+    <w:p>
+      <w:pPr>
         <w:widowControl w:val="0"/>
-        <w:numPr>
-          <w:ilvl w:val="1"/>
-          <w:numId w:val="9"/>
-        </w:numPr>
-        <w:ind w:left="1800" w:hanging="360"/>
-        <w:rPr>
-          <w:u w:val="none"/>
-        </w:rPr>
-      </w:pPr>
-      <w:r>
-        <w:rPr>
-          <w:b w:val="1"/>
-          <w:bCs w:val="1"/>
-          <w:rtl w:val="0"/>
-        </w:rPr>
-        <w:t xml:space="preserve">UUID (VARCHAR(36))</w:t>
-      </w:r>
-      <w:r>
-        <w:rPr>
-          <w:rtl w:val="0"/>
-        </w:rPr>
-        <w:t xml:space="preserve">: Applied to high-velocity, globally referenceable entities (users, products, sale_transactions) to decouple unique identifiers from sequential guessing vulnerabilities and optimize parallel muti-region writes.</w:t>
-      </w:r>
-    </w:p>
-    <w:p>
-      <w:pPr>
-        <w:pageBreakBefore w:val="0"/>
+        <w:spacing w:line="276.00000545454543" w:lineRule="auto"/>
+        <w:ind w:left="1440" w:firstLine="0"/>
+        <w:rPr/>
+      </w:pPr>
+      <w:r>
+        <w:rPr>
+          <w:rtl w:val="0"/>
+        </w:rPr>
+      </w:r>
+    </w:p>
+    <w:p>
+      <w:pPr>
         <w:widowControl w:val="0"/>
-        <w:numPr>
-          <w:ilvl w:val="1"/>
-          <w:numId w:val="9"/>
-        </w:numPr>
-        <w:ind w:left="1800" w:hanging="360"/>
-        <w:rPr>
-          <w:u w:val="none"/>
-        </w:rPr>
-      </w:pPr>
-      <w:r>
-        <w:rPr>
-          <w:b w:val="1"/>
-          <w:bCs w:val="1"/>
-          <w:rtl w:val="0"/>
-        </w:rPr>
-        <w:t xml:space="preserve">Auto-Increment (BIGINT)</w:t>
-      </w:r>
-      <w:r>
-        <w:rPr>
-          <w:rtl w:val="0"/>
-        </w:rPr>
-        <w:t xml:space="preserve">: Applied to sequential metadata, configurations, and junction routing tables for compact indexing performance.</w:t>
-      </w:r>
-    </w:p>
-    <w:p>
-      <w:pPr>
-        <w:pStyle w:val="Heading2"/>
-        <w:widowControl w:val="0"/>
-        <w:ind w:left="720" w:firstLine="0"/>
-        <w:rPr>
-          <w:b w:val="0"/>
-          <w:bCs w:val="0"/>
-        </w:rPr>
-      </w:pPr>
-      <w:bookmarkStart w:colFirst="0" w:colLast="0" w:name="_5pljgfd9yus5" w:id="18"/>
-      <w:bookmarkEnd w:id="18"/>
-      <w:r>
-        <w:rPr>
-          <w:b w:val="0"/>
-          <w:bCs w:val="0"/>
-          <w:rtl w:val="0"/>
-        </w:rPr>
-        <w:t xml:space="preserve">5.2.Entity Relationship Diagram (ERD)</w:t>
-      </w:r>
-    </w:p>
-    <w:p>
-      <w:pPr>
-        <w:ind w:left="720" w:firstLine="0"/>
-        <w:rPr/>
-      </w:pPr>
-      <w:r>
-        <w:rPr>
-          <w:rtl w:val="0"/>
-        </w:rPr>
-        <w:t xml:space="preserve">To ensure agile engineering velocity, the Bluejay database architecture is designed as a unified, complete system but is delivered incrementally across distinct feature iterations. Below is the initial whole database system design:</w:t>
-      </w:r>
-    </w:p>
-    <w:p>
-      <w:pPr>
-        <w:rPr/>
-      </w:pPr>
-      <w:r>
-        <w:rPr>
-          <w:rtl w:val="0"/>
-        </w:rPr>
-      </w:r>
-    </w:p>
-    <w:p>
-      <w:pPr>
-        <w:ind w:left="720" w:firstLine="0"/>
+        <w:spacing w:line="276.00000545454543" w:lineRule="auto"/>
+        <w:ind w:left="360" w:firstLine="0"/>
+        <w:jc w:val="center"/>
         <w:rPr/>
       </w:pPr>
       <w:r>
         <w:rPr/>
         <w:drawing>
           <wp:inline distB="114300" distT="114300" distL="114300" distR="114300">
-            <wp:extent cx="5943600" cy="2755900"/>
+            <wp:extent cx="5943600" cy="1193800"/>
             <wp:effectExtent b="0" l="0" r="0" t="0"/>
-            <wp:docPr id="8" name="image3.png"/>
+            <wp:docPr id="13" name="image3.png"/>
             <a:graphic>
               <a:graphicData uri="http://schemas.openxmlformats.org/drawingml/2006/picture">
                 <pic:pic>
@@ -5389,7 +6817,431 @@
                     <pic:cNvPicPr preferRelativeResize="0"/>
                   </pic:nvPicPr>
                   <pic:blipFill>
-                    <a:blip r:embed="rId13"/>
+                    <a:blip r:embed="rId20"/>
+                    <a:srcRect b="0" l="0" r="0" t="0"/>
+                    <a:stretch>
+                      <a:fillRect/>
+                    </a:stretch>
+                  </pic:blipFill>
+                  <pic:spPr>
+                    <a:xfrm>
+                      <a:off x="0" y="0"/>
+                      <a:ext cx="5943600" cy="1193800"/>
+                    </a:xfrm>
+                    <a:prstGeom prst="rect"/>
+                    <a:ln/>
+                  </pic:spPr>
+                </pic:pic>
+              </a:graphicData>
+            </a:graphic>
+          </wp:inline>
+        </w:drawing>
+      </w:r>
+      <w:r>
+        <w:rPr>
+          <w:rtl w:val="0"/>
+        </w:rPr>
+      </w:r>
+    </w:p>
+    <w:p>
+      <w:pPr>
+        <w:widowControl w:val="0"/>
+        <w:spacing w:line="276.00000545454543" w:lineRule="auto"/>
+        <w:ind w:left="360" w:firstLine="0"/>
+        <w:jc w:val="center"/>
+        <w:rPr/>
+      </w:pPr>
+      <w:r>
+        <w:rPr>
+          <w:rtl w:val="0"/>
+        </w:rPr>
+      </w:r>
+    </w:p>
+    <w:p>
+      <w:pPr>
+        <w:widowControl w:val="0"/>
+        <w:numPr>
+          <w:ilvl w:val="0"/>
+          <w:numId w:val="21"/>
+        </w:numPr>
+        <w:spacing w:line="276.00000545454543" w:lineRule="auto"/>
+        <w:ind w:left="1440" w:hanging="360"/>
+        <w:rPr>
+          <w:u w:val="none"/>
+        </w:rPr>
+      </w:pPr>
+      <w:r>
+        <w:rPr>
+          <w:b w:val="1"/>
+          <w:bCs w:val="1"/>
+          <w:rtl w:val="0"/>
+        </w:rPr>
+        <w:t xml:space="preserve">User List and Search: </w:t>
+      </w:r>
+      <w:r>
+        <w:rPr>
+          <w:rtl w:val="0"/>
+        </w:rPr>
+        <w:t xml:space="preserve">A table displays all user accounts, while the quick-search feature helps administrators locate specific users efficiently. </w:t>
+      </w:r>
+    </w:p>
+    <w:p>
+      <w:pPr>
+        <w:widowControl w:val="0"/>
+        <w:spacing w:line="276.00000545454543" w:lineRule="auto"/>
+        <w:rPr/>
+      </w:pPr>
+      <w:r>
+        <w:rPr>
+          <w:rtl w:val="0"/>
+        </w:rPr>
+        <w:t xml:space="preserve"> </w:t>
+      </w:r>
+    </w:p>
+    <w:p>
+      <w:pPr>
+        <w:widowControl w:val="0"/>
+        <w:spacing w:line="276.00000545454543" w:lineRule="auto"/>
+        <w:jc w:val="center"/>
+        <w:rPr/>
+      </w:pPr>
+      <w:r>
+        <w:rPr/>
+        <w:drawing>
+          <wp:inline distB="114300" distT="114300" distL="114300" distR="114300">
+            <wp:extent cx="5943600" cy="1968500"/>
+            <wp:effectExtent b="0" l="0" r="0" t="0"/>
+            <wp:docPr id="7" name="image2.png"/>
+            <a:graphic>
+              <a:graphicData uri="http://schemas.openxmlformats.org/drawingml/2006/picture">
+                <pic:pic>
+                  <pic:nvPicPr>
+                    <pic:cNvPr id="0" name="image2.png"/>
+                    <pic:cNvPicPr preferRelativeResize="0"/>
+                  </pic:nvPicPr>
+                  <pic:blipFill>
+                    <a:blip r:embed="rId21"/>
+                    <a:srcRect b="0" l="0" r="0" t="0"/>
+                    <a:stretch>
+                      <a:fillRect/>
+                    </a:stretch>
+                  </pic:blipFill>
+                  <pic:spPr>
+                    <a:xfrm>
+                      <a:off x="0" y="0"/>
+                      <a:ext cx="5943600" cy="1968500"/>
+                    </a:xfrm>
+                    <a:prstGeom prst="rect"/>
+                    <a:ln/>
+                  </pic:spPr>
+                </pic:pic>
+              </a:graphicData>
+            </a:graphic>
+          </wp:inline>
+        </w:drawing>
+      </w:r>
+      <w:r>
+        <w:rPr>
+          <w:rtl w:val="0"/>
+        </w:rPr>
+      </w:r>
+    </w:p>
+    <w:p>
+      <w:pPr>
+        <w:widowControl w:val="0"/>
+        <w:spacing w:line="276.00000545454543" w:lineRule="auto"/>
+        <w:jc w:val="center"/>
+        <w:rPr/>
+      </w:pPr>
+      <w:r>
+        <w:rPr>
+          <w:rtl w:val="0"/>
+        </w:rPr>
+      </w:r>
+    </w:p>
+    <w:p>
+      <w:pPr>
+        <w:widowControl w:val="0"/>
+        <w:spacing w:line="276.00000545454543" w:lineRule="auto"/>
+        <w:jc w:val="center"/>
+        <w:rPr/>
+      </w:pPr>
+      <w:r>
+        <w:rPr>
+          <w:rtl w:val="0"/>
+        </w:rPr>
+      </w:r>
+    </w:p>
+    <w:p>
+      <w:pPr>
+        <w:widowControl w:val="0"/>
+        <w:spacing w:line="276.00000545454543" w:lineRule="auto"/>
+        <w:jc w:val="center"/>
+        <w:rPr/>
+      </w:pPr>
+      <w:r>
+        <w:rPr>
+          <w:rtl w:val="0"/>
+        </w:rPr>
+      </w:r>
+    </w:p>
+    <w:p>
+      <w:pPr>
+        <w:pStyle w:val="Heading1"/>
+        <w:numPr>
+          <w:ilvl w:val="0"/>
+          <w:numId w:val="22"/>
+        </w:numPr>
+        <w:ind w:left="720" w:hanging="360"/>
+      </w:pPr>
+      <w:bookmarkStart w:colFirst="0" w:colLast="0" w:name="_tcmuor4nl1kz" w:id="30"/>
+      <w:bookmarkEnd w:id="30"/>
+      <w:r>
+        <w:rPr>
+          <w:rtl w:val="0"/>
+        </w:rPr>
+        <w:t xml:space="preserve">Database Design</w:t>
+      </w:r>
+    </w:p>
+    <w:p>
+      <w:pPr>
+        <w:pageBreakBefore w:val="0"/>
+        <w:widowControl w:val="0"/>
+        <w:ind w:left="720" w:firstLine="0"/>
+        <w:rPr/>
+      </w:pPr>
+      <w:r>
+        <w:rPr>
+          <w:rtl w:val="0"/>
+        </w:rPr>
+        <w:t xml:space="preserve">This document outlines the relational database architecture for the Bluejay application. The database is optimized for transactional consistency, role-based access control, inventory accuracy, and explicit auditability.</w:t>
+      </w:r>
+    </w:p>
+    <w:p>
+      <w:pPr>
+        <w:pStyle w:val="Heading2"/>
+        <w:widowControl w:val="0"/>
+        <w:ind w:left="720" w:firstLine="0"/>
+        <w:rPr>
+          <w:b w:val="0"/>
+          <w:bCs w:val="0"/>
+        </w:rPr>
+      </w:pPr>
+      <w:bookmarkStart w:colFirst="0" w:colLast="0" w:name="_bfpuediwmgj4" w:id="31"/>
+      <w:bookmarkEnd w:id="31"/>
+      <w:r>
+        <w:rPr>
+          <w:b w:val="0"/>
+          <w:bCs w:val="0"/>
+          <w:rtl w:val="0"/>
+        </w:rPr>
+        <w:t xml:space="preserve">5.1. Database Architecture Overview</w:t>
+      </w:r>
+    </w:p>
+    <w:p>
+      <w:pPr>
+        <w:pageBreakBefore w:val="0"/>
+        <w:widowControl w:val="0"/>
+        <w:numPr>
+          <w:ilvl w:val="0"/>
+          <w:numId w:val="13"/>
+        </w:numPr>
+        <w:ind w:left="1440" w:hanging="360"/>
+        <w:rPr>
+          <w:u w:val="none"/>
+        </w:rPr>
+      </w:pPr>
+      <w:r>
+        <w:rPr>
+          <w:b w:val="1"/>
+          <w:bCs w:val="1"/>
+          <w:rtl w:val="0"/>
+        </w:rPr>
+        <w:t xml:space="preserve">Database Paradigm</w:t>
+      </w:r>
+      <w:r>
+        <w:rPr>
+          <w:rtl w:val="0"/>
+        </w:rPr>
+        <w:t xml:space="preserve">: Relational Database Management System (RDBMS)</w:t>
+      </w:r>
+    </w:p>
+    <w:p>
+      <w:pPr>
+        <w:pageBreakBefore w:val="0"/>
+        <w:widowControl w:val="0"/>
+        <w:numPr>
+          <w:ilvl w:val="0"/>
+          <w:numId w:val="13"/>
+        </w:numPr>
+        <w:ind w:left="1440" w:hanging="360"/>
+        <w:rPr>
+          <w:u w:val="none"/>
+        </w:rPr>
+      </w:pPr>
+      <w:r>
+        <w:rPr>
+          <w:b w:val="1"/>
+          <w:bCs w:val="1"/>
+          <w:rtl w:val="0"/>
+        </w:rPr>
+        <w:t xml:space="preserve">Database Engine</w:t>
+      </w:r>
+      <w:r>
+        <w:rPr>
+          <w:rtl w:val="0"/>
+        </w:rPr>
+        <w:t xml:space="preserve">: MySQL</w:t>
+      </w:r>
+    </w:p>
+    <w:p>
+      <w:pPr>
+        <w:pageBreakBefore w:val="0"/>
+        <w:widowControl w:val="0"/>
+        <w:numPr>
+          <w:ilvl w:val="0"/>
+          <w:numId w:val="13"/>
+        </w:numPr>
+        <w:ind w:left="1440" w:hanging="360"/>
+        <w:rPr>
+          <w:u w:val="none"/>
+        </w:rPr>
+      </w:pPr>
+      <w:r>
+        <w:rPr>
+          <w:b w:val="1"/>
+          <w:bCs w:val="1"/>
+          <w:rtl w:val="0"/>
+        </w:rPr>
+        <w:t xml:space="preserve">Primary Key Strategy</w:t>
+      </w:r>
+      <w:r>
+        <w:rPr>
+          <w:rtl w:val="0"/>
+        </w:rPr>
+        <w:t xml:space="preserve">: </w:t>
+      </w:r>
+    </w:p>
+    <w:p>
+      <w:pPr>
+        <w:pageBreakBefore w:val="0"/>
+        <w:widowControl w:val="0"/>
+        <w:numPr>
+          <w:ilvl w:val="1"/>
+          <w:numId w:val="13"/>
+        </w:numPr>
+        <w:ind w:left="1800" w:hanging="360"/>
+        <w:rPr>
+          <w:u w:val="none"/>
+        </w:rPr>
+      </w:pPr>
+      <w:r>
+        <w:rPr>
+          <w:b w:val="1"/>
+          <w:bCs w:val="1"/>
+          <w:rtl w:val="0"/>
+        </w:rPr>
+        <w:t xml:space="preserve">UUID (VARCHAR(36))</w:t>
+      </w:r>
+      <w:r>
+        <w:rPr>
+          <w:rtl w:val="0"/>
+        </w:rPr>
+        <w:t xml:space="preserve">: Applied to high-velocity, globally referenceable entities (users, products, sale_transactions) to decouple unique identifiers from sequential guessing vulnerabilities and optimize parallel muti-region writes.</w:t>
+      </w:r>
+    </w:p>
+    <w:p>
+      <w:pPr>
+        <w:pageBreakBefore w:val="0"/>
+        <w:widowControl w:val="0"/>
+        <w:numPr>
+          <w:ilvl w:val="1"/>
+          <w:numId w:val="13"/>
+        </w:numPr>
+        <w:ind w:left="1800" w:hanging="360"/>
+        <w:rPr>
+          <w:u w:val="none"/>
+        </w:rPr>
+      </w:pPr>
+      <w:r>
+        <w:rPr>
+          <w:b w:val="1"/>
+          <w:bCs w:val="1"/>
+          <w:rtl w:val="0"/>
+        </w:rPr>
+        <w:t xml:space="preserve">Auto-Increment (BIGINT)</w:t>
+      </w:r>
+      <w:r>
+        <w:rPr>
+          <w:rtl w:val="0"/>
+        </w:rPr>
+        <w:t xml:space="preserve">: Applied to sequential metadata, configurations, and junction routing tables for compact indexing performance.</w:t>
+      </w:r>
+    </w:p>
+    <w:p>
+      <w:pPr>
+        <w:pStyle w:val="Heading2"/>
+        <w:widowControl w:val="0"/>
+        <w:ind w:left="720" w:firstLine="0"/>
+        <w:rPr>
+          <w:b w:val="0"/>
+          <w:bCs w:val="0"/>
+        </w:rPr>
+      </w:pPr>
+      <w:bookmarkStart w:colFirst="0" w:colLast="0" w:name="_5pljgfd9yus5" w:id="32"/>
+      <w:bookmarkEnd w:id="32"/>
+      <w:r>
+        <w:rPr>
+          <w:b w:val="0"/>
+          <w:bCs w:val="0"/>
+          <w:rtl w:val="0"/>
+        </w:rPr>
+        <w:t xml:space="preserve">5.2.Entity Relationship Diagram (ERD)</w:t>
+      </w:r>
+    </w:p>
+    <w:p>
+      <w:pPr>
+        <w:ind w:left="720" w:firstLine="0"/>
+        <w:rPr/>
+      </w:pPr>
+      <w:r>
+        <w:rPr>
+          <w:rtl w:val="0"/>
+        </w:rPr>
+        <w:t xml:space="preserve">To ensure agile engineering velocity, the Bluejay database architecture is designed as a unified, complete system but is delivered incrementally across distinct feature iterations. Below is the initial whole database system design:</w:t>
+      </w:r>
+    </w:p>
+    <w:p>
+      <w:pPr>
+        <w:rPr/>
+      </w:pPr>
+      <w:r>
+        <w:rPr>
+          <w:rtl w:val="0"/>
+        </w:rPr>
+      </w:r>
+    </w:p>
+    <w:p>
+      <w:pPr>
+        <w:ind w:left="720" w:firstLine="0"/>
+        <w:rPr/>
+      </w:pPr>
+      <w:r>
+        <w:rPr/>
+        <w:drawing>
+          <wp:inline distB="114300" distT="114300" distL="114300" distR="114300">
+            <wp:extent cx="5943600" cy="2755900"/>
+            <wp:effectExtent b="0" l="0" r="0" t="0"/>
+            <wp:docPr id="17" name="image9.png"/>
+            <a:graphic>
+              <a:graphicData uri="http://schemas.openxmlformats.org/drawingml/2006/picture">
+                <pic:pic>
+                  <pic:nvPicPr>
+                    <pic:cNvPr id="0" name="image9.png"/>
+                    <pic:cNvPicPr preferRelativeResize="0"/>
+                  </pic:nvPicPr>
+                  <pic:blipFill>
+                    <a:blip r:embed="rId22"/>
                     <a:srcRect b="0" l="1809" r="1809" t="0"/>
                     <a:stretch>
                       <a:fillRect/>
@@ -5428,12 +7280,23 @@
     </w:p>
     <w:p>
       <w:pPr>
+        <w:ind w:left="720" w:firstLine="0"/>
+        <w:rPr/>
+      </w:pPr>
+      <w:r>
+        <w:rPr>
+          <w:rtl w:val="0"/>
+        </w:rPr>
+      </w:r>
+    </w:p>
+    <w:p>
+      <w:pPr>
         <w:pStyle w:val="Heading3"/>
         <w:ind w:left="720" w:firstLine="0"/>
         <w:rPr/>
       </w:pPr>
-      <w:bookmarkStart w:colFirst="0" w:colLast="0" w:name="_hykggeaani0x" w:id="19"/>
-      <w:bookmarkEnd w:id="19"/>
+      <w:bookmarkStart w:colFirst="0" w:colLast="0" w:name="_hykggeaani0x" w:id="33"/>
+      <w:bookmarkEnd w:id="33"/>
       <w:r>
         <w:rPr>
           <w:rtl w:val="0"/>
@@ -5443,27 +7306,223 @@
     </w:p>
     <w:p>
       <w:pPr>
+        <w:ind w:left="720" w:firstLine="0"/>
+        <w:jc w:val="both"/>
+        <w:rPr/>
+      </w:pPr>
+      <w:r>
+        <w:rPr>
+          <w:rtl w:val="0"/>
+        </w:rPr>
+        <w:t xml:space="preserve">This foundational milestone is fully delivered and currently operational in the codebase. This layer secures the system and establishes structural user profiles before transactional modules are attached.</w:t>
+      </w:r>
+    </w:p>
+    <w:p>
+      <w:pPr>
+        <w:numPr>
+          <w:ilvl w:val="0"/>
+          <w:numId w:val="18"/>
+        </w:numPr>
+        <w:ind w:left="1440" w:hanging="360"/>
+        <w:rPr>
+          <w:u w:val="none"/>
+        </w:rPr>
+      </w:pPr>
+      <w:r>
+        <w:rPr>
+          <w:b w:val="1"/>
+          <w:bCs w:val="1"/>
+          <w:rtl w:val="0"/>
+        </w:rPr>
+        <w:t xml:space="preserve">Active Tables</w:t>
+      </w:r>
+      <w:r>
+        <w:rPr>
+          <w:rtl w:val="0"/>
+        </w:rPr>
+        <w:t xml:space="preserve">: users, roles, permissions, user_roles, role_permissions.</w:t>
+      </w:r>
+    </w:p>
+    <w:p>
+      <w:pPr>
+        <w:numPr>
+          <w:ilvl w:val="0"/>
+          <w:numId w:val="18"/>
+        </w:numPr>
+        <w:ind w:left="1440" w:hanging="360"/>
+        <w:rPr>
+          <w:u w:val="none"/>
+        </w:rPr>
+      </w:pPr>
+      <w:r>
+        <w:rPr>
+          <w:b w:val="1"/>
+          <w:bCs w:val="1"/>
+          <w:rtl w:val="0"/>
+        </w:rPr>
+        <w:t xml:space="preserve">Capabilities</w:t>
+      </w:r>
+      <w:r>
+        <w:rPr>
+          <w:rtl w:val="0"/>
+        </w:rPr>
+        <w:t xml:space="preserve">: Secure login, generate dynamic authorization token, and return role to client-side.</w:t>
+      </w:r>
+    </w:p>
+    <w:p>
+      <w:pPr>
+        <w:pStyle w:val="Heading3"/>
+        <w:keepNext w:val="0"/>
+        <w:keepLines w:val="0"/>
+        <w:spacing w:line="254.76923076923077" w:lineRule="auto"/>
+        <w:ind w:left="740" w:firstLine="0"/>
+        <w:rPr/>
+      </w:pPr>
+      <w:bookmarkStart w:colFirst="0" w:colLast="0" w:name="_ct5ds8zex4je" w:id="34"/>
+      <w:bookmarkEnd w:id="34"/>
+      <w:r>
+        <w:rPr>
+          <w:rtl w:val="0"/>
+        </w:rPr>
+        <w:t xml:space="preserve">5.2.2. Iteration 2: Product Catalog &amp; Core Inventory Management</w:t>
+      </w:r>
+    </w:p>
+    <w:p>
+      <w:pPr>
+        <w:spacing w:line="276.00000545454543" w:lineRule="auto"/>
+        <w:ind w:left="720" w:firstLine="0"/>
+        <w:jc w:val="both"/>
+        <w:rPr/>
+      </w:pPr>
+      <w:r>
+        <w:rPr>
+          <w:rtl w:val="0"/>
+        </w:rPr>
+        <w:t xml:space="preserve">This feature-intensive milestone is fully implemented and operational. The system supports product creation with associated categories, product searches by name or category, paginated table results, and reporting of on-hand inventory and current stock levels.</w:t>
+      </w:r>
+    </w:p>
+    <w:p>
+      <w:pPr>
+        <w:ind w:left="720" w:firstLine="360"/>
+        <w:rPr/>
+      </w:pPr>
+      <w:r>
+        <w:rPr>
+          <w:rtl w:val="0"/>
+        </w:rPr>
+        <w:t xml:space="preserve">●</w:t>
+      </w:r>
+      <w:r>
+        <w:rPr>
+          <w:rFonts w:ascii="Times New Roman" w:cs="Times New Roman" w:eastAsia="Times New Roman" w:hAnsi="Times New Roman"/>
+          <w:sz w:val="14"/>
+          <w:szCs w:val="14"/>
+          <w:rtl w:val="0"/>
+        </w:rPr>
+        <w:t xml:space="preserve">      </w:t>
+      </w:r>
+      <w:r>
+        <w:rPr>
+          <w:b w:val="1"/>
+          <w:bCs w:val="1"/>
+          <w:rtl w:val="0"/>
+        </w:rPr>
+        <w:t xml:space="preserve">Active Tables</w:t>
+      </w:r>
+      <w:r>
+        <w:rPr>
+          <w:rtl w:val="0"/>
+        </w:rPr>
+        <w:t xml:space="preserve">: products, category, inventory_movement, movement_type</w:t>
+      </w:r>
+    </w:p>
+    <w:p>
+      <w:pPr>
+        <w:ind w:left="1080" w:firstLine="0"/>
+        <w:rPr/>
+      </w:pPr>
+      <w:r>
+        <w:rPr>
+          <w:rtl w:val="0"/>
+        </w:rPr>
+        <w:t xml:space="preserve">●</w:t>
+      </w:r>
+      <w:r>
+        <w:rPr>
+          <w:rFonts w:ascii="Times New Roman" w:cs="Times New Roman" w:eastAsia="Times New Roman" w:hAnsi="Times New Roman"/>
+          <w:sz w:val="14"/>
+          <w:szCs w:val="14"/>
+          <w:rtl w:val="0"/>
+        </w:rPr>
+        <w:t xml:space="preserve">      </w:t>
+      </w:r>
+      <w:r>
+        <w:rPr>
+          <w:b w:val="1"/>
+          <w:bCs w:val="1"/>
+          <w:rtl w:val="0"/>
+        </w:rPr>
+        <w:t xml:space="preserve">Capabilities</w:t>
+      </w:r>
+      <w:r>
+        <w:rPr>
+          <w:rtl w:val="0"/>
+        </w:rPr>
+        <w:t xml:space="preserve">: Persists the product catalog and inventory stock updates and returns a well-defined JSON structure to the client.</w:t>
+      </w:r>
+    </w:p>
+    <w:p>
+      <w:pPr>
+        <w:pStyle w:val="Heading3"/>
+        <w:keepNext w:val="0"/>
+        <w:keepLines w:val="0"/>
+        <w:spacing w:line="254.76923076923077" w:lineRule="auto"/>
         <w:ind w:left="720" w:firstLine="0"/>
         <w:rPr/>
       </w:pPr>
-      <w:r>
-        <w:rPr>
-          <w:rtl w:val="0"/>
-        </w:rPr>
-        <w:t xml:space="preserve">This foundational milestone is fully delivered and currently operational in the codebase. This layer secures the system and establishes structural user profiles before transactional modules are attached.</w:t>
-      </w:r>
-    </w:p>
-    <w:p>
-      <w:pPr>
-        <w:numPr>
-          <w:ilvl w:val="0"/>
-          <w:numId w:val="14"/>
-        </w:numPr>
-        <w:ind w:left="1440" w:hanging="360"/>
-        <w:rPr>
-          <w:u w:val="none"/>
-        </w:rPr>
-      </w:pPr>
+      <w:bookmarkStart w:colFirst="0" w:colLast="0" w:name="_rfdmecfzrnkl" w:id="35"/>
+      <w:bookmarkEnd w:id="35"/>
+      <w:r>
+        <w:rPr>
+          <w:rtl w:val="0"/>
+        </w:rPr>
+        <w:t xml:space="preserve">5.2.3. Iteration 2: User Management</w:t>
+      </w:r>
+    </w:p>
+    <w:p>
+      <w:pPr>
+        <w:spacing w:line="276.00000545454543" w:lineRule="auto"/>
+        <w:ind w:left="720" w:firstLine="0"/>
+        <w:jc w:val="both"/>
+        <w:rPr/>
+      </w:pPr>
+      <w:r>
+        <w:rPr>
+          <w:rtl w:val="0"/>
+        </w:rPr>
+        <w:t xml:space="preserve">This milestone is fully implemented and operational. It provides administrators with centralized user-account management, including account creation with temporary passwords, role assignment, account-status control, summary metrics, and searchable user records.</w:t>
+      </w:r>
+    </w:p>
+    <w:p>
+      <w:pPr>
+        <w:ind w:left="1080" w:firstLine="0"/>
+        <w:rPr/>
+      </w:pPr>
+      <w:r>
+        <w:rPr>
+          <w:rtl w:val="0"/>
+        </w:rPr>
+        <w:t xml:space="preserve">●</w:t>
+      </w:r>
+      <w:r>
+        <w:rPr>
+          <w:rFonts w:ascii="Times New Roman" w:cs="Times New Roman" w:eastAsia="Times New Roman" w:hAnsi="Times New Roman"/>
+          <w:sz w:val="14"/>
+          <w:szCs w:val="14"/>
+          <w:rtl w:val="0"/>
+        </w:rPr>
+        <w:t xml:space="preserve">     </w:t>
+      </w:r>
       <w:r>
         <w:rPr>
           <w:b w:val="1"/>
@@ -5476,20 +7535,30 @@
         <w:rPr>
           <w:rtl w:val="0"/>
         </w:rPr>
-        <w:t xml:space="preserve">: users, roles, permissions, user_roles, role_permissions.</w:t>
-      </w:r>
-    </w:p>
-    <w:p>
-      <w:pPr>
-        <w:numPr>
-          <w:ilvl w:val="0"/>
-          <w:numId w:val="14"/>
-        </w:numPr>
-        <w:ind w:left="1440" w:hanging="360"/>
-        <w:rPr>
-          <w:u w:val="none"/>
-        </w:rPr>
-      </w:pPr>
+        <w:t xml:space="preserve">: users, roles, and user_roles.</w:t>
+      </w:r>
+    </w:p>
+    <w:p>
+      <w:pPr>
+        <w:ind w:left="1080" w:firstLine="0"/>
+        <w:jc w:val="both"/>
+        <w:rPr/>
+      </w:pPr>
+      <w:r>
+        <w:rPr>
+          <w:rtl w:val="0"/>
+        </w:rPr>
+        <w:t xml:space="preserve">●</w:t>
+      </w:r>
+      <w:r>
+        <w:rPr>
+          <w:rFonts w:ascii="Times New Roman" w:cs="Times New Roman" w:eastAsia="Times New Roman" w:hAnsi="Times New Roman"/>
+          <w:sz w:val="14"/>
+          <w:szCs w:val="14"/>
+          <w:rtl w:val="0"/>
+        </w:rPr>
+        <w:t xml:space="preserve">  </w:t>
+      </w:r>
       <w:r>
         <w:rPr>
           <w:b w:val="1"/>
@@ -5502,7 +7571,17 @@
         <w:rPr>
           <w:rtl w:val="0"/>
         </w:rPr>
-        <w:t xml:space="preserve">: Secure login, generate dynamic authorization token, and return role to client-side.</w:t>
+        <w:t xml:space="preserve">: Creates user accounts with temporary passwords, assigns roles, activates or deactivates accounts, reports total and enabled account counts, and returns searchable user data to the client.</w:t>
+      </w:r>
+    </w:p>
+    <w:p>
+      <w:pPr>
+        <w:rPr/>
+      </w:pPr>
+      <w:r>
+        <w:rPr>
+          <w:rtl w:val="0"/>
+        </w:rPr>
       </w:r>
     </w:p>
     <w:p>
@@ -5510,13 +7589,13 @@
         <w:pStyle w:val="Heading1"/>
         <w:numPr>
           <w:ilvl w:val="0"/>
-          <w:numId w:val="17"/>
+          <w:numId w:val="22"/>
         </w:numPr>
         <w:ind w:left="720" w:hanging="360"/>
         <w:rPr/>
       </w:pPr>
-      <w:bookmarkStart w:colFirst="0" w:colLast="0" w:name="_x18fj36s1121" w:id="20"/>
-      <w:bookmarkEnd w:id="20"/>
+      <w:bookmarkStart w:colFirst="0" w:colLast="0" w:name="_x18fj36s1121" w:id="36"/>
+      <w:bookmarkEnd w:id="36"/>
       <w:r>
         <w:rPr>
           <w:rtl w:val="0"/>
@@ -5528,6 +7607,7 @@
       <w:pPr>
         <w:pageBreakBefore w:val="0"/>
         <w:ind w:left="720" w:firstLine="0"/>
+        <w:jc w:val="both"/>
         <w:rPr/>
       </w:pPr>
       <w:r>
@@ -5546,8 +7626,8 @@
           <w:bCs w:val="0"/>
         </w:rPr>
       </w:pPr>
-      <w:bookmarkStart w:colFirst="0" w:colLast="0" w:name="_y23nxlh76m9i" w:id="21"/>
-      <w:bookmarkEnd w:id="21"/>
+      <w:bookmarkStart w:colFirst="0" w:colLast="0" w:name="_y23nxlh76m9i" w:id="37"/>
+      <w:bookmarkEnd w:id="37"/>
       <w:r>
         <w:rPr>
           <w:b w:val="0"/>
@@ -5555,6 +7635,32 @@
           <w:rtl w:val="0"/>
         </w:rPr>
         <w:t xml:space="preserve">6.1. Security Architecture Overview</w:t>
+      </w:r>
+    </w:p>
+    <w:p>
+      <w:pPr>
+        <w:keepNext w:val="0"/>
+        <w:keepLines w:val="0"/>
+        <w:pageBreakBefore w:val="0"/>
+        <w:widowControl w:val="1"/>
+        <w:pBdr>
+          <w:top w:space="0" w:sz="0" w:val="nil"/>
+          <w:left w:space="0" w:sz="0" w:val="nil"/>
+          <w:bottom w:space="0" w:sz="0" w:val="nil"/>
+          <w:right w:space="0" w:sz="0" w:val="nil"/>
+          <w:between w:space="0" w:sz="0" w:val="nil"/>
+        </w:pBdr>
+        <w:shd w:fill="auto" w:val="clear"/>
+        <w:spacing w:after="0" w:before="0" w:line="276" w:lineRule="auto"/>
+        <w:ind w:left="720" w:right="0" w:firstLine="0"/>
+        <w:jc w:val="both"/>
+        <w:rPr/>
+      </w:pPr>
+      <w:r>
+        <w:rPr>
+          <w:rtl w:val="0"/>
+        </w:rPr>
+        <w:t xml:space="preserve">Spring Security manages incoming REST API requests through a filter chain. Authentication is stateless, meaning no session state is maintained on the server. Subsequent requests authenticate using an Authorization: Bearer &lt;JWT_TOKEN&gt; header.</w:t>
       </w:r>
     </w:p>
     <w:p>
@@ -5579,31 +7685,6 @@
         <w:rPr>
           <w:rtl w:val="0"/>
         </w:rPr>
-        <w:t xml:space="preserve">Spring Security manages incoming REST API requests through a filter chain. Authentication is stateless, meaning no session state is maintained on the server. Subsequent requests authenticate using an Authorization: Bearer &lt;JWT_TOKEN&gt; header.</w:t>
-      </w:r>
-    </w:p>
-    <w:p>
-      <w:pPr>
-        <w:keepNext w:val="0"/>
-        <w:keepLines w:val="0"/>
-        <w:pageBreakBefore w:val="0"/>
-        <w:widowControl w:val="1"/>
-        <w:pBdr>
-          <w:top w:space="0" w:sz="0" w:val="nil"/>
-          <w:left w:space="0" w:sz="0" w:val="nil"/>
-          <w:bottom w:space="0" w:sz="0" w:val="nil"/>
-          <w:right w:space="0" w:sz="0" w:val="nil"/>
-          <w:between w:space="0" w:sz="0" w:val="nil"/>
-        </w:pBdr>
-        <w:shd w:fill="auto" w:val="clear"/>
-        <w:spacing w:after="0" w:before="0" w:line="276" w:lineRule="auto"/>
-        <w:ind w:left="720" w:right="0" w:firstLine="0"/>
-        <w:rPr/>
-      </w:pPr>
-      <w:r>
-        <w:rPr>
-          <w:rtl w:val="0"/>
-        </w:rPr>
         <w:t xml:space="preserve">The authentication flow handles two primary workflows:</w:t>
       </w:r>
     </w:p>
@@ -5615,7 +7696,7 @@
         <w:widowControl w:val="1"/>
         <w:numPr>
           <w:ilvl w:val="0"/>
-          <w:numId w:val="24"/>
+          <w:numId w:val="30"/>
         </w:numPr>
         <w:pBdr>
           <w:top w:space="0" w:sz="0" w:val="nil"/>
@@ -5627,6 +7708,7 @@
         <w:shd w:fill="auto" w:val="clear"/>
         <w:spacing w:after="0" w:before="0" w:line="276" w:lineRule="auto"/>
         <w:ind w:left="1440" w:right="0" w:hanging="360"/>
+        <w:jc w:val="both"/>
         <w:rPr>
           <w:u w:val="none"/>
         </w:rPr>
@@ -5643,7 +7725,7 @@
         <w:rPr>
           <w:rtl w:val="0"/>
         </w:rPr>
-        <w:t xml:space="preserve"> Users submit credentials to /api/v1/auth/login. The AuthenticationManager delegates to DaoAuthenticationProvider, which verifies credentials using CustomUserDetailsService and PasswordEncoder (BCrypt). Upon success, JwtUtils creates a signed JWT token containing user identity and role claims.</w:t>
+        <w:t xml:space="preserve"> Users submit credentials to /api/v1/auth/login. The AuthenticationManager delegates to DaoAuthenticationProvider, which verifies credentials using CustomUserDetailsService and PasswordEncoder (BCrypt). Upon success, JwtTokenProvider creates a signed JWT token containing user identity and role claims.</w:t>
       </w:r>
     </w:p>
     <w:p>
@@ -5654,7 +7736,7 @@
         <w:widowControl w:val="1"/>
         <w:numPr>
           <w:ilvl w:val="0"/>
-          <w:numId w:val="24"/>
+          <w:numId w:val="30"/>
         </w:numPr>
         <w:pBdr>
           <w:top w:space="0" w:sz="0" w:val="nil"/>
@@ -5666,6 +7748,7 @@
         <w:shd w:fill="auto" w:val="clear"/>
         <w:spacing w:after="0" w:before="0" w:line="276" w:lineRule="auto"/>
         <w:ind w:left="1440" w:right="0" w:hanging="360"/>
+        <w:jc w:val="both"/>
         <w:rPr>
           <w:u w:val="none"/>
         </w:rPr>
@@ -5682,7 +7765,7 @@
         <w:rPr>
           <w:rtl w:val="0"/>
         </w:rPr>
-        <w:t xml:space="preserve"> For secured endpoints, JwtAuthFilter intercepts the request, extracts the JWT, and validates it via JwtUtils. If valid, user details are loaded from CustomUserDetailsService, converted into a UsernamePasswordAuthenticationToken, and set in Spring's SecurityContextHolder.</w:t>
+        <w:t xml:space="preserve"> For secured endpoints, JwtAuthenticationFilter intercepts the request, extracts the JWT, and validates it via JwtUtils. If valid, user details are loaded from UserDetailsServiceImpl, converted into a UsernamePasswordAuthenticationToken, and set in Spring's SecurityContextHolder.</w:t>
       </w:r>
     </w:p>
     <w:p>
@@ -5694,8 +7777,8 @@
           <w:bCs w:val="0"/>
         </w:rPr>
       </w:pPr>
-      <w:bookmarkStart w:colFirst="0" w:colLast="0" w:name="_czik1vjgsh8g" w:id="22"/>
-      <w:bookmarkEnd w:id="22"/>
+      <w:bookmarkStart w:colFirst="0" w:colLast="0" w:name="_czik1vjgsh8g" w:id="38"/>
+      <w:bookmarkEnd w:id="38"/>
       <w:r>
         <w:rPr>
           <w:b w:val="0"/>
@@ -6215,7 +8298,7 @@
                 <w:bCs w:val="1"/>
                 <w:rtl w:val="0"/>
               </w:rPr>
-              <w:t xml:space="preserve">AuthEntryPointJwt</w:t>
+              <w:t xml:space="preserve">CustomUserDetailsService</w:t>
             </w:r>
             <w:r>
               <w:rPr>
@@ -6244,7 +8327,7 @@
               <w:rPr>
                 <w:rtl w:val="0"/>
               </w:rPr>
-              <w:t xml:space="preserve">Infrastructure</w:t>
+              <w:t xml:space="preserve">Infrastructure / Adapter</w:t>
             </w:r>
           </w:p>
         </w:tc>
@@ -6268,19 +8351,19 @@
               <w:rPr>
                 <w:rtl w:val="0"/>
               </w:rPr>
-              <w:t xml:space="preserve">Implements </w:t>
-            </w:r>
-            <w:r>
-              <w:rPr>
-                <w:rtl w:val="0"/>
-              </w:rPr>
-              <w:t xml:space="preserve">AuthenticationEntryPoint</w:t>
-            </w:r>
-            <w:r>
-              <w:rPr>
-                <w:rtl w:val="0"/>
-              </w:rPr>
-              <w:t xml:space="preserve"> to catch unauthenticated requests and return structured HTTP 401 JSON responses.</w:t>
+              <w:t xml:space="preserve">Implements Spring's </w:t>
+            </w:r>
+            <w:r>
+              <w:rPr>
+                <w:rtl w:val="0"/>
+              </w:rPr>
+              <w:t xml:space="preserve">UserDetailsService</w:t>
+            </w:r>
+            <w:r>
+              <w:rPr>
+                <w:rtl w:val="0"/>
+              </w:rPr>
+              <w:t xml:space="preserve"> to fetch user security profiles from the repository by username.</w:t>
             </w:r>
           </w:p>
         </w:tc>
@@ -6312,7 +8395,7 @@
                 <w:bCs w:val="1"/>
                 <w:rtl w:val="0"/>
               </w:rPr>
-              <w:t xml:space="preserve">CustomUserDetailsService</w:t>
+              <w:t xml:space="preserve">CustomUserDetails</w:t>
             </w:r>
             <w:r>
               <w:rPr>
@@ -6341,7 +8424,7 @@
               <w:rPr>
                 <w:rtl w:val="0"/>
               </w:rPr>
-              <w:t xml:space="preserve">Infrastructure / Adapter</w:t>
+              <w:t xml:space="preserve">Domain / Adapter</w:t>
             </w:r>
           </w:p>
         </w:tc>
@@ -6365,19 +8448,31 @@
               <w:rPr>
                 <w:rtl w:val="0"/>
               </w:rPr>
-              <w:t xml:space="preserve">Implements Spring's </w:t>
-            </w:r>
-            <w:r>
-              <w:rPr>
-                <w:rtl w:val="0"/>
-              </w:rPr>
-              <w:t xml:space="preserve">UserDetailsService</w:t>
-            </w:r>
-            <w:r>
-              <w:rPr>
-                <w:rtl w:val="0"/>
-              </w:rPr>
-              <w:t xml:space="preserve"> to fetch user security profiles from the repository by username.</w:t>
+              <w:t xml:space="preserve">Wraps the core </w:t>
+            </w:r>
+            <w:r>
+              <w:rPr>
+                <w:rtl w:val="0"/>
+              </w:rPr>
+              <w:t xml:space="preserve">User</w:t>
+            </w:r>
+            <w:r>
+              <w:rPr>
+                <w:rtl w:val="0"/>
+              </w:rPr>
+              <w:t xml:space="preserve"> entity and translates domain roles/permissions into Spring Security </w:t>
+            </w:r>
+            <w:r>
+              <w:rPr>
+                <w:rtl w:val="0"/>
+              </w:rPr>
+              <w:t xml:space="preserve">GrantedAuthority</w:t>
+            </w:r>
+            <w:r>
+              <w:rPr>
+                <w:rtl w:val="0"/>
+              </w:rPr>
+              <w:t xml:space="preserve"> objects.</w:t>
             </w:r>
           </w:p>
         </w:tc>
@@ -6409,7 +8504,7 @@
                 <w:bCs w:val="1"/>
                 <w:rtl w:val="0"/>
               </w:rPr>
-              <w:t xml:space="preserve">CustomUserDetails</w:t>
+              <w:t xml:space="preserve">AuthController</w:t>
             </w:r>
             <w:r>
               <w:rPr>
@@ -6438,7 +8533,7 @@
               <w:rPr>
                 <w:rtl w:val="0"/>
               </w:rPr>
-              <w:t xml:space="preserve">Domain / Adapter</w:t>
+              <w:t xml:space="preserve">Interface Adapters</w:t>
             </w:r>
           </w:p>
         </w:tc>
@@ -6462,31 +8557,19 @@
               <w:rPr>
                 <w:rtl w:val="0"/>
               </w:rPr>
-              <w:t xml:space="preserve">Wraps the core </w:t>
-            </w:r>
-            <w:r>
-              <w:rPr>
-                <w:rtl w:val="0"/>
-              </w:rPr>
-              <w:t xml:space="preserve">User</w:t>
-            </w:r>
-            <w:r>
-              <w:rPr>
-                <w:rtl w:val="0"/>
-              </w:rPr>
-              <w:t xml:space="preserve"> entity and translates domain roles/permissions into Spring Security </w:t>
-            </w:r>
-            <w:r>
-              <w:rPr>
-                <w:rtl w:val="0"/>
-              </w:rPr>
-              <w:t xml:space="preserve">GrantedAuthority</w:t>
-            </w:r>
-            <w:r>
-              <w:rPr>
-                <w:rtl w:val="0"/>
-              </w:rPr>
-              <w:t xml:space="preserve"> objects.</w:t>
+              <w:t xml:space="preserve">Exposes public REST endpoints (e.g., </w:t>
+            </w:r>
+            <w:r>
+              <w:rPr>
+                <w:rtl w:val="0"/>
+              </w:rPr>
+              <w:t xml:space="preserve">POST /api/v1/auth/login</w:t>
+            </w:r>
+            <w:r>
+              <w:rPr>
+                <w:rtl w:val="0"/>
+              </w:rPr>
+              <w:t xml:space="preserve">) and delegates execution to use case services.</w:t>
             </w:r>
           </w:p>
         </w:tc>
@@ -6518,7 +8601,7 @@
                 <w:bCs w:val="1"/>
                 <w:rtl w:val="0"/>
               </w:rPr>
-              <w:t xml:space="preserve">AuthController</w:t>
+              <w:t xml:space="preserve">AuthService</w:t>
             </w:r>
             <w:r>
               <w:rPr>
@@ -6547,7 +8630,7 @@
               <w:rPr>
                 <w:rtl w:val="0"/>
               </w:rPr>
-              <w:t xml:space="preserve">Interface Adapters</w:t>
+              <w:t xml:space="preserve">Use Case</w:t>
             </w:r>
           </w:p>
         </w:tc>
@@ -6571,19 +8654,31 @@
               <w:rPr>
                 <w:rtl w:val="0"/>
               </w:rPr>
-              <w:t xml:space="preserve">Exposes public REST endpoints (e.g., </w:t>
-            </w:r>
-            <w:r>
-              <w:rPr>
-                <w:rtl w:val="0"/>
-              </w:rPr>
-              <w:t xml:space="preserve">POST /api/v1/auth/login</w:t>
-            </w:r>
-            <w:r>
-              <w:rPr>
-                <w:rtl w:val="0"/>
-              </w:rPr>
-              <w:t xml:space="preserve">) and delegates execution to use case services.</w:t>
+              <w:t xml:space="preserve">Orchestrates credential authentication via </w:t>
+            </w:r>
+            <w:r>
+              <w:rPr>
+                <w:rtl w:val="0"/>
+              </w:rPr>
+              <w:t xml:space="preserve">AuthenticationManager</w:t>
+            </w:r>
+            <w:r>
+              <w:rPr>
+                <w:rtl w:val="0"/>
+              </w:rPr>
+              <w:t xml:space="preserve">, invokes </w:t>
+            </w:r>
+            <w:r>
+              <w:rPr>
+                <w:rtl w:val="0"/>
+              </w:rPr>
+              <w:t xml:space="preserve">JwtUtils</w:t>
+            </w:r>
+            <w:r>
+              <w:rPr>
+                <w:rtl w:val="0"/>
+              </w:rPr>
+              <w:t xml:space="preserve">, and formats authentication response DTOs.</w:t>
             </w:r>
           </w:p>
         </w:tc>
@@ -6607,20 +8702,18 @@
             <w:pPr>
               <w:widowControl w:val="0"/>
               <w:spacing w:after="0" w:lineRule="auto"/>
-              <w:rPr/>
-            </w:pPr>
-            <w:r>
               <w:rPr>
                 <w:b w:val="1"/>
                 <w:bCs w:val="1"/>
-                <w:rtl w:val="0"/>
-              </w:rPr>
-              <w:t xml:space="preserve">AuthService</w:t>
-            </w:r>
-            <w:r>
-              <w:rPr>
-                <w:rtl w:val="0"/>
-              </w:rPr>
+              </w:rPr>
+            </w:pPr>
+            <w:r>
+              <w:rPr>
+                <w:b w:val="1"/>
+                <w:bCs w:val="1"/>
+                <w:rtl w:val="0"/>
+              </w:rPr>
+              <w:t xml:space="preserve">TokenBlacklistService</w:t>
             </w:r>
           </w:p>
         </w:tc>
@@ -6644,7 +8737,7 @@
               <w:rPr>
                 <w:rtl w:val="0"/>
               </w:rPr>
-              <w:t xml:space="preserve">Use Case</w:t>
+              <w:t xml:space="preserve">Infrastructure</w:t>
             </w:r>
           </w:p>
         </w:tc>
@@ -6668,31 +8761,7 @@
               <w:rPr>
                 <w:rtl w:val="0"/>
               </w:rPr>
-              <w:t xml:space="preserve">Orchestrates credential authentication via </w:t>
-            </w:r>
-            <w:r>
-              <w:rPr>
-                <w:rtl w:val="0"/>
-              </w:rPr>
-              <w:t xml:space="preserve">AuthenticationManager</w:t>
-            </w:r>
-            <w:r>
-              <w:rPr>
-                <w:rtl w:val="0"/>
-              </w:rPr>
-              <w:t xml:space="preserve">, invokes </w:t>
-            </w:r>
-            <w:r>
-              <w:rPr>
-                <w:rtl w:val="0"/>
-              </w:rPr>
-              <w:t xml:space="preserve">JwtUtils</w:t>
-            </w:r>
-            <w:r>
-              <w:rPr>
-                <w:rtl w:val="0"/>
-              </w:rPr>
-              <w:t xml:space="preserve">, and formats authentication response DTOs.</w:t>
+              <w:t xml:space="preserve">Tracks tokens revoked at logout so they are rejected before they expire. </w:t>
             </w:r>
           </w:p>
         </w:tc>
@@ -6731,8 +8800,8 @@
           <w:bCs w:val="0"/>
         </w:rPr>
       </w:pPr>
-      <w:bookmarkStart w:colFirst="0" w:colLast="0" w:name="_8bpu08oyo8u7" w:id="23"/>
-      <w:bookmarkEnd w:id="23"/>
+      <w:bookmarkStart w:colFirst="0" w:colLast="0" w:name="_8bpu08oyo8u7" w:id="39"/>
+      <w:bookmarkEnd w:id="39"/>
       <w:r>
         <w:rPr>
           <w:b w:val="0"/>
@@ -6750,7 +8819,7 @@
         <w:widowControl w:val="1"/>
         <w:numPr>
           <w:ilvl w:val="0"/>
-          <w:numId w:val="18"/>
+          <w:numId w:val="23"/>
         </w:numPr>
         <w:pBdr>
           <w:top w:space="0" w:sz="0" w:val="nil"/>
@@ -6789,7 +8858,7 @@
         <w:widowControl w:val="1"/>
         <w:numPr>
           <w:ilvl w:val="0"/>
-          <w:numId w:val="18"/>
+          <w:numId w:val="23"/>
         </w:numPr>
         <w:pBdr>
           <w:top w:space="0" w:sz="0" w:val="nil"/>
@@ -6823,7 +8892,7 @@
         <w:rPr>
           <w:rtl w:val="0"/>
         </w:rPr>
-        <w:t xml:space="preserve">AuthController passes data to AuthUseCase, which invokes AuthenticationManager.authenticate(...).</w:t>
+        <w:t xml:space="preserve">AuthController passes data to AuthServiceImpl, which invokes AuthenticationManager.authenticate(...).</w:t>
       </w:r>
     </w:p>
     <w:p>
@@ -6834,7 +8903,7 @@
         <w:widowControl w:val="1"/>
         <w:numPr>
           <w:ilvl w:val="0"/>
-          <w:numId w:val="18"/>
+          <w:numId w:val="23"/>
         </w:numPr>
         <w:pBdr>
           <w:top w:space="0" w:sz="0" w:val="nil"/>
@@ -6873,7 +8942,7 @@
         <w:widowControl w:val="1"/>
         <w:numPr>
           <w:ilvl w:val="0"/>
-          <w:numId w:val="18"/>
+          <w:numId w:val="23"/>
         </w:numPr>
         <w:pBdr>
           <w:top w:space="0" w:sz="0" w:val="nil"/>
@@ -6912,7 +8981,7 @@
         <w:widowControl w:val="1"/>
         <w:numPr>
           <w:ilvl w:val="0"/>
-          <w:numId w:val="18"/>
+          <w:numId w:val="23"/>
         </w:numPr>
         <w:pBdr>
           <w:top w:space="0" w:sz="0" w:val="nil"/>
@@ -6951,7 +9020,7 @@
         <w:widowControl w:val="1"/>
         <w:numPr>
           <w:ilvl w:val="0"/>
-          <w:numId w:val="18"/>
+          <w:numId w:val="23"/>
         </w:numPr>
         <w:pBdr>
           <w:top w:space="0" w:sz="0" w:val="nil"/>
@@ -6988,8 +9057,8 @@
         <w:ind w:left="720" w:firstLine="0"/>
         <w:rPr/>
       </w:pPr>
-      <w:bookmarkStart w:colFirst="0" w:colLast="0" w:name="_oc4bdfnyxm0y" w:id="24"/>
-      <w:bookmarkEnd w:id="24"/>
+      <w:bookmarkStart w:colFirst="0" w:colLast="0" w:name="_oc4bdfnyxm0y" w:id="40"/>
+      <w:bookmarkEnd w:id="40"/>
       <w:r>
         <w:rPr>
           <w:rtl w:val="0"/>
@@ -7030,7 +9099,7 @@
         <w:widowControl w:val="1"/>
         <w:numPr>
           <w:ilvl w:val="0"/>
-          <w:numId w:val="15"/>
+          <w:numId w:val="19"/>
         </w:numPr>
         <w:pBdr>
           <w:top w:space="0" w:sz="0" w:val="nil"/>
@@ -7069,7 +9138,7 @@
         <w:widowControl w:val="1"/>
         <w:numPr>
           <w:ilvl w:val="0"/>
-          <w:numId w:val="15"/>
+          <w:numId w:val="19"/>
         </w:numPr>
         <w:pBdr>
           <w:top w:space="0" w:sz="0" w:val="nil"/>
@@ -7108,7 +9177,7 @@
         <w:widowControl w:val="1"/>
         <w:numPr>
           <w:ilvl w:val="0"/>
-          <w:numId w:val="15"/>
+          <w:numId w:val="19"/>
         </w:numPr>
         <w:pBdr>
           <w:top w:space="0" w:sz="0" w:val="nil"/>
@@ -7159,12 +9228,12 @@
         <w:widowControl w:val="0"/>
         <w:numPr>
           <w:ilvl w:val="0"/>
-          <w:numId w:val="17"/>
+          <w:numId w:val="22"/>
         </w:numPr>
         <w:ind w:left="720" w:hanging="360"/>
       </w:pPr>
-      <w:bookmarkStart w:colFirst="0" w:colLast="0" w:name="_mtfbusfb0eq3" w:id="25"/>
-      <w:bookmarkEnd w:id="25"/>
+      <w:bookmarkStart w:colFirst="0" w:colLast="0" w:name="_mtfbusfb0eq3" w:id="41"/>
+      <w:bookmarkEnd w:id="41"/>
       <w:r>
         <w:rPr>
           <w:rtl w:val="0"/>
@@ -7230,7 +9299,7 @@
         <w:widowControl w:val="0"/>
         <w:numPr>
           <w:ilvl w:val="0"/>
-          <w:numId w:val="17"/>
+          <w:numId w:val="22"/>
         </w:numPr>
         <w:pBdr>
           <w:top w:space="0" w:sz="0" w:val="nil"/>
@@ -7245,8 +9314,8 @@
           <w:u w:val="none"/>
         </w:rPr>
       </w:pPr>
-      <w:bookmarkStart w:colFirst="0" w:colLast="0" w:name="_9zvwkmc4luo5" w:id="26"/>
-      <w:bookmarkEnd w:id="26"/>
+      <w:bookmarkStart w:colFirst="0" w:colLast="0" w:name="_9zvwkmc4luo5" w:id="42"/>
+      <w:bookmarkEnd w:id="42"/>
       <w:r>
         <w:rPr>
           <w:rtl w:val="0"/>
@@ -7285,8 +9354,8 @@
         <w:ind w:left="720" w:firstLine="0"/>
         <w:rPr/>
       </w:pPr>
-      <w:bookmarkStart w:colFirst="0" w:colLast="0" w:name="_iarh1fsofsus" w:id="27"/>
-      <w:bookmarkEnd w:id="27"/>
+      <w:bookmarkStart w:colFirst="0" w:colLast="0" w:name="_iarh1fsofsus" w:id="43"/>
+      <w:bookmarkEnd w:id="43"/>
       <w:r>
         <w:rPr>
           <w:rtl w:val="0"/>
@@ -7301,153 +9370,13 @@
         <w:ind w:left="720" w:firstLine="0"/>
         <w:rPr/>
       </w:pPr>
-      <w:bookmarkStart w:colFirst="0" w:colLast="0" w:name="_tux12o82jk02" w:id="28"/>
-      <w:bookmarkEnd w:id="28"/>
+      <w:bookmarkStart w:colFirst="0" w:colLast="0" w:name="_tux12o82jk02" w:id="44"/>
+      <w:bookmarkEnd w:id="44"/>
       <w:r>
         <w:rPr>
           <w:rtl w:val="0"/>
         </w:rPr>
         <w:t xml:space="preserve">8.1.1. Chain of Responsibility Pattern (Spring Security Filter Chain)</w:t>
-      </w:r>
-    </w:p>
-    <w:p>
-      <w:pPr>
-        <w:widowControl w:val="0"/>
-        <w:numPr>
-          <w:ilvl w:val="0"/>
-          <w:numId w:val="3"/>
-        </w:numPr>
-        <w:ind w:left="1440" w:hanging="360"/>
-        <w:rPr>
-          <w:u w:val="none"/>
-        </w:rPr>
-      </w:pPr>
-      <w:r>
-        <w:rPr>
-          <w:b w:val="1"/>
-          <w:bCs w:val="1"/>
-          <w:rtl w:val="0"/>
-        </w:rPr>
-        <w:t xml:space="preserve">Where:</w:t>
-      </w:r>
-      <w:r>
-        <w:rPr>
-          <w:rtl w:val="0"/>
-        </w:rPr>
-        <w:t xml:space="preserve"> SecurityConfig, JwtAuthFilter, UsernamePasswordAuthenticationFilter.</w:t>
-      </w:r>
-    </w:p>
-    <w:p>
-      <w:pPr>
-        <w:widowControl w:val="0"/>
-        <w:numPr>
-          <w:ilvl w:val="0"/>
-          <w:numId w:val="3"/>
-        </w:numPr>
-        <w:ind w:left="1440" w:hanging="360"/>
-        <w:rPr>
-          <w:u w:val="none"/>
-        </w:rPr>
-      </w:pPr>
-      <w:r>
-        <w:rPr>
-          <w:b w:val="1"/>
-          <w:bCs w:val="1"/>
-          <w:rtl w:val="0"/>
-        </w:rPr>
-        <w:t xml:space="preserve">Description:</w:t>
-      </w:r>
-      <w:r>
-        <w:rPr>
-          <w:rtl w:val="0"/>
-        </w:rPr>
-        <w:t xml:space="preserve"> Spring Security passes incoming HTTP requests through a chain of filters. Each filter handles a specific concern (e.g., CORS checking, JWT parsing/validation, security context setup) before passing the request to the next filter in the chain or aborting early with an error (e.g., AuthEntryPointJwt returning 401).</w:t>
-      </w:r>
-    </w:p>
-    <w:p>
-      <w:pPr>
-        <w:pStyle w:val="Heading3"/>
-        <w:widowControl w:val="0"/>
-        <w:ind w:left="720" w:firstLine="0"/>
-        <w:rPr/>
-      </w:pPr>
-      <w:bookmarkStart w:colFirst="0" w:colLast="0" w:name="_8xad3npnoqh8" w:id="29"/>
-      <w:bookmarkEnd w:id="29"/>
-      <w:r>
-        <w:rPr>
-          <w:rtl w:val="0"/>
-        </w:rPr>
-        <w:t xml:space="preserve">8.1.2. Adapter Pattern (UserDetails Wrapper)</w:t>
-      </w:r>
-    </w:p>
-    <w:p>
-      <w:pPr>
-        <w:widowControl w:val="0"/>
-        <w:numPr>
-          <w:ilvl w:val="0"/>
-          <w:numId w:val="12"/>
-        </w:numPr>
-        <w:ind w:left="1440" w:hanging="360"/>
-        <w:rPr>
-          <w:u w:val="none"/>
-        </w:rPr>
-      </w:pPr>
-      <w:r>
-        <w:rPr>
-          <w:b w:val="1"/>
-          <w:bCs w:val="1"/>
-          <w:rtl w:val="0"/>
-        </w:rPr>
-        <w:t xml:space="preserve">Where:</w:t>
-      </w:r>
-      <w:r>
-        <w:rPr>
-          <w:rtl w:val="0"/>
-        </w:rPr>
-        <w:t xml:space="preserve"> CustomUserDetails wrapping the domain User entity.</w:t>
-      </w:r>
-    </w:p>
-    <w:p>
-      <w:pPr>
-        <w:widowControl w:val="0"/>
-        <w:numPr>
-          <w:ilvl w:val="0"/>
-          <w:numId w:val="12"/>
-        </w:numPr>
-        <w:ind w:left="1440" w:hanging="360"/>
-        <w:rPr>
-          <w:u w:val="none"/>
-        </w:rPr>
-      </w:pPr>
-      <w:r>
-        <w:rPr>
-          <w:b w:val="1"/>
-          <w:bCs w:val="1"/>
-          <w:rtl w:val="0"/>
-        </w:rPr>
-        <w:t xml:space="preserve">Description:</w:t>
-      </w:r>
-      <w:r>
-        <w:rPr>
-          <w:rtl w:val="0"/>
-        </w:rPr>
-        <w:t xml:space="preserve"> Adapts Bluejay’s internal User domain model into Spring Security’s required UserDetails interface. This allows Spring Security to evaluate roles and authorities without forcing the core User domain entity to depend directly on Spring Security classes.</w:t>
-      </w:r>
-    </w:p>
-    <w:p>
-      <w:pPr>
-        <w:pStyle w:val="Heading3"/>
-        <w:widowControl w:val="0"/>
-        <w:ind w:left="720" w:firstLine="0"/>
-        <w:rPr/>
-      </w:pPr>
-      <w:bookmarkStart w:colFirst="0" w:colLast="0" w:name="_1gtbmoosqhj4" w:id="30"/>
-      <w:bookmarkEnd w:id="30"/>
-      <w:r>
-        <w:rPr>
-          <w:rtl w:val="0"/>
-        </w:rPr>
-        <w:t xml:space="preserve">8.1.3. Strategy Pattern (Authentication Providers &amp; Password Encoders)</w:t>
       </w:r>
     </w:p>
     <w:p>
@@ -7474,7 +9403,7 @@
         <w:rPr>
           <w:rtl w:val="0"/>
         </w:rPr>
-        <w:t xml:space="preserve"> AuthenticationManager, DaoAuthenticationProvider, PasswordEncoder.</w:t>
+        <w:t xml:space="preserve"> SecurityConfig, JwtAuthFilter, UsernamePasswordAuthenticationFilter.</w:t>
       </w:r>
     </w:p>
     <w:p>
@@ -7501,7 +9430,7 @@
         <w:rPr>
           <w:rtl w:val="0"/>
         </w:rPr>
-        <w:t xml:space="preserve"> Spring Security defines interchangeable strategy interfaces for authentication and password hashing. Bluejay plugs in the DaoAuthenticationProvider strategy for database-backed logins and the BCryptPasswordEncoder strategy for hashing passwords.</w:t>
+        <w:t xml:space="preserve"> Spring Security passes incoming HTTP requests through a chain of filters. Each filter handles a specific concern (e.g., CORS checking, JWT parsing/validation, security context setup) before passing the request to the next filter in the chain or aborting early with an error</w:t>
       </w:r>
     </w:p>
     <w:p>
@@ -7511,169 +9440,13 @@
         <w:ind w:left="720" w:firstLine="0"/>
         <w:rPr/>
       </w:pPr>
-      <w:bookmarkStart w:colFirst="0" w:colLast="0" w:name="_j1uewkuuu9y3" w:id="31"/>
-      <w:bookmarkEnd w:id="31"/>
-      <w:r>
-        <w:rPr>
-          <w:rtl w:val="0"/>
-        </w:rPr>
-        <w:t xml:space="preserve">8.1.4. Data Transfer Object (DTO) Pattern</w:t>
-      </w:r>
-    </w:p>
-    <w:p>
-      <w:pPr>
-        <w:widowControl w:val="0"/>
-        <w:numPr>
-          <w:ilvl w:val="0"/>
-          <w:numId w:val="19"/>
-        </w:numPr>
-        <w:ind w:left="1440" w:hanging="360"/>
-        <w:rPr>
-          <w:u w:val="none"/>
-        </w:rPr>
-      </w:pPr>
-      <w:r>
-        <w:rPr>
-          <w:b w:val="1"/>
-          <w:bCs w:val="1"/>
-          <w:rtl w:val="0"/>
-        </w:rPr>
-        <w:t xml:space="preserve">Where:</w:t>
-      </w:r>
-      <w:r>
-        <w:rPr>
-          <w:rtl w:val="0"/>
-        </w:rPr>
-        <w:t xml:space="preserve"> LoginRequest, LoginResponse.</w:t>
-      </w:r>
-    </w:p>
-    <w:p>
-      <w:pPr>
-        <w:widowControl w:val="0"/>
-        <w:numPr>
-          <w:ilvl w:val="0"/>
-          <w:numId w:val="19"/>
-        </w:numPr>
-        <w:ind w:left="1440" w:hanging="360"/>
-        <w:rPr>
-          <w:u w:val="none"/>
-        </w:rPr>
-      </w:pPr>
-      <w:r>
-        <w:rPr>
-          <w:b w:val="1"/>
-          <w:bCs w:val="1"/>
-          <w:rtl w:val="0"/>
-        </w:rPr>
-        <w:t xml:space="preserve">Description:</w:t>
-      </w:r>
-      <w:r>
-        <w:rPr>
-          <w:rtl w:val="0"/>
-        </w:rPr>
-        <w:t xml:space="preserve"> Encapsulates incoming login payload data (username, password) and outgoing authentication details (token, tokenType, expiresIn, roles) to decouple API transport contracts from internal domain models.</w:t>
-      </w:r>
-    </w:p>
-    <w:p>
-      <w:pPr>
-        <w:pStyle w:val="Heading2"/>
-        <w:widowControl w:val="0"/>
-        <w:ind w:left="720" w:firstLine="0"/>
-        <w:rPr/>
-      </w:pPr>
-      <w:bookmarkStart w:colFirst="0" w:colLast="0" w:name="_j44mlfs99wnx" w:id="32"/>
-      <w:bookmarkEnd w:id="32"/>
-      <w:r>
-        <w:rPr>
-          <w:rtl w:val="0"/>
-        </w:rPr>
-        <w:t xml:space="preserve">8.2. Core System &amp; Architectural Patterns</w:t>
-      </w:r>
-    </w:p>
-    <w:p>
-      <w:pPr>
-        <w:pStyle w:val="Heading3"/>
-        <w:widowControl w:val="0"/>
-        <w:ind w:left="720" w:firstLine="0"/>
-        <w:rPr/>
-      </w:pPr>
-      <w:bookmarkStart w:colFirst="0" w:colLast="0" w:name="_bltw3jqn4q68" w:id="33"/>
-      <w:bookmarkEnd w:id="33"/>
-      <w:r>
-        <w:rPr>
-          <w:rtl w:val="0"/>
-        </w:rPr>
-        <w:t xml:space="preserve">8.2.1. Clean Architecture (Architectural Pattern)</w:t>
-      </w:r>
-    </w:p>
-    <w:p>
-      <w:pPr>
-        <w:widowControl w:val="0"/>
-        <w:numPr>
-          <w:ilvl w:val="0"/>
-          <w:numId w:val="23"/>
-        </w:numPr>
-        <w:ind w:left="1440" w:hanging="360"/>
-        <w:rPr>
-          <w:u w:val="none"/>
-        </w:rPr>
-      </w:pPr>
-      <w:r>
-        <w:rPr>
-          <w:b w:val="1"/>
-          <w:bCs w:val="1"/>
-          <w:rtl w:val="0"/>
-        </w:rPr>
-        <w:t xml:space="preserve">Where:</w:t>
-      </w:r>
-      <w:r>
-        <w:rPr>
-          <w:rtl w:val="0"/>
-        </w:rPr>
-        <w:t xml:space="preserve"> Backend project package structure.</w:t>
-      </w:r>
-    </w:p>
-    <w:p>
-      <w:pPr>
-        <w:widowControl w:val="0"/>
-        <w:numPr>
-          <w:ilvl w:val="0"/>
-          <w:numId w:val="23"/>
-        </w:numPr>
-        <w:ind w:left="1440" w:hanging="360"/>
-        <w:rPr>
-          <w:u w:val="none"/>
-        </w:rPr>
-      </w:pPr>
-      <w:r>
-        <w:rPr>
-          <w:b w:val="1"/>
-          <w:bCs w:val="1"/>
-          <w:rtl w:val="0"/>
-        </w:rPr>
-        <w:t xml:space="preserve">Description:</w:t>
-      </w:r>
-      <w:r>
-        <w:rPr>
-          <w:rtl w:val="0"/>
-        </w:rPr>
-        <w:t xml:space="preserve"> Enforces Dependency Inversion so that core business rules remain completely independent of external frameworks, UI components, and database drivers.</w:t>
-      </w:r>
-    </w:p>
-    <w:p>
-      <w:pPr>
-        <w:pStyle w:val="Heading3"/>
-        <w:widowControl w:val="0"/>
-        <w:ind w:left="720" w:firstLine="0"/>
-        <w:rPr/>
-      </w:pPr>
-      <w:bookmarkStart w:colFirst="0" w:colLast="0" w:name="_5261ggdl1rne" w:id="34"/>
-      <w:bookmarkEnd w:id="34"/>
-      <w:r>
-        <w:rPr>
-          <w:rtl w:val="0"/>
-        </w:rPr>
-        <w:t xml:space="preserve">8.2.2. Dependency Injection / Inversion of Control (IoC)</w:t>
+      <w:bookmarkStart w:colFirst="0" w:colLast="0" w:name="_8xad3npnoqh8" w:id="45"/>
+      <w:bookmarkEnd w:id="45"/>
+      <w:r>
+        <w:rPr>
+          <w:rtl w:val="0"/>
+        </w:rPr>
+        <w:t xml:space="preserve">8.1.2. Adapter Pattern (UserDetails Wrapper)</w:t>
       </w:r>
     </w:p>
     <w:p>
@@ -7700,7 +9473,7 @@
         <w:rPr>
           <w:rtl w:val="0"/>
         </w:rPr>
-        <w:t xml:space="preserve"> Spring Framework Core</w:t>
+        <w:t xml:space="preserve"> CustomUserDetails wrapping the domain User entity.</w:t>
       </w:r>
     </w:p>
     <w:p>
@@ -7727,7 +9500,7 @@
         <w:rPr>
           <w:rtl w:val="0"/>
         </w:rPr>
-        <w:t xml:space="preserve"> Spring manages component lifecycles and injects collaborators (e.g., injecting JwtUtils into JwtAuthFilter) at runtime, promoting loose coupling and testability.</w:t>
+        <w:t xml:space="preserve"> Adapts Bluejay’s internal User domain model into Spring Security’s required UserDetails interface. This allows Spring Security to evaluate roles and authorities without forcing the core User domain entity to depend directly on Spring Security classes.</w:t>
       </w:r>
     </w:p>
     <w:p>
@@ -7737,13 +9510,13 @@
         <w:ind w:left="720" w:firstLine="0"/>
         <w:rPr/>
       </w:pPr>
-      <w:bookmarkStart w:colFirst="0" w:colLast="0" w:name="_iw413qn13pev" w:id="35"/>
-      <w:bookmarkEnd w:id="35"/>
-      <w:r>
-        <w:rPr>
-          <w:rtl w:val="0"/>
-        </w:rPr>
-        <w:t xml:space="preserve">8.2.3. Repository Pattern</w:t>
+      <w:bookmarkStart w:colFirst="0" w:colLast="0" w:name="_1gtbmoosqhj4" w:id="46"/>
+      <w:bookmarkEnd w:id="46"/>
+      <w:r>
+        <w:rPr>
+          <w:rtl w:val="0"/>
+        </w:rPr>
+        <w:t xml:space="preserve">8.1.3. Strategy Pattern (Authentication Providers &amp; Password Encoders)</w:t>
       </w:r>
     </w:p>
     <w:p>
@@ -7751,7 +9524,7 @@
         <w:widowControl w:val="0"/>
         <w:numPr>
           <w:ilvl w:val="0"/>
-          <w:numId w:val="4"/>
+          <w:numId w:val="9"/>
         </w:numPr>
         <w:ind w:left="1440" w:hanging="360"/>
         <w:rPr>
@@ -7770,7 +9543,7 @@
         <w:rPr>
           <w:rtl w:val="0"/>
         </w:rPr>
-        <w:t xml:space="preserve"> Spring Data JPA Repositories (e.g., UserRepository).</w:t>
+        <w:t xml:space="preserve"> AuthenticationManager, DaoAuthenticationProvider, PasswordEncoder.</w:t>
       </w:r>
     </w:p>
     <w:p>
@@ -7778,7 +9551,303 @@
         <w:widowControl w:val="0"/>
         <w:numPr>
           <w:ilvl w:val="0"/>
-          <w:numId w:val="4"/>
+          <w:numId w:val="9"/>
+        </w:numPr>
+        <w:ind w:left="1440" w:hanging="360"/>
+        <w:rPr>
+          <w:u w:val="none"/>
+        </w:rPr>
+      </w:pPr>
+      <w:r>
+        <w:rPr>
+          <w:b w:val="1"/>
+          <w:bCs w:val="1"/>
+          <w:rtl w:val="0"/>
+        </w:rPr>
+        <w:t xml:space="preserve">Description:</w:t>
+      </w:r>
+      <w:r>
+        <w:rPr>
+          <w:rtl w:val="0"/>
+        </w:rPr>
+        <w:t xml:space="preserve"> Spring Security defines interchangeable strategy interfaces for authentication and password hashing. Bluejay plugs in the DaoAuthenticationProvider strategy for database-backed logins and the BCryptPasswordEncoder strategy for hashing passwords.</w:t>
+      </w:r>
+    </w:p>
+    <w:p>
+      <w:pPr>
+        <w:pStyle w:val="Heading3"/>
+        <w:widowControl w:val="0"/>
+        <w:ind w:left="720" w:firstLine="0"/>
+        <w:rPr/>
+      </w:pPr>
+      <w:bookmarkStart w:colFirst="0" w:colLast="0" w:name="_j1uewkuuu9y3" w:id="47"/>
+      <w:bookmarkEnd w:id="47"/>
+      <w:r>
+        <w:rPr>
+          <w:rtl w:val="0"/>
+        </w:rPr>
+        <w:t xml:space="preserve">8.1.4. Data Transfer Object (DTO) Pattern</w:t>
+      </w:r>
+    </w:p>
+    <w:p>
+      <w:pPr>
+        <w:widowControl w:val="0"/>
+        <w:numPr>
+          <w:ilvl w:val="0"/>
+          <w:numId w:val="24"/>
+        </w:numPr>
+        <w:ind w:left="1440" w:hanging="360"/>
+        <w:rPr>
+          <w:u w:val="none"/>
+        </w:rPr>
+      </w:pPr>
+      <w:r>
+        <w:rPr>
+          <w:b w:val="1"/>
+          <w:bCs w:val="1"/>
+          <w:rtl w:val="0"/>
+        </w:rPr>
+        <w:t xml:space="preserve">Where:</w:t>
+      </w:r>
+      <w:r>
+        <w:rPr>
+          <w:rtl w:val="0"/>
+        </w:rPr>
+        <w:t xml:space="preserve"> LoginRequest, AuthResponse.</w:t>
+      </w:r>
+    </w:p>
+    <w:p>
+      <w:pPr>
+        <w:widowControl w:val="0"/>
+        <w:numPr>
+          <w:ilvl w:val="0"/>
+          <w:numId w:val="24"/>
+        </w:numPr>
+        <w:ind w:left="1440" w:hanging="360"/>
+        <w:rPr>
+          <w:u w:val="none"/>
+        </w:rPr>
+      </w:pPr>
+      <w:r>
+        <w:rPr>
+          <w:b w:val="1"/>
+          <w:bCs w:val="1"/>
+          <w:rtl w:val="0"/>
+        </w:rPr>
+        <w:t xml:space="preserve">Description:</w:t>
+      </w:r>
+      <w:r>
+        <w:rPr>
+          <w:rtl w:val="0"/>
+        </w:rPr>
+        <w:t xml:space="preserve"> Encapsulates incoming login payload data (username, password) and outgoing authentication details (token, tokenType, expiresIn, roles) to decouple API transport contracts from internal domain models.</w:t>
+      </w:r>
+    </w:p>
+    <w:p>
+      <w:pPr>
+        <w:pStyle w:val="Heading2"/>
+        <w:widowControl w:val="0"/>
+        <w:ind w:left="720" w:firstLine="0"/>
+        <w:rPr/>
+      </w:pPr>
+      <w:bookmarkStart w:colFirst="0" w:colLast="0" w:name="_j44mlfs99wnx" w:id="48"/>
+      <w:bookmarkEnd w:id="48"/>
+      <w:r>
+        <w:rPr>
+          <w:rtl w:val="0"/>
+        </w:rPr>
+        <w:t xml:space="preserve">8.2. Core System &amp; Architectural Patterns</w:t>
+      </w:r>
+    </w:p>
+    <w:p>
+      <w:pPr>
+        <w:pStyle w:val="Heading3"/>
+        <w:widowControl w:val="0"/>
+        <w:ind w:left="720" w:firstLine="0"/>
+        <w:rPr/>
+      </w:pPr>
+      <w:bookmarkStart w:colFirst="0" w:colLast="0" w:name="_bltw3jqn4q68" w:id="49"/>
+      <w:bookmarkEnd w:id="49"/>
+      <w:r>
+        <w:rPr>
+          <w:rtl w:val="0"/>
+        </w:rPr>
+        <w:t xml:space="preserve">8.2.1. Clean Architecture (Architectural Pattern)</w:t>
+      </w:r>
+    </w:p>
+    <w:p>
+      <w:pPr>
+        <w:widowControl w:val="0"/>
+        <w:numPr>
+          <w:ilvl w:val="0"/>
+          <w:numId w:val="28"/>
+        </w:numPr>
+        <w:ind w:left="1440" w:hanging="360"/>
+        <w:rPr>
+          <w:u w:val="none"/>
+        </w:rPr>
+      </w:pPr>
+      <w:r>
+        <w:rPr>
+          <w:b w:val="1"/>
+          <w:bCs w:val="1"/>
+          <w:rtl w:val="0"/>
+        </w:rPr>
+        <w:t xml:space="preserve">Where:</w:t>
+      </w:r>
+      <w:r>
+        <w:rPr>
+          <w:rtl w:val="0"/>
+        </w:rPr>
+        <w:t xml:space="preserve"> Backend project package structure.</w:t>
+      </w:r>
+    </w:p>
+    <w:p>
+      <w:pPr>
+        <w:widowControl w:val="0"/>
+        <w:numPr>
+          <w:ilvl w:val="0"/>
+          <w:numId w:val="28"/>
+        </w:numPr>
+        <w:ind w:left="1440" w:hanging="360"/>
+        <w:rPr>
+          <w:u w:val="none"/>
+        </w:rPr>
+      </w:pPr>
+      <w:r>
+        <w:rPr>
+          <w:b w:val="1"/>
+          <w:bCs w:val="1"/>
+          <w:rtl w:val="0"/>
+        </w:rPr>
+        <w:t xml:space="preserve">Description:</w:t>
+      </w:r>
+      <w:r>
+        <w:rPr>
+          <w:rtl w:val="0"/>
+        </w:rPr>
+        <w:t xml:space="preserve"> Enforces Dependency Inversion so that core business rules remain completely independent of external frameworks, UI components, and database drivers.</w:t>
+      </w:r>
+    </w:p>
+    <w:p>
+      <w:pPr>
+        <w:pStyle w:val="Heading3"/>
+        <w:widowControl w:val="0"/>
+        <w:ind w:left="720" w:firstLine="0"/>
+        <w:rPr/>
+      </w:pPr>
+      <w:bookmarkStart w:colFirst="0" w:colLast="0" w:name="_5261ggdl1rne" w:id="50"/>
+      <w:bookmarkEnd w:id="50"/>
+      <w:r>
+        <w:rPr>
+          <w:rtl w:val="0"/>
+        </w:rPr>
+        <w:t xml:space="preserve">8.2.2. Dependency Injection / Inversion of Control (IoC)</w:t>
+      </w:r>
+    </w:p>
+    <w:p>
+      <w:pPr>
+        <w:widowControl w:val="0"/>
+        <w:numPr>
+          <w:ilvl w:val="0"/>
+          <w:numId w:val="20"/>
+        </w:numPr>
+        <w:ind w:left="1440" w:hanging="360"/>
+        <w:rPr>
+          <w:u w:val="none"/>
+        </w:rPr>
+      </w:pPr>
+      <w:r>
+        <w:rPr>
+          <w:b w:val="1"/>
+          <w:bCs w:val="1"/>
+          <w:rtl w:val="0"/>
+        </w:rPr>
+        <w:t xml:space="preserve">Where:</w:t>
+      </w:r>
+      <w:r>
+        <w:rPr>
+          <w:rtl w:val="0"/>
+        </w:rPr>
+        <w:t xml:space="preserve"> Spring Framework Core</w:t>
+      </w:r>
+    </w:p>
+    <w:p>
+      <w:pPr>
+        <w:widowControl w:val="0"/>
+        <w:numPr>
+          <w:ilvl w:val="0"/>
+          <w:numId w:val="20"/>
+        </w:numPr>
+        <w:ind w:left="1440" w:hanging="360"/>
+        <w:rPr>
+          <w:u w:val="none"/>
+        </w:rPr>
+      </w:pPr>
+      <w:r>
+        <w:rPr>
+          <w:b w:val="1"/>
+          <w:bCs w:val="1"/>
+          <w:rtl w:val="0"/>
+        </w:rPr>
+        <w:t xml:space="preserve">Description:</w:t>
+      </w:r>
+      <w:r>
+        <w:rPr>
+          <w:rtl w:val="0"/>
+        </w:rPr>
+        <w:t xml:space="preserve"> Spring manages component lifecycles and injects collaborators (e.g., injecting JwtUtils into JwtAuthFilter) at runtime, promoting loose coupling and testability.</w:t>
+      </w:r>
+    </w:p>
+    <w:p>
+      <w:pPr>
+        <w:pStyle w:val="Heading3"/>
+        <w:widowControl w:val="0"/>
+        <w:ind w:left="720" w:firstLine="0"/>
+        <w:rPr/>
+      </w:pPr>
+      <w:bookmarkStart w:colFirst="0" w:colLast="0" w:name="_iw413qn13pev" w:id="51"/>
+      <w:bookmarkEnd w:id="51"/>
+      <w:r>
+        <w:rPr>
+          <w:rtl w:val="0"/>
+        </w:rPr>
+        <w:t xml:space="preserve">8.2.3. Repository Pattern</w:t>
+      </w:r>
+    </w:p>
+    <w:p>
+      <w:pPr>
+        <w:widowControl w:val="0"/>
+        <w:numPr>
+          <w:ilvl w:val="0"/>
+          <w:numId w:val="6"/>
+        </w:numPr>
+        <w:ind w:left="1440" w:hanging="360"/>
+        <w:rPr>
+          <w:u w:val="none"/>
+        </w:rPr>
+      </w:pPr>
+      <w:r>
+        <w:rPr>
+          <w:b w:val="1"/>
+          <w:bCs w:val="1"/>
+          <w:rtl w:val="0"/>
+        </w:rPr>
+        <w:t xml:space="preserve">Where:</w:t>
+      </w:r>
+      <w:r>
+        <w:rPr>
+          <w:rtl w:val="0"/>
+        </w:rPr>
+        <w:t xml:space="preserve"> Spring Data JPA Repositories (e.g., UserRepository).</w:t>
+      </w:r>
+    </w:p>
+    <w:p>
+      <w:pPr>
+        <w:widowControl w:val="0"/>
+        <w:numPr>
+          <w:ilvl w:val="0"/>
+          <w:numId w:val="6"/>
         </w:numPr>
         <w:ind w:left="1440" w:hanging="360"/>
         <w:rPr>
@@ -7829,18 +9898,84 @@
         <w:widowControl w:val="0"/>
         <w:numPr>
           <w:ilvl w:val="0"/>
-          <w:numId w:val="17"/>
+          <w:numId w:val="22"/>
         </w:numPr>
         <w:ind w:left="720" w:hanging="360"/>
         <w:rPr/>
       </w:pPr>
-      <w:bookmarkStart w:colFirst="0" w:colLast="0" w:name="_vq5i1b2y43ya" w:id="36"/>
-      <w:bookmarkEnd w:id="36"/>
+      <w:bookmarkStart w:colFirst="0" w:colLast="0" w:name="_vq5i1b2y43ya" w:id="52"/>
+      <w:bookmarkEnd w:id="52"/>
       <w:r>
         <w:rPr>
           <w:rtl w:val="0"/>
         </w:rPr>
         <w:t xml:space="preserve">Rest APIs</w:t>
+      </w:r>
+    </w:p>
+    <w:p>
+      <w:pPr>
+        <w:ind w:left="720" w:firstLine="0"/>
+        <w:jc w:val="both"/>
+        <w:rPr/>
+      </w:pPr>
+      <w:r>
+        <w:rPr>
+          <w:rtl w:val="0"/>
+        </w:rPr>
+        <w:t xml:space="preserve">Because Bluejay is undergoing rapid development and continuous iteration, tracking every single evolving route within this static document is impractical. To maintain agility without sacrificing clarity, our primary technical source of truth for backend endpoints is dynamically generated via Scalar UI and structured interactively within our team’s shared Postman collection.</w:t>
+      </w:r>
+    </w:p>
+    <w:p>
+      <w:pPr>
+        <w:ind w:left="720" w:firstLine="0"/>
+        <w:jc w:val="both"/>
+        <w:rPr/>
+      </w:pPr>
+      <w:r>
+        <w:rPr>
+          <w:rtl w:val="0"/>
+        </w:rPr>
+        <w:t xml:space="preserve">The specifications listed in the subsections below are foundational endpoint examples from each business domain such as authentication and checkout systems that are highly stable, structurally locked, or least likely to change. For up-to-date query parameters, edge-case payload schemas, and minor feature endpoints, developers should always consult the live Scalar UI/ Postman dashboards.</w:t>
+      </w:r>
+    </w:p>
+    <w:p>
+      <w:pPr>
+        <w:pStyle w:val="Heading2"/>
+        <w:ind w:left="720" w:firstLine="0"/>
+        <w:rPr>
+          <w:b w:val="1"/>
+          <w:bCs w:val="1"/>
+        </w:rPr>
+      </w:pPr>
+      <w:bookmarkStart w:colFirst="0" w:colLast="0" w:name="_1t5b1gioyocs" w:id="53"/>
+      <w:bookmarkEnd w:id="53"/>
+      <w:r>
+        <w:rPr>
+          <w:rtl w:val="0"/>
+        </w:rPr>
+        <w:t xml:space="preserve">9.1. Authentication Endpoints</w:t>
+      </w:r>
+      <w:r>
+        <w:rPr>
+          <w:rtl w:val="0"/>
+        </w:rPr>
+      </w:r>
+    </w:p>
+    <w:p>
+      <w:pPr>
+        <w:ind w:left="720" w:firstLine="0"/>
+        <w:rPr>
+          <w:b w:val="1"/>
+          <w:bCs w:val="1"/>
+        </w:rPr>
+      </w:pPr>
+      <w:r>
+        <w:rPr>
+          <w:b w:val="1"/>
+          <w:bCs w:val="1"/>
+          <w:rtl w:val="0"/>
+        </w:rPr>
+        <w:t xml:space="preserve">Endpoint: POST /api/v1/auth/login</w:t>
       </w:r>
     </w:p>
     <w:p>
@@ -7852,70 +9987,6 @@
         <w:rPr>
           <w:rtl w:val="0"/>
         </w:rPr>
-        <w:t xml:space="preserve">Because Bluejay is undergoing rapid development and continuous iteration, tracking every single evolving route within this static document is impractical. To maintain agility without sacrificing clarity, our primary technical source of truth for backend endpoints is dynamically generated via Scalar UI and structured interactively within our team’s shared Postman collection.</w:t>
-      </w:r>
-    </w:p>
-    <w:p>
-      <w:pPr>
-        <w:ind w:left="720" w:firstLine="0"/>
-        <w:rPr/>
-      </w:pPr>
-      <w:r>
-        <w:rPr>
-          <w:rtl w:val="0"/>
-        </w:rPr>
-        <w:t xml:space="preserve">The specifications listed in the subsections below are foundational endpoint examples from each business domain such as authentication and checkout systems that are highly stable, structurally locked, or least likely to change. For up-to-date query parameters, edge-case payload schemas, and minor feature endpoints, developers should always consult the live Scalar UI/ Postman dashboards.</w:t>
-      </w:r>
-    </w:p>
-    <w:p>
-      <w:pPr>
-        <w:pStyle w:val="Heading2"/>
-        <w:ind w:left="720" w:firstLine="0"/>
-        <w:rPr>
-          <w:b w:val="1"/>
-          <w:bCs w:val="1"/>
-        </w:rPr>
-      </w:pPr>
-      <w:bookmarkStart w:colFirst="0" w:colLast="0" w:name="_1t5b1gioyocs" w:id="37"/>
-      <w:bookmarkEnd w:id="37"/>
-      <w:r>
-        <w:rPr>
-          <w:rtl w:val="0"/>
-        </w:rPr>
-        <w:t xml:space="preserve">9.1. Authentication Endpoints</w:t>
-      </w:r>
-      <w:r>
-        <w:rPr>
-          <w:rtl w:val="0"/>
-        </w:rPr>
-      </w:r>
-    </w:p>
-    <w:p>
-      <w:pPr>
-        <w:ind w:left="720" w:firstLine="0"/>
-        <w:rPr>
-          <w:b w:val="1"/>
-          <w:bCs w:val="1"/>
-        </w:rPr>
-      </w:pPr>
-      <w:r>
-        <w:rPr>
-          <w:b w:val="1"/>
-          <w:bCs w:val="1"/>
-          <w:rtl w:val="0"/>
-        </w:rPr>
-        <w:t xml:space="preserve">Endpoint: POST /api/v1/auth/login</w:t>
-      </w:r>
-    </w:p>
-    <w:p>
-      <w:pPr>
-        <w:ind w:left="720" w:firstLine="0"/>
-        <w:rPr/>
-      </w:pPr>
-      <w:r>
-        <w:rPr>
-          <w:rtl w:val="0"/>
-        </w:rPr>
         <w:t xml:space="preserve">Authenticates a user against system credentials and issues a stateless JSON Web Token (JWT).</w:t>
       </w:r>
     </w:p>
@@ -7923,7 +9994,7 @@
       <w:pPr>
         <w:numPr>
           <w:ilvl w:val="0"/>
-          <w:numId w:val="25"/>
+          <w:numId w:val="31"/>
         </w:numPr>
         <w:ind w:left="1440" w:hanging="360"/>
         <w:rPr>
@@ -7941,7 +10012,7 @@
       <w:pPr>
         <w:numPr>
           <w:ilvl w:val="0"/>
-          <w:numId w:val="25"/>
+          <w:numId w:val="31"/>
         </w:numPr>
         <w:ind w:left="1440" w:hanging="360"/>
         <w:rPr>
@@ -7959,7 +10030,7 @@
       <w:pPr>
         <w:numPr>
           <w:ilvl w:val="1"/>
-          <w:numId w:val="25"/>
+          <w:numId w:val="31"/>
         </w:numPr>
         <w:ind w:left="2160" w:hanging="360"/>
         <w:rPr>
@@ -8192,7 +10263,7 @@
       <w:pPr>
         <w:numPr>
           <w:ilvl w:val="0"/>
-          <w:numId w:val="6"/>
+          <w:numId w:val="10"/>
         </w:numPr>
         <w:ind w:left="1440" w:hanging="360"/>
         <w:rPr>
@@ -8210,7 +10281,7 @@
       <w:pPr>
         <w:numPr>
           <w:ilvl w:val="0"/>
-          <w:numId w:val="6"/>
+          <w:numId w:val="10"/>
         </w:numPr>
         <w:ind w:left="1440" w:hanging="360"/>
         <w:rPr>
@@ -8228,7 +10299,7 @@
       <w:pPr>
         <w:numPr>
           <w:ilvl w:val="1"/>
-          <w:numId w:val="6"/>
+          <w:numId w:val="10"/>
         </w:numPr>
         <w:ind w:left="2160" w:hanging="360"/>
         <w:rPr>
@@ -8246,7 +10317,7 @@
       <w:pPr>
         <w:numPr>
           <w:ilvl w:val="0"/>
-          <w:numId w:val="6"/>
+          <w:numId w:val="10"/>
         </w:numPr>
         <w:ind w:left="1440" w:hanging="360"/>
         <w:rPr>
@@ -8262,6 +10333,17 @@
           <w:rtl w:val="0"/>
         </w:rPr>
         <w:t xml:space="preserve">Response Body:</w:t>
+      </w:r>
+    </w:p>
+    <w:p>
+      <w:pPr>
+        <w:ind w:left="720" w:firstLine="0"/>
+        <w:rPr/>
+      </w:pPr>
+      <w:r>
+        <w:rPr>
+          <w:rtl w:val="0"/>
+        </w:rPr>
       </w:r>
     </w:p>
     <w:p>
@@ -8321,7 +10403,7 @@
                 <w:rFonts w:ascii="Courier New" w:cs="Courier New" w:eastAsia="Courier New" w:hAnsi="Courier New"/>
                 <w:rtl w:val="0"/>
               </w:rPr>
-              <w:t xml:space="preserve">{</w:t>
+              <w:t xml:space="preserve">{  “data”: {</w:t>
             </w:r>
           </w:p>
           <w:p>
@@ -8337,7 +10419,23 @@
                 <w:rFonts w:ascii="Courier New" w:cs="Courier New" w:eastAsia="Courier New" w:hAnsi="Courier New"/>
                 <w:rtl w:val="0"/>
               </w:rPr>
-              <w:t xml:space="preserve">  “data”: {</w:t>
+              <w:t xml:space="preserve">     “token”: “</w:t>
+            </w:r>
+            <w:r>
+              <w:rPr>
+                <w:rFonts w:ascii="Courier New" w:cs="Courier New" w:eastAsia="Courier New" w:hAnsi="Courier New"/>
+                <w:sz w:val="24"/>
+                <w:szCs w:val="24"/>
+                <w:rtl w:val="0"/>
+              </w:rPr>
+              <w:t xml:space="preserve">eyJhbGciOiJIUzI1NiIsInR5cCI6IkpXVCJ9...</w:t>
+            </w:r>
+            <w:r>
+              <w:rPr>
+                <w:rFonts w:ascii="Courier New" w:cs="Courier New" w:eastAsia="Courier New" w:hAnsi="Courier New"/>
+                <w:rtl w:val="0"/>
+              </w:rPr>
+              <w:t xml:space="preserve">”,</w:t>
             </w:r>
           </w:p>
           <w:p>
@@ -8353,23 +10451,7 @@
                 <w:rFonts w:ascii="Courier New" w:cs="Courier New" w:eastAsia="Courier New" w:hAnsi="Courier New"/>
                 <w:rtl w:val="0"/>
               </w:rPr>
-              <w:t xml:space="preserve">     “token”: “</w:t>
-            </w:r>
-            <w:r>
-              <w:rPr>
-                <w:rFonts w:ascii="Courier New" w:cs="Courier New" w:eastAsia="Courier New" w:hAnsi="Courier New"/>
-                <w:sz w:val="24"/>
-                <w:szCs w:val="24"/>
-                <w:rtl w:val="0"/>
-              </w:rPr>
-              <w:t xml:space="preserve">eyJhbGciOiJIUzI1NiIsInR5cCI6IkpXVCJ9...</w:t>
-            </w:r>
-            <w:r>
-              <w:rPr>
-                <w:rFonts w:ascii="Courier New" w:cs="Courier New" w:eastAsia="Courier New" w:hAnsi="Courier New"/>
-                <w:rtl w:val="0"/>
-              </w:rPr>
-              <w:t xml:space="preserve">”,</w:t>
+              <w:t xml:space="preserve">    “tokenType”: “Bearer”,</w:t>
             </w:r>
           </w:p>
           <w:p>
@@ -8385,7 +10467,7 @@
                 <w:rFonts w:ascii="Courier New" w:cs="Courier New" w:eastAsia="Courier New" w:hAnsi="Courier New"/>
                 <w:rtl w:val="0"/>
               </w:rPr>
-              <w:t xml:space="preserve">    “tokenType”: “Bearer”,</w:t>
+              <w:t xml:space="preserve">    “expiresIn”: 86400,</w:t>
             </w:r>
           </w:p>
           <w:p>
@@ -8401,7 +10483,7 @@
                 <w:rFonts w:ascii="Courier New" w:cs="Courier New" w:eastAsia="Courier New" w:hAnsi="Courier New"/>
                 <w:rtl w:val="0"/>
               </w:rPr>
-              <w:t xml:space="preserve">    “expiresIn”: 86400,</w:t>
+              <w:t xml:space="preserve">    “username”: “admin”</w:t>
             </w:r>
           </w:p>
           <w:p>
@@ -8417,7 +10499,7 @@
                 <w:rFonts w:ascii="Courier New" w:cs="Courier New" w:eastAsia="Courier New" w:hAnsi="Courier New"/>
                 <w:rtl w:val="0"/>
               </w:rPr>
-              <w:t xml:space="preserve">    “username”: “admin”</w:t>
+              <w:t xml:space="preserve">    “role”: “ROLE_ADMIN”</w:t>
             </w:r>
           </w:p>
           <w:p>
@@ -8433,7 +10515,7 @@
                 <w:rFonts w:ascii="Courier New" w:cs="Courier New" w:eastAsia="Courier New" w:hAnsi="Courier New"/>
                 <w:rtl w:val="0"/>
               </w:rPr>
-              <w:t xml:space="preserve">    “role”: “ROLE_ADMIN”</w:t>
+              <w:t xml:space="preserve">    .. ..</w:t>
             </w:r>
           </w:p>
           <w:p>
@@ -8449,7 +10531,7 @@
                 <w:rFonts w:ascii="Courier New" w:cs="Courier New" w:eastAsia="Courier New" w:hAnsi="Courier New"/>
                 <w:rtl w:val="0"/>
               </w:rPr>
-              <w:t xml:space="preserve">    .. ..</w:t>
+              <w:t xml:space="preserve"> }</w:t>
             </w:r>
           </w:p>
           <w:p>
@@ -8465,22 +10547,6 @@
                 <w:rFonts w:ascii="Courier New" w:cs="Courier New" w:eastAsia="Courier New" w:hAnsi="Courier New"/>
                 <w:rtl w:val="0"/>
               </w:rPr>
-              <w:t xml:space="preserve"> }</w:t>
-            </w:r>
-          </w:p>
-          <w:p>
-            <w:pPr>
-              <w:widowControl w:val="0"/>
-              <w:spacing w:line="240" w:lineRule="auto"/>
-              <w:rPr>
-                <w:rFonts w:ascii="Courier New" w:cs="Courier New" w:eastAsia="Courier New" w:hAnsi="Courier New"/>
-              </w:rPr>
-            </w:pPr>
-            <w:r>
-              <w:rPr>
-                <w:rFonts w:ascii="Courier New" w:cs="Courier New" w:eastAsia="Courier New" w:hAnsi="Courier New"/>
-                <w:rtl w:val="0"/>
-              </w:rPr>
               <w:t xml:space="preserve">}</w:t>
             </w:r>
           </w:p>
@@ -8489,6 +10555,17 @@
     </w:tbl>
     <w:p>
       <w:pPr>
+        <w:ind w:left="0" w:firstLine="0"/>
+        <w:rPr/>
+      </w:pPr>
+      <w:r>
+        <w:rPr>
+          <w:rtl w:val="0"/>
+        </w:rPr>
+      </w:r>
+    </w:p>
+    <w:p>
+      <w:pPr>
         <w:ind w:left="720" w:firstLine="0"/>
         <w:rPr/>
       </w:pPr>
@@ -8501,6 +10578,17 @@
     <w:p>
       <w:pPr>
         <w:ind w:left="720" w:firstLine="0"/>
+        <w:rPr/>
+      </w:pPr>
+      <w:r>
+        <w:rPr>
+          <w:rtl w:val="0"/>
+        </w:rPr>
+      </w:r>
+    </w:p>
+    <w:p>
+      <w:pPr>
+        <w:ind w:left="720" w:firstLine="0"/>
         <w:rPr>
           <w:b w:val="1"/>
           <w:bCs w:val="1"/>
@@ -8519,7 +10607,7 @@
       <w:pPr>
         <w:numPr>
           <w:ilvl w:val="0"/>
-          <w:numId w:val="2"/>
+          <w:numId w:val="4"/>
         </w:numPr>
         <w:ind w:left="1440" w:hanging="360"/>
         <w:rPr>
@@ -8695,11 +10783,773 @@
     <w:p>
       <w:pPr>
         <w:ind w:left="720" w:firstLine="0"/>
+        <w:rPr>
+          <w:rFonts w:ascii="Trebuchet MS" w:cs="Trebuchet MS" w:eastAsia="Trebuchet MS" w:hAnsi="Trebuchet MS"/>
+          <w:b w:val="1"/>
+          <w:bCs w:val="1"/>
+          <w:sz w:val="26"/>
+          <w:szCs w:val="26"/>
+        </w:rPr>
+      </w:pPr>
+      <w:r>
+        <w:rPr>
+          <w:rtl w:val="0"/>
+        </w:rPr>
+      </w:r>
+    </w:p>
+    <w:p>
+      <w:pPr>
+        <w:ind w:left="720" w:firstLine="0"/>
+        <w:rPr>
+          <w:rFonts w:ascii="Trebuchet MS" w:cs="Trebuchet MS" w:eastAsia="Trebuchet MS" w:hAnsi="Trebuchet MS"/>
+          <w:b w:val="1"/>
+          <w:bCs w:val="1"/>
+          <w:sz w:val="26"/>
+          <w:szCs w:val="26"/>
+        </w:rPr>
+      </w:pPr>
+      <w:r>
+        <w:rPr>
+          <w:rFonts w:ascii="Trebuchet MS" w:cs="Trebuchet MS" w:eastAsia="Trebuchet MS" w:hAnsi="Trebuchet MS"/>
+          <w:b w:val="1"/>
+          <w:bCs w:val="1"/>
+          <w:sz w:val="26"/>
+          <w:szCs w:val="26"/>
+          <w:rtl w:val="0"/>
+        </w:rPr>
+        <w:t xml:space="preserve">9.2. User Management Endpoints</w:t>
+      </w:r>
+    </w:p>
+    <w:p>
+      <w:pPr>
+        <w:spacing w:line="276.00000545454543" w:lineRule="auto"/>
+        <w:ind w:left="720" w:firstLine="0"/>
+        <w:rPr>
+          <w:b w:val="1"/>
+          <w:bCs w:val="1"/>
+        </w:rPr>
+      </w:pPr>
+      <w:r>
+        <w:rPr>
+          <w:b w:val="1"/>
+          <w:bCs w:val="1"/>
+          <w:rtl w:val="0"/>
+        </w:rPr>
+        <w:t xml:space="preserve">Endpoint: POST /api/v1/users</w:t>
+      </w:r>
+    </w:p>
+    <w:p>
+      <w:pPr>
+        <w:spacing w:line="276.00000545454543" w:lineRule="auto"/>
+        <w:ind w:left="720" w:firstLine="0"/>
         <w:rPr/>
       </w:pPr>
       <w:r>
-        <w:br w:type="page"/>
-      </w:r>
+        <w:rPr>
+          <w:rtl w:val="0"/>
+        </w:rPr>
+        <w:t xml:space="preserve">Creates a new user account with a temporary password and assigns the account to the specified user role. This private administrative endpoint validates the submitted account information, securely stores the password, and returns the newly created user record.</w:t>
+      </w:r>
+    </w:p>
+    <w:p>
+      <w:pPr>
+        <w:ind w:left="1440" w:firstLine="0"/>
+        <w:rPr/>
+      </w:pPr>
+      <w:r>
+        <w:rPr>
+          <w:rtl w:val="0"/>
+        </w:rPr>
+        <w:t xml:space="preserve">●</w:t>
+      </w:r>
+      <w:r>
+        <w:rPr>
+          <w:rFonts w:ascii="Times New Roman" w:cs="Times New Roman" w:eastAsia="Times New Roman" w:hAnsi="Times New Roman"/>
+          <w:sz w:val="14"/>
+          <w:szCs w:val="14"/>
+          <w:rtl w:val="0"/>
+        </w:rPr>
+        <w:t xml:space="preserve">      </w:t>
+      </w:r>
+      <w:r>
+        <w:rPr>
+          <w:rtl w:val="0"/>
+        </w:rPr>
+        <w:t xml:space="preserve">Authentication Required: Yes (Private Endpoint)</w:t>
+      </w:r>
+    </w:p>
+    <w:p>
+      <w:pPr>
+        <w:ind w:left="1440" w:firstLine="0"/>
+        <w:rPr/>
+      </w:pPr>
+      <w:r>
+        <w:rPr>
+          <w:rtl w:val="0"/>
+        </w:rPr>
+        <w:t xml:space="preserve">●</w:t>
+      </w:r>
+      <w:r>
+        <w:rPr>
+          <w:rFonts w:ascii="Times New Roman" w:cs="Times New Roman" w:eastAsia="Times New Roman" w:hAnsi="Times New Roman"/>
+          <w:sz w:val="14"/>
+          <w:szCs w:val="14"/>
+          <w:rtl w:val="0"/>
+        </w:rPr>
+        <w:t xml:space="preserve">      </w:t>
+      </w:r>
+      <w:r>
+        <w:rPr>
+          <w:rtl w:val="0"/>
+        </w:rPr>
+        <w:t xml:space="preserve">Headers:</w:t>
+      </w:r>
+    </w:p>
+    <w:p>
+      <w:pPr>
+        <w:ind w:left="2160" w:firstLine="0"/>
+        <w:rPr/>
+      </w:pPr>
+      <w:r>
+        <w:rPr>
+          <w:rtl w:val="0"/>
+        </w:rPr>
+        <w:t xml:space="preserve">○</w:t>
+      </w:r>
+      <w:r>
+        <w:rPr>
+          <w:rFonts w:ascii="Times New Roman" w:cs="Times New Roman" w:eastAsia="Times New Roman" w:hAnsi="Times New Roman"/>
+          <w:sz w:val="14"/>
+          <w:szCs w:val="14"/>
+          <w:rtl w:val="0"/>
+        </w:rPr>
+        <w:t xml:space="preserve">      </w:t>
+      </w:r>
+      <w:r>
+        <w:rPr>
+          <w:rtl w:val="0"/>
+        </w:rPr>
+        <w:t xml:space="preserve">Content-Type: application/json</w:t>
+      </w:r>
+    </w:p>
+    <w:p>
+      <w:pPr>
+        <w:ind w:left="2160" w:firstLine="0"/>
+        <w:rPr/>
+      </w:pPr>
+      <w:r>
+        <w:rPr>
+          <w:rtl w:val="0"/>
+        </w:rPr>
+        <w:t xml:space="preserve">○</w:t>
+      </w:r>
+      <w:r>
+        <w:rPr>
+          <w:rFonts w:ascii="Times New Roman" w:cs="Times New Roman" w:eastAsia="Times New Roman" w:hAnsi="Times New Roman"/>
+          <w:sz w:val="14"/>
+          <w:szCs w:val="14"/>
+          <w:rtl w:val="0"/>
+        </w:rPr>
+        <w:t xml:space="preserve">      </w:t>
+      </w:r>
+      <w:r>
+        <w:rPr>
+          <w:rtl w:val="0"/>
+        </w:rPr>
+        <w:t xml:space="preserve">Authorization: Bearer &lt;JWT_TOKEN&gt;</w:t>
+      </w:r>
+    </w:p>
+    <w:p>
+      <w:pPr>
+        <w:spacing w:line="276.00000545454543" w:lineRule="auto"/>
+        <w:rPr/>
+      </w:pPr>
+      <w:r>
+        <w:rPr>
+          <w:rtl w:val="0"/>
+        </w:rPr>
+        <w:t xml:space="preserve"> </w:t>
+      </w:r>
+    </w:p>
+    <w:p>
+      <w:pPr>
+        <w:spacing w:line="276.00000545454543" w:lineRule="auto"/>
+        <w:ind w:left="720" w:firstLine="0"/>
+        <w:rPr>
+          <w:b w:val="1"/>
+          <w:bCs w:val="1"/>
+        </w:rPr>
+      </w:pPr>
+      <w:r>
+        <w:rPr>
+          <w:b w:val="1"/>
+          <w:bCs w:val="1"/>
+          <w:rtl w:val="0"/>
+        </w:rPr>
+        <w:t xml:space="preserve">Request Body Payload</w:t>
+      </w:r>
+    </w:p>
+    <w:p>
+      <w:pPr>
+        <w:spacing w:line="276.00000545454543" w:lineRule="auto"/>
+        <w:ind w:left="720" w:firstLine="0"/>
+        <w:rPr/>
+      </w:pPr>
+      <w:r>
+        <w:rPr>
+          <w:rtl w:val="0"/>
+        </w:rPr>
+        <w:t xml:space="preserve"> </w:t>
+      </w:r>
+    </w:p>
+    <w:tbl>
+      <w:tblPr>
+        <w:tblStyle w:val="Table7"/>
+        <w:tblW w:w="8580.0" w:type="dxa"/>
+        <w:jc w:val="left"/>
+        <w:tblInd w:w="735.0" w:type="dxa"/>
+        <w:tblBorders>
+          <w:top w:color="000000" w:space="0" w:sz="0" w:val="nil"/>
+          <w:left w:color="000000" w:space="0" w:sz="0" w:val="nil"/>
+          <w:bottom w:color="000000" w:space="0" w:sz="0" w:val="nil"/>
+          <w:right w:color="000000" w:space="0" w:sz="0" w:val="nil"/>
+          <w:insideH w:color="000000" w:space="0" w:sz="0" w:val="nil"/>
+          <w:insideV w:color="000000" w:space="0" w:sz="0" w:val="nil"/>
+        </w:tblBorders>
+        <w:tblLayout w:type="fixed"/>
+        <w:tblLook w:val="0600"/>
+      </w:tblPr>
+      <w:tblGrid>
+        <w:gridCol w:w="8580"/>
+        <w:tblGridChange w:id="0">
+          <w:tblGrid>
+            <w:gridCol w:w="8580"/>
+          </w:tblGrid>
+        </w:tblGridChange>
+      </w:tblGrid>
+      <w:tr>
+        <w:trPr>
+          <w:cantSplit w:val="0"/>
+          <w:trHeight w:val="1635" w:hRule="atLeast"/>
+          <w:tblHeader w:val="0"/>
+        </w:trPr>
+        <w:tc>
+          <w:tcPr>
+            <w:shd w:fill="f3f3f3" w:val="clear"/>
+            <w:tcMar>
+              <w:top w:w="100.0" w:type="dxa"/>
+              <w:left w:w="100.0" w:type="dxa"/>
+              <w:bottom w:w="100.0" w:type="dxa"/>
+              <w:right w:w="100.0" w:type="dxa"/>
+            </w:tcMar>
+            <w:vAlign w:val="top"/>
+          </w:tcPr>
+          <w:p>
+            <w:pPr>
+              <w:ind w:left="20" w:firstLine="0"/>
+              <w:rPr>
+                <w:rFonts w:ascii="Courier New" w:cs="Courier New" w:eastAsia="Courier New" w:hAnsi="Courier New"/>
+              </w:rPr>
+            </w:pPr>
+            <w:r>
+              <w:rPr>
+                <w:rFonts w:ascii="Courier New" w:cs="Courier New" w:eastAsia="Courier New" w:hAnsi="Courier New"/>
+                <w:rtl w:val="0"/>
+              </w:rPr>
+              <w:t xml:space="preserve">{</w:t>
+            </w:r>
+          </w:p>
+          <w:p>
+            <w:pPr>
+              <w:ind w:left="20" w:firstLine="0"/>
+              <w:rPr>
+                <w:rFonts w:ascii="Courier New" w:cs="Courier New" w:eastAsia="Courier New" w:hAnsi="Courier New"/>
+              </w:rPr>
+            </w:pPr>
+            <w:r>
+              <w:rPr>
+                <w:rFonts w:ascii="Courier New" w:cs="Courier New" w:eastAsia="Courier New" w:hAnsi="Courier New"/>
+                <w:rtl w:val="0"/>
+              </w:rPr>
+              <w:t xml:space="preserve">  “password”: “string”,</w:t>
+            </w:r>
+          </w:p>
+          <w:p>
+            <w:pPr>
+              <w:ind w:left="20" w:firstLine="0"/>
+              <w:rPr>
+                <w:rFonts w:ascii="Courier New" w:cs="Courier New" w:eastAsia="Courier New" w:hAnsi="Courier New"/>
+              </w:rPr>
+            </w:pPr>
+            <w:r>
+              <w:rPr>
+                <w:rFonts w:ascii="Courier New" w:cs="Courier New" w:eastAsia="Courier New" w:hAnsi="Courier New"/>
+                <w:rtl w:val="0"/>
+              </w:rPr>
+              <w:t xml:space="preserve">  “username”: “string”,</w:t>
+            </w:r>
+          </w:p>
+          <w:p>
+            <w:pPr>
+              <w:ind w:left="20" w:firstLine="0"/>
+              <w:rPr>
+                <w:rFonts w:ascii="Courier New" w:cs="Courier New" w:eastAsia="Courier New" w:hAnsi="Courier New"/>
+              </w:rPr>
+            </w:pPr>
+            <w:r>
+              <w:rPr>
+                <w:rFonts w:ascii="Courier New" w:cs="Courier New" w:eastAsia="Courier New" w:hAnsi="Courier New"/>
+                <w:rtl w:val="0"/>
+              </w:rPr>
+              <w:t xml:space="preserve">  “enabled”: true,</w:t>
+            </w:r>
+          </w:p>
+          <w:p>
+            <w:pPr>
+              <w:ind w:left="20" w:firstLine="0"/>
+              <w:rPr>
+                <w:rFonts w:ascii="Courier New" w:cs="Courier New" w:eastAsia="Courier New" w:hAnsi="Courier New"/>
+              </w:rPr>
+            </w:pPr>
+            <w:r>
+              <w:rPr>
+                <w:rFonts w:ascii="Courier New" w:cs="Courier New" w:eastAsia="Courier New" w:hAnsi="Courier New"/>
+                <w:rtl w:val="0"/>
+              </w:rPr>
+              <w:t xml:space="preserve">  “role”: “2026-10-05T16:25:21.274Z”</w:t>
+            </w:r>
+          </w:p>
+          <w:p>
+            <w:pPr>
+              <w:ind w:left="20" w:firstLine="0"/>
+              <w:rPr>
+                <w:rFonts w:ascii="Courier New" w:cs="Courier New" w:eastAsia="Courier New" w:hAnsi="Courier New"/>
+              </w:rPr>
+            </w:pPr>
+            <w:r>
+              <w:rPr>
+                <w:rFonts w:ascii="Courier New" w:cs="Courier New" w:eastAsia="Courier New" w:hAnsi="Courier New"/>
+                <w:rtl w:val="0"/>
+              </w:rPr>
+              <w:t xml:space="preserve">}</w:t>
+            </w:r>
+          </w:p>
+        </w:tc>
+      </w:tr>
+    </w:tbl>
+    <w:p>
+      <w:pPr>
+        <w:spacing w:line="276.00000545454543" w:lineRule="auto"/>
+        <w:ind w:left="720" w:firstLine="0"/>
+        <w:rPr/>
+      </w:pPr>
+      <w:r>
+        <w:rPr>
+          <w:rtl w:val="0"/>
+        </w:rPr>
+        <w:t xml:space="preserve"> </w:t>
+      </w:r>
+    </w:p>
+    <w:p>
+      <w:pPr>
+        <w:spacing w:line="276.00000545454543" w:lineRule="auto"/>
+        <w:ind w:left="720" w:firstLine="0"/>
+        <w:rPr>
+          <w:b w:val="1"/>
+          <w:bCs w:val="1"/>
+        </w:rPr>
+      </w:pPr>
+      <w:r>
+        <w:rPr>
+          <w:b w:val="1"/>
+          <w:bCs w:val="1"/>
+          <w:rtl w:val="0"/>
+        </w:rPr>
+        <w:t xml:space="preserve">Success Response</w:t>
+      </w:r>
+    </w:p>
+    <w:p>
+      <w:pPr>
+        <w:ind w:left="1440" w:firstLine="0"/>
+        <w:rPr/>
+      </w:pPr>
+      <w:r>
+        <w:rPr>
+          <w:rtl w:val="0"/>
+        </w:rPr>
+        <w:t xml:space="preserve">●</w:t>
+      </w:r>
+      <w:r>
+        <w:rPr>
+          <w:rFonts w:ascii="Times New Roman" w:cs="Times New Roman" w:eastAsia="Times New Roman" w:hAnsi="Times New Roman"/>
+          <w:sz w:val="14"/>
+          <w:szCs w:val="14"/>
+          <w:rtl w:val="0"/>
+        </w:rPr>
+        <w:t xml:space="preserve">      </w:t>
+      </w:r>
+      <w:r>
+        <w:rPr>
+          <w:rtl w:val="0"/>
+        </w:rPr>
+        <w:t xml:space="preserve">Code: 200 OK</w:t>
+      </w:r>
+    </w:p>
+    <w:p>
+      <w:pPr>
+        <w:ind w:left="1440" w:firstLine="0"/>
+        <w:rPr/>
+      </w:pPr>
+      <w:r>
+        <w:rPr>
+          <w:rtl w:val="0"/>
+        </w:rPr>
+        <w:t xml:space="preserve">●</w:t>
+      </w:r>
+      <w:r>
+        <w:rPr>
+          <w:rFonts w:ascii="Times New Roman" w:cs="Times New Roman" w:eastAsia="Times New Roman" w:hAnsi="Times New Roman"/>
+          <w:sz w:val="14"/>
+          <w:szCs w:val="14"/>
+          <w:rtl w:val="0"/>
+        </w:rPr>
+        <w:t xml:space="preserve">      </w:t>
+      </w:r>
+      <w:r>
+        <w:rPr>
+          <w:rtl w:val="0"/>
+        </w:rPr>
+        <w:t xml:space="preserve">Headers:</w:t>
+      </w:r>
+    </w:p>
+    <w:p>
+      <w:pPr>
+        <w:ind w:left="2160" w:firstLine="0"/>
+        <w:rPr/>
+      </w:pPr>
+      <w:r>
+        <w:rPr>
+          <w:rtl w:val="0"/>
+        </w:rPr>
+        <w:t xml:space="preserve">○</w:t>
+      </w:r>
+      <w:r>
+        <w:rPr>
+          <w:rFonts w:ascii="Times New Roman" w:cs="Times New Roman" w:eastAsia="Times New Roman" w:hAnsi="Times New Roman"/>
+          <w:sz w:val="14"/>
+          <w:szCs w:val="14"/>
+          <w:rtl w:val="0"/>
+        </w:rPr>
+        <w:t xml:space="preserve">      </w:t>
+      </w:r>
+      <w:r>
+        <w:rPr>
+          <w:rtl w:val="0"/>
+        </w:rPr>
+        <w:t xml:space="preserve">Authorization: Bearer &lt;JWT_TOKEN&gt;</w:t>
+      </w:r>
+    </w:p>
+    <w:p>
+      <w:pPr>
+        <w:ind w:left="1440" w:firstLine="0"/>
+        <w:rPr>
+          <w:b w:val="1"/>
+          <w:bCs w:val="1"/>
+        </w:rPr>
+      </w:pPr>
+      <w:r>
+        <w:rPr>
+          <w:rtl w:val="0"/>
+        </w:rPr>
+        <w:t xml:space="preserve">●</w:t>
+      </w:r>
+      <w:r>
+        <w:rPr>
+          <w:rFonts w:ascii="Times New Roman" w:cs="Times New Roman" w:eastAsia="Times New Roman" w:hAnsi="Times New Roman"/>
+          <w:sz w:val="14"/>
+          <w:szCs w:val="14"/>
+          <w:rtl w:val="0"/>
+        </w:rPr>
+        <w:t xml:space="preserve">      </w:t>
+      </w:r>
+      <w:r>
+        <w:rPr>
+          <w:b w:val="1"/>
+          <w:bCs w:val="1"/>
+          <w:rtl w:val="0"/>
+        </w:rPr>
+        <w:t xml:space="preserve">Response Body:</w:t>
+      </w:r>
+    </w:p>
+    <w:p>
+      <w:pPr>
+        <w:spacing w:line="276.00000545454543" w:lineRule="auto"/>
+        <w:ind w:left="720" w:firstLine="0"/>
+        <w:rPr/>
+      </w:pPr>
+      <w:r>
+        <w:rPr>
+          <w:rtl w:val="0"/>
+        </w:rPr>
+        <w:t xml:space="preserve"> </w:t>
+      </w:r>
+    </w:p>
+    <w:tbl>
+      <w:tblPr>
+        <w:tblStyle w:val="Table8"/>
+        <w:tblW w:w="8475.0" w:type="dxa"/>
+        <w:jc w:val="left"/>
+        <w:tblInd w:w="750.0" w:type="dxa"/>
+        <w:tblBorders>
+          <w:top w:color="000000" w:space="0" w:sz="0" w:val="nil"/>
+          <w:left w:color="000000" w:space="0" w:sz="0" w:val="nil"/>
+          <w:bottom w:color="000000" w:space="0" w:sz="0" w:val="nil"/>
+          <w:right w:color="000000" w:space="0" w:sz="0" w:val="nil"/>
+          <w:insideH w:color="000000" w:space="0" w:sz="0" w:val="nil"/>
+          <w:insideV w:color="000000" w:space="0" w:sz="0" w:val="nil"/>
+        </w:tblBorders>
+        <w:tblLayout w:type="fixed"/>
+        <w:tblLook w:val="0600"/>
+      </w:tblPr>
+      <w:tblGrid>
+        <w:gridCol w:w="8475"/>
+        <w:tblGridChange w:id="0">
+          <w:tblGrid>
+            <w:gridCol w:w="8475"/>
+          </w:tblGrid>
+        </w:tblGridChange>
+      </w:tblGrid>
+      <w:tr>
+        <w:trPr>
+          <w:cantSplit w:val="0"/>
+          <w:trHeight w:val="2355" w:hRule="atLeast"/>
+          <w:tblHeader w:val="0"/>
+        </w:trPr>
+        <w:tc>
+          <w:tcPr>
+            <w:shd w:fill="f3f3f3" w:val="clear"/>
+            <w:tcMar>
+              <w:top w:w="100.0" w:type="dxa"/>
+              <w:left w:w="100.0" w:type="dxa"/>
+              <w:bottom w:w="100.0" w:type="dxa"/>
+              <w:right w:w="100.0" w:type="dxa"/>
+            </w:tcMar>
+            <w:vAlign w:val="top"/>
+          </w:tcPr>
+          <w:p>
+            <w:pPr>
+              <w:ind w:left="20" w:firstLine="0"/>
+              <w:rPr>
+                <w:rFonts w:ascii="Courier New" w:cs="Courier New" w:eastAsia="Courier New" w:hAnsi="Courier New"/>
+              </w:rPr>
+            </w:pPr>
+            <w:r>
+              <w:rPr>
+                <w:rFonts w:ascii="Courier New" w:cs="Courier New" w:eastAsia="Courier New" w:hAnsi="Courier New"/>
+                <w:rtl w:val="0"/>
+              </w:rPr>
+              <w:t xml:space="preserve">{</w:t>
+            </w:r>
+          </w:p>
+          <w:p>
+            <w:pPr>
+              <w:ind w:left="20" w:firstLine="0"/>
+              <w:rPr>
+                <w:rFonts w:ascii="Courier New" w:cs="Courier New" w:eastAsia="Courier New" w:hAnsi="Courier New"/>
+              </w:rPr>
+            </w:pPr>
+            <w:r>
+              <w:rPr>
+                <w:rFonts w:ascii="Courier New" w:cs="Courier New" w:eastAsia="Courier New" w:hAnsi="Courier New"/>
+                <w:rtl w:val="0"/>
+              </w:rPr>
+              <w:t xml:space="preserve">  “data”: {</w:t>
+            </w:r>
+          </w:p>
+          <w:p>
+            <w:pPr>
+              <w:ind w:left="20" w:firstLine="0"/>
+              <w:rPr>
+                <w:rFonts w:ascii="Courier New" w:cs="Courier New" w:eastAsia="Courier New" w:hAnsi="Courier New"/>
+              </w:rPr>
+            </w:pPr>
+            <w:r>
+              <w:rPr>
+                <w:rFonts w:ascii="Courier New" w:cs="Courier New" w:eastAsia="Courier New" w:hAnsi="Courier New"/>
+                <w:rtl w:val="0"/>
+              </w:rPr>
+              <w:t xml:space="preserve">    “id”: “123e4567-e89b-12d3-a456-426614174000”,</w:t>
+            </w:r>
+          </w:p>
+          <w:p>
+            <w:pPr>
+              <w:ind w:left="20" w:firstLine="0"/>
+              <w:rPr>
+                <w:rFonts w:ascii="Courier New" w:cs="Courier New" w:eastAsia="Courier New" w:hAnsi="Courier New"/>
+              </w:rPr>
+            </w:pPr>
+            <w:r>
+              <w:rPr>
+                <w:rFonts w:ascii="Courier New" w:cs="Courier New" w:eastAsia="Courier New" w:hAnsi="Courier New"/>
+                <w:rtl w:val="0"/>
+              </w:rPr>
+              <w:t xml:space="preserve">    “username”: “string”,</w:t>
+            </w:r>
+          </w:p>
+          <w:p>
+            <w:pPr>
+              <w:ind w:left="20" w:firstLine="0"/>
+              <w:rPr>
+                <w:rFonts w:ascii="Courier New" w:cs="Courier New" w:eastAsia="Courier New" w:hAnsi="Courier New"/>
+              </w:rPr>
+            </w:pPr>
+            <w:r>
+              <w:rPr>
+                <w:rFonts w:ascii="Courier New" w:cs="Courier New" w:eastAsia="Courier New" w:hAnsi="Courier New"/>
+                <w:rtl w:val="0"/>
+              </w:rPr>
+              <w:t xml:space="preserve">    “enabled”: true,</w:t>
+            </w:r>
+          </w:p>
+          <w:p>
+            <w:pPr>
+              <w:ind w:left="20" w:firstLine="0"/>
+              <w:rPr>
+                <w:rFonts w:ascii="Courier New" w:cs="Courier New" w:eastAsia="Courier New" w:hAnsi="Courier New"/>
+              </w:rPr>
+            </w:pPr>
+            <w:r>
+              <w:rPr>
+                <w:rFonts w:ascii="Courier New" w:cs="Courier New" w:eastAsia="Courier New" w:hAnsi="Courier New"/>
+                <w:rtl w:val="0"/>
+              </w:rPr>
+              <w:t xml:space="preserve">    “createdAt”: “2026-10-05T16:25:21.274Z”</w:t>
+            </w:r>
+          </w:p>
+          <w:p>
+            <w:pPr>
+              <w:ind w:left="20" w:firstLine="0"/>
+              <w:rPr>
+                <w:rFonts w:ascii="Courier New" w:cs="Courier New" w:eastAsia="Courier New" w:hAnsi="Courier New"/>
+              </w:rPr>
+            </w:pPr>
+            <w:r>
+              <w:rPr>
+                <w:rFonts w:ascii="Courier New" w:cs="Courier New" w:eastAsia="Courier New" w:hAnsi="Courier New"/>
+                <w:rtl w:val="0"/>
+              </w:rPr>
+              <w:t xml:space="preserve">    .. ..</w:t>
+            </w:r>
+          </w:p>
+          <w:p>
+            <w:pPr>
+              <w:ind w:left="20" w:firstLine="0"/>
+              <w:rPr>
+                <w:rFonts w:ascii="Courier New" w:cs="Courier New" w:eastAsia="Courier New" w:hAnsi="Courier New"/>
+              </w:rPr>
+            </w:pPr>
+            <w:r>
+              <w:rPr>
+                <w:rFonts w:ascii="Courier New" w:cs="Courier New" w:eastAsia="Courier New" w:hAnsi="Courier New"/>
+                <w:rtl w:val="0"/>
+              </w:rPr>
+              <w:t xml:space="preserve"> }</w:t>
+            </w:r>
+          </w:p>
+          <w:p>
+            <w:pPr>
+              <w:ind w:left="20" w:firstLine="0"/>
+              <w:rPr>
+                <w:rFonts w:ascii="Courier New" w:cs="Courier New" w:eastAsia="Courier New" w:hAnsi="Courier New"/>
+              </w:rPr>
+            </w:pPr>
+            <w:r>
+              <w:rPr>
+                <w:rFonts w:ascii="Courier New" w:cs="Courier New" w:eastAsia="Courier New" w:hAnsi="Courier New"/>
+                <w:rtl w:val="0"/>
+              </w:rPr>
+              <w:t xml:space="preserve">}</w:t>
+            </w:r>
+          </w:p>
+        </w:tc>
+      </w:tr>
+    </w:tbl>
+    <w:p>
+      <w:pPr>
+        <w:spacing w:line="276.00000545454543" w:lineRule="auto"/>
+        <w:ind w:left="720" w:firstLine="0"/>
+        <w:rPr/>
+      </w:pPr>
+      <w:r>
+        <w:rPr>
+          <w:rtl w:val="0"/>
+        </w:rPr>
+        <w:t xml:space="preserve"> </w:t>
+      </w:r>
+    </w:p>
+    <w:p>
+      <w:pPr>
+        <w:spacing w:line="276.00000545454543" w:lineRule="auto"/>
+        <w:ind w:left="720" w:firstLine="0"/>
+        <w:rPr>
+          <w:b w:val="1"/>
+          <w:bCs w:val="1"/>
+        </w:rPr>
+      </w:pPr>
+      <w:r>
+        <w:rPr>
+          <w:b w:val="1"/>
+          <w:bCs w:val="1"/>
+          <w:rtl w:val="0"/>
+        </w:rPr>
+        <w:t xml:space="preserve">Error Response</w:t>
+      </w:r>
+    </w:p>
+    <w:p>
+      <w:pPr>
+        <w:ind w:left="1440" w:firstLine="0"/>
+        <w:rPr/>
+      </w:pPr>
+      <w:r>
+        <w:rPr>
+          <w:rtl w:val="0"/>
+        </w:rPr>
+        <w:t xml:space="preserve">●</w:t>
+      </w:r>
+      <w:r>
+        <w:rPr>
+          <w:rFonts w:ascii="Times New Roman" w:cs="Times New Roman" w:eastAsia="Times New Roman" w:hAnsi="Times New Roman"/>
+          <w:sz w:val="14"/>
+          <w:szCs w:val="14"/>
+          <w:rtl w:val="0"/>
+        </w:rPr>
+        <w:t xml:space="preserve">      </w:t>
+      </w:r>
+      <w:r>
+        <w:rPr>
+          <w:rtl w:val="0"/>
+        </w:rPr>
+        <w:t xml:space="preserve">401 Unauthorized (Invalid credentials)</w:t>
+      </w:r>
+    </w:p>
+    <w:p>
+      <w:pPr>
+        <w:spacing w:line="276.00000545454543" w:lineRule="auto"/>
+        <w:ind w:left="720" w:firstLine="0"/>
+        <w:rPr/>
+      </w:pPr>
+      <w:r>
+        <w:rPr>
+          <w:rtl w:val="0"/>
+        </w:rPr>
+        <w:t xml:space="preserve"> </w:t>
+      </w:r>
+    </w:p>
+    <w:p>
+      <w:pPr>
+        <w:ind w:left="720" w:firstLine="0"/>
+        <w:rPr/>
+      </w:pPr>
       <w:r>
         <w:rPr>
           <w:rtl w:val="0"/>
@@ -8715,7 +11565,7 @@
         <w:widowControl w:val="0"/>
         <w:numPr>
           <w:ilvl w:val="0"/>
-          <w:numId w:val="17"/>
+          <w:numId w:val="22"/>
         </w:numPr>
         <w:pBdr>
           <w:top w:space="0" w:sz="0" w:val="nil"/>
@@ -8730,8 +11580,8 @@
           <w:u w:val="none"/>
         </w:rPr>
       </w:pPr>
-      <w:bookmarkStart w:colFirst="0" w:colLast="0" w:name="_15tmymhipvdv" w:id="38"/>
-      <w:bookmarkEnd w:id="38"/>
+      <w:bookmarkStart w:colFirst="0" w:colLast="0" w:name="_15tmymhipvdv" w:id="54"/>
+      <w:bookmarkEnd w:id="54"/>
       <w:r>
         <w:rPr>
           <w:rtl w:val="0"/>
@@ -8758,12 +11608,12 @@
         <w:widowControl w:val="0"/>
         <w:numPr>
           <w:ilvl w:val="0"/>
-          <w:numId w:val="17"/>
+          <w:numId w:val="22"/>
         </w:numPr>
         <w:ind w:left="720" w:hanging="360"/>
       </w:pPr>
-      <w:bookmarkStart w:colFirst="0" w:colLast="0" w:name="_161vmjht87fy" w:id="39"/>
-      <w:bookmarkEnd w:id="39"/>
+      <w:bookmarkStart w:colFirst="0" w:colLast="0" w:name="_161vmjht87fy" w:id="55"/>
+      <w:bookmarkEnd w:id="55"/>
       <w:r>
         <w:rPr>
           <w:rtl w:val="0"/>
@@ -8786,7 +11636,7 @@
     </w:p>
     <w:tbl>
       <w:tblPr>
-        <w:tblStyle w:val="Table7"/>
+        <w:tblStyle w:val="Table9"/>
         <w:tblW w:w="8745.0" w:type="dxa"/>
         <w:jc w:val="left"/>
         <w:tblInd w:w="720.0" w:type="dxa"/>
@@ -9074,6 +11924,7 @@
               <w:rPr>
                 <w:rtl w:val="0"/>
               </w:rPr>
+              <w:t xml:space="preserve">x</w:t>
             </w:r>
           </w:p>
         </w:tc>
@@ -9154,7 +12005,7 @@
               <w:rPr>
                 <w:rtl w:val="0"/>
               </w:rPr>
-              <w:t xml:space="preserve">80%</w:t>
+              <w:t xml:space="preserve">65%</w:t>
             </w:r>
           </w:p>
         </w:tc>
@@ -9204,6 +12055,7 @@
               <w:rPr>
                 <w:rtl w:val="0"/>
               </w:rPr>
+              <w:t xml:space="preserve">x</w:t>
             </w:r>
           </w:p>
         </w:tc>
@@ -9284,7 +12136,7 @@
               <w:rPr>
                 <w:rtl w:val="0"/>
               </w:rPr>
-              <w:t xml:space="preserve">25%</w:t>
+              <w:t xml:space="preserve">45%</w:t>
             </w:r>
           </w:p>
         </w:tc>
@@ -9334,6 +12186,7 @@
               <w:rPr>
                 <w:rtl w:val="0"/>
               </w:rPr>
+              <w:t xml:space="preserve">x</w:t>
             </w:r>
           </w:p>
         </w:tc>
@@ -9364,7 +12217,7 @@
               <w:rPr>
                 <w:rtl w:val="0"/>
               </w:rPr>
-              <w:t xml:space="preserve">Security &amp; Design Patterns</w:t>
+              <w:t xml:space="preserve">UI Design</w:t>
             </w:r>
           </w:p>
         </w:tc>
@@ -9389,7 +12242,7 @@
               <w:rPr>
                 <w:rtl w:val="0"/>
               </w:rPr>
-              <w:t xml:space="preserve">Sara Orion</w:t>
+              <w:t xml:space="preserve">Kimleng</w:t>
             </w:r>
           </w:p>
         </w:tc>
@@ -9414,7 +12267,7 @@
               <w:rPr>
                 <w:rtl w:val="0"/>
               </w:rPr>
-              <w:t xml:space="preserve">80%</w:t>
+              <w:t xml:space="preserve">50%</w:t>
             </w:r>
           </w:p>
         </w:tc>
@@ -9439,7 +12292,7 @@
               <w:rPr>
                 <w:rtl w:val="0"/>
               </w:rPr>
-              <w:t xml:space="preserve">Evaluated existing authentication code in order to summarize and outline the security framework and design pattern usage.</w:t>
+              <w:t xml:space="preserve">Initial idea and provide screenshot and let Microsoft Copilot format and rewrite description in a concise and correct grammar.</w:t>
             </w:r>
           </w:p>
         </w:tc>
@@ -9469,6 +12322,137 @@
           </w:p>
         </w:tc>
       </w:tr>
+      <w:tr>
+        <w:trPr>
+          <w:cantSplit w:val="0"/>
+          <w:tblHeader w:val="0"/>
+        </w:trPr>
+        <w:tc>
+          <w:tcPr>
+            <w:shd w:fill="auto" w:val="clear"/>
+            <w:tcMar>
+              <w:top w:w="100.0" w:type="dxa"/>
+              <w:left w:w="100.0" w:type="dxa"/>
+              <w:bottom w:w="100.0" w:type="dxa"/>
+              <w:right w:w="100.0" w:type="dxa"/>
+            </w:tcMar>
+            <w:vAlign w:val="top"/>
+          </w:tcPr>
+          <w:p>
+            <w:pPr>
+              <w:widowControl w:val="0"/>
+              <w:spacing w:line="240" w:lineRule="auto"/>
+              <w:rPr/>
+            </w:pPr>
+            <w:r>
+              <w:rPr>
+                <w:rtl w:val="0"/>
+              </w:rPr>
+              <w:t xml:space="preserve">Security &amp; Design Patterns</w:t>
+            </w:r>
+          </w:p>
+        </w:tc>
+        <w:tc>
+          <w:tcPr>
+            <w:shd w:fill="auto" w:val="clear"/>
+            <w:tcMar>
+              <w:top w:w="100.0" w:type="dxa"/>
+              <w:left w:w="100.0" w:type="dxa"/>
+              <w:bottom w:w="100.0" w:type="dxa"/>
+              <w:right w:w="100.0" w:type="dxa"/>
+            </w:tcMar>
+            <w:vAlign w:val="top"/>
+          </w:tcPr>
+          <w:p>
+            <w:pPr>
+              <w:widowControl w:val="0"/>
+              <w:spacing w:line="240" w:lineRule="auto"/>
+              <w:rPr/>
+            </w:pPr>
+            <w:r>
+              <w:rPr>
+                <w:rtl w:val="0"/>
+              </w:rPr>
+              <w:t xml:space="preserve">Sara Orion</w:t>
+            </w:r>
+          </w:p>
+        </w:tc>
+        <w:tc>
+          <w:tcPr>
+            <w:shd w:fill="auto" w:val="clear"/>
+            <w:tcMar>
+              <w:top w:w="100.0" w:type="dxa"/>
+              <w:left w:w="100.0" w:type="dxa"/>
+              <w:bottom w:w="100.0" w:type="dxa"/>
+              <w:right w:w="100.0" w:type="dxa"/>
+            </w:tcMar>
+            <w:vAlign w:val="top"/>
+          </w:tcPr>
+          <w:p>
+            <w:pPr>
+              <w:widowControl w:val="0"/>
+              <w:spacing w:line="240" w:lineRule="auto"/>
+              <w:rPr/>
+            </w:pPr>
+            <w:r>
+              <w:rPr>
+                <w:rtl w:val="0"/>
+              </w:rPr>
+              <w:t xml:space="preserve">80%</w:t>
+            </w:r>
+          </w:p>
+        </w:tc>
+        <w:tc>
+          <w:tcPr>
+            <w:shd w:fill="auto" w:val="clear"/>
+            <w:tcMar>
+              <w:top w:w="100.0" w:type="dxa"/>
+              <w:left w:w="100.0" w:type="dxa"/>
+              <w:bottom w:w="100.0" w:type="dxa"/>
+              <w:right w:w="100.0" w:type="dxa"/>
+            </w:tcMar>
+            <w:vAlign w:val="top"/>
+          </w:tcPr>
+          <w:p>
+            <w:pPr>
+              <w:widowControl w:val="0"/>
+              <w:spacing w:line="240" w:lineRule="auto"/>
+              <w:rPr/>
+            </w:pPr>
+            <w:r>
+              <w:rPr>
+                <w:rtl w:val="0"/>
+              </w:rPr>
+              <w:t xml:space="preserve">Evaluated existing authentication code in order to summarize and outline the security framework and design pattern usage.</w:t>
+            </w:r>
+          </w:p>
+        </w:tc>
+        <w:tc>
+          <w:tcPr>
+            <w:shd w:fill="auto" w:val="clear"/>
+            <w:tcMar>
+              <w:top w:w="100.0" w:type="dxa"/>
+              <w:left w:w="100.0" w:type="dxa"/>
+              <w:bottom w:w="100.0" w:type="dxa"/>
+              <w:right w:w="100.0" w:type="dxa"/>
+            </w:tcMar>
+            <w:vAlign w:val="top"/>
+          </w:tcPr>
+          <w:p>
+            <w:pPr>
+              <w:widowControl w:val="0"/>
+              <w:spacing w:line="240" w:lineRule="auto"/>
+              <w:rPr/>
+            </w:pPr>
+            <w:r>
+              <w:rPr>
+                <w:rtl w:val="0"/>
+              </w:rPr>
+              <w:t xml:space="preserve">x</w:t>
+            </w:r>
+          </w:p>
+        </w:tc>
+      </w:tr>
     </w:tbl>
     <w:p>
       <w:pPr>
@@ -9491,7 +12475,7 @@
         <w:widowControl w:val="0"/>
         <w:numPr>
           <w:ilvl w:val="0"/>
-          <w:numId w:val="17"/>
+          <w:numId w:val="22"/>
         </w:numPr>
         <w:pBdr>
           <w:top w:space="0" w:sz="0" w:val="nil"/>
@@ -9506,8 +12490,8 @@
           <w:u w:val="none"/>
         </w:rPr>
       </w:pPr>
-      <w:bookmarkStart w:colFirst="0" w:colLast="0" w:name="_50ojo9i46ytq" w:id="40"/>
-      <w:bookmarkEnd w:id="40"/>
+      <w:bookmarkStart w:colFirst="0" w:colLast="0" w:name="_50ojo9i46ytq" w:id="56"/>
+      <w:bookmarkEnd w:id="56"/>
       <w:r>
         <w:rPr>
           <w:rFonts w:ascii="Trebuchet MS" w:cs="Trebuchet MS" w:eastAsia="Trebuchet MS" w:hAnsi="Trebuchet MS"/>
@@ -9555,7 +12539,7 @@
         <w:widowControl w:val="0"/>
         <w:numPr>
           <w:ilvl w:val="0"/>
-          <w:numId w:val="17"/>
+          <w:numId w:val="22"/>
         </w:numPr>
         <w:pBdr>
           <w:top w:space="0" w:sz="0" w:val="nil"/>
@@ -9570,8 +12554,8 @@
           <w:u w:val="none"/>
         </w:rPr>
       </w:pPr>
-      <w:bookmarkStart w:colFirst="0" w:colLast="0" w:name="_8n34lvocupub" w:id="41"/>
-      <w:bookmarkEnd w:id="41"/>
+      <w:bookmarkStart w:colFirst="0" w:colLast="0" w:name="_8n34lvocupub" w:id="57"/>
+      <w:bookmarkEnd w:id="57"/>
       <w:r>
         <w:rPr>
           <w:rFonts w:ascii="Trebuchet MS" w:cs="Trebuchet MS" w:eastAsia="Trebuchet MS" w:hAnsi="Trebuchet MS"/>
@@ -9611,7 +12595,7 @@
       </w:r>
     </w:p>
     <w:sectPr>
-      <w:headerReference r:id="rId14" w:type="default"/>
+      <w:headerReference r:id="rId23" w:type="default"/>
       <w:type w:val="nextPage"/>
       <w:pgSz w:h="15840" w:w="12240" w:orient="portrait"/>
       <w:pgMar w:bottom="1440" w:top="1440" w:left="1440" w:right="1440" w:header="0" w:footer="720"/>
@@ -10764,103 +13748,103 @@
       <w:lvlText w:val="●"/>
       <w:lvlJc w:val="left"/>
       <w:pPr>
+        <w:ind w:left="1440" w:hanging="360"/>
+      </w:pPr>
+      <w:rPr>
+        <w:u w:val="none"/>
+      </w:rPr>
+    </w:lvl>
+    <w:lvl w:ilvl="1">
+      <w:start w:val="1"/>
+      <w:numFmt w:val="bullet"/>
+      <w:lvlText w:val="○"/>
+      <w:lvlJc w:val="left"/>
+      <w:pPr>
         <w:ind w:left="2160" w:hanging="360"/>
       </w:pPr>
       <w:rPr>
         <w:u w:val="none"/>
       </w:rPr>
     </w:lvl>
-    <w:lvl w:ilvl="1">
+    <w:lvl w:ilvl="2">
+      <w:start w:val="1"/>
+      <w:numFmt w:val="bullet"/>
+      <w:lvlText w:val="■"/>
+      <w:lvlJc w:val="left"/>
+      <w:pPr>
+        <w:ind w:left="2880" w:hanging="360"/>
+      </w:pPr>
+      <w:rPr>
+        <w:u w:val="none"/>
+      </w:rPr>
+    </w:lvl>
+    <w:lvl w:ilvl="3">
+      <w:start w:val="1"/>
+      <w:numFmt w:val="bullet"/>
+      <w:lvlText w:val="●"/>
+      <w:lvlJc w:val="left"/>
+      <w:pPr>
+        <w:ind w:left="3600" w:hanging="360"/>
+      </w:pPr>
+      <w:rPr>
+        <w:u w:val="none"/>
+      </w:rPr>
+    </w:lvl>
+    <w:lvl w:ilvl="4">
       <w:start w:val="1"/>
       <w:numFmt w:val="bullet"/>
       <w:lvlText w:val="○"/>
       <w:lvlJc w:val="left"/>
       <w:pPr>
-        <w:ind w:left="2880" w:hanging="360"/>
-      </w:pPr>
-      <w:rPr>
-        <w:u w:val="none"/>
-      </w:rPr>
-    </w:lvl>
-    <w:lvl w:ilvl="2">
+        <w:ind w:left="4320" w:hanging="360"/>
+      </w:pPr>
+      <w:rPr>
+        <w:u w:val="none"/>
+      </w:rPr>
+    </w:lvl>
+    <w:lvl w:ilvl="5">
       <w:start w:val="1"/>
       <w:numFmt w:val="bullet"/>
       <w:lvlText w:val="■"/>
       <w:lvlJc w:val="left"/>
       <w:pPr>
-        <w:ind w:left="3600" w:hanging="360"/>
-      </w:pPr>
-      <w:rPr>
-        <w:u w:val="none"/>
-      </w:rPr>
-    </w:lvl>
-    <w:lvl w:ilvl="3">
+        <w:ind w:left="5040" w:hanging="360"/>
+      </w:pPr>
+      <w:rPr>
+        <w:u w:val="none"/>
+      </w:rPr>
+    </w:lvl>
+    <w:lvl w:ilvl="6">
       <w:start w:val="1"/>
       <w:numFmt w:val="bullet"/>
       <w:lvlText w:val="●"/>
       <w:lvlJc w:val="left"/>
       <w:pPr>
-        <w:ind w:left="4320" w:hanging="360"/>
-      </w:pPr>
-      <w:rPr>
-        <w:u w:val="none"/>
-      </w:rPr>
-    </w:lvl>
-    <w:lvl w:ilvl="4">
+        <w:ind w:left="5760" w:hanging="360"/>
+      </w:pPr>
+      <w:rPr>
+        <w:u w:val="none"/>
+      </w:rPr>
+    </w:lvl>
+    <w:lvl w:ilvl="7">
       <w:start w:val="1"/>
       <w:numFmt w:val="bullet"/>
       <w:lvlText w:val="○"/>
       <w:lvlJc w:val="left"/>
       <w:pPr>
-        <w:ind w:left="5040" w:hanging="360"/>
-      </w:pPr>
-      <w:rPr>
-        <w:u w:val="none"/>
-      </w:rPr>
-    </w:lvl>
-    <w:lvl w:ilvl="5">
+        <w:ind w:left="6480" w:hanging="360"/>
+      </w:pPr>
+      <w:rPr>
+        <w:u w:val="none"/>
+      </w:rPr>
+    </w:lvl>
+    <w:lvl w:ilvl="8">
       <w:start w:val="1"/>
       <w:numFmt w:val="bullet"/>
       <w:lvlText w:val="■"/>
       <w:lvlJc w:val="left"/>
       <w:pPr>
-        <w:ind w:left="5760" w:hanging="360"/>
-      </w:pPr>
-      <w:rPr>
-        <w:u w:val="none"/>
-      </w:rPr>
-    </w:lvl>
-    <w:lvl w:ilvl="6">
-      <w:start w:val="1"/>
-      <w:numFmt w:val="bullet"/>
-      <w:lvlText w:val="●"/>
-      <w:lvlJc w:val="left"/>
-      <w:pPr>
-        <w:ind w:left="6480" w:hanging="360"/>
-      </w:pPr>
-      <w:rPr>
-        <w:u w:val="none"/>
-      </w:rPr>
-    </w:lvl>
-    <w:lvl w:ilvl="7">
-      <w:start w:val="1"/>
-      <w:numFmt w:val="bullet"/>
-      <w:lvlText w:val="○"/>
-      <w:lvlJc w:val="left"/>
-      <w:pPr>
         <w:ind w:left="7200" w:hanging="360"/>
-      </w:pPr>
-      <w:rPr>
-        <w:u w:val="none"/>
-      </w:rPr>
-    </w:lvl>
-    <w:lvl w:ilvl="8">
-      <w:start w:val="1"/>
-      <w:numFmt w:val="bullet"/>
-      <w:lvlText w:val="■"/>
-      <w:lvlJc w:val="left"/>
-      <w:pPr>
-        <w:ind w:left="7920" w:hanging="360"/>
       </w:pPr>
       <w:rPr>
         <w:u w:val="none"/>
@@ -10984,103 +13968,103 @@
       <w:lvlText w:val="●"/>
       <w:lvlJc w:val="left"/>
       <w:pPr>
+        <w:ind w:left="1440" w:hanging="360"/>
+      </w:pPr>
+      <w:rPr>
+        <w:u w:val="none"/>
+      </w:rPr>
+    </w:lvl>
+    <w:lvl w:ilvl="1">
+      <w:start w:val="1"/>
+      <w:numFmt w:val="bullet"/>
+      <w:lvlText w:val="○"/>
+      <w:lvlJc w:val="left"/>
+      <w:pPr>
         <w:ind w:left="2160" w:hanging="360"/>
       </w:pPr>
       <w:rPr>
         <w:u w:val="none"/>
       </w:rPr>
     </w:lvl>
-    <w:lvl w:ilvl="1">
+    <w:lvl w:ilvl="2">
+      <w:start w:val="1"/>
+      <w:numFmt w:val="bullet"/>
+      <w:lvlText w:val="■"/>
+      <w:lvlJc w:val="left"/>
+      <w:pPr>
+        <w:ind w:left="2880" w:hanging="360"/>
+      </w:pPr>
+      <w:rPr>
+        <w:u w:val="none"/>
+      </w:rPr>
+    </w:lvl>
+    <w:lvl w:ilvl="3">
+      <w:start w:val="1"/>
+      <w:numFmt w:val="bullet"/>
+      <w:lvlText w:val="●"/>
+      <w:lvlJc w:val="left"/>
+      <w:pPr>
+        <w:ind w:left="3600" w:hanging="360"/>
+      </w:pPr>
+      <w:rPr>
+        <w:u w:val="none"/>
+      </w:rPr>
+    </w:lvl>
+    <w:lvl w:ilvl="4">
       <w:start w:val="1"/>
       <w:numFmt w:val="bullet"/>
       <w:lvlText w:val="○"/>
       <w:lvlJc w:val="left"/>
       <w:pPr>
-        <w:ind w:left="2880" w:hanging="360"/>
-      </w:pPr>
-      <w:rPr>
-        <w:u w:val="none"/>
-      </w:rPr>
-    </w:lvl>
-    <w:lvl w:ilvl="2">
+        <w:ind w:left="4320" w:hanging="360"/>
+      </w:pPr>
+      <w:rPr>
+        <w:u w:val="none"/>
+      </w:rPr>
+    </w:lvl>
+    <w:lvl w:ilvl="5">
       <w:start w:val="1"/>
       <w:numFmt w:val="bullet"/>
       <w:lvlText w:val="■"/>
       <w:lvlJc w:val="left"/>
       <w:pPr>
-        <w:ind w:left="3600" w:hanging="360"/>
-      </w:pPr>
-      <w:rPr>
-        <w:u w:val="none"/>
-      </w:rPr>
-    </w:lvl>
-    <w:lvl w:ilvl="3">
+        <w:ind w:left="5040" w:hanging="360"/>
+      </w:pPr>
+      <w:rPr>
+        <w:u w:val="none"/>
+      </w:rPr>
+    </w:lvl>
+    <w:lvl w:ilvl="6">
       <w:start w:val="1"/>
       <w:numFmt w:val="bullet"/>
       <w:lvlText w:val="●"/>
       <w:lvlJc w:val="left"/>
       <w:pPr>
-        <w:ind w:left="4320" w:hanging="360"/>
-      </w:pPr>
-      <w:rPr>
-        <w:u w:val="none"/>
-      </w:rPr>
-    </w:lvl>
-    <w:lvl w:ilvl="4">
+        <w:ind w:left="5760" w:hanging="360"/>
+      </w:pPr>
+      <w:rPr>
+        <w:u w:val="none"/>
+      </w:rPr>
+    </w:lvl>
+    <w:lvl w:ilvl="7">
       <w:start w:val="1"/>
       <w:numFmt w:val="bullet"/>
       <w:lvlText w:val="○"/>
       <w:lvlJc w:val="left"/>
       <w:pPr>
-        <w:ind w:left="5040" w:hanging="360"/>
-      </w:pPr>
-      <w:rPr>
-        <w:u w:val="none"/>
-      </w:rPr>
-    </w:lvl>
-    <w:lvl w:ilvl="5">
+        <w:ind w:left="6480" w:hanging="360"/>
+      </w:pPr>
+      <w:rPr>
+        <w:u w:val="none"/>
+      </w:rPr>
+    </w:lvl>
+    <w:lvl w:ilvl="8">
       <w:start w:val="1"/>
       <w:numFmt w:val="bullet"/>
       <w:lvlText w:val="■"/>
       <w:lvlJc w:val="left"/>
       <w:pPr>
-        <w:ind w:left="5760" w:hanging="360"/>
-      </w:pPr>
-      <w:rPr>
-        <w:u w:val="none"/>
-      </w:rPr>
-    </w:lvl>
-    <w:lvl w:ilvl="6">
-      <w:start w:val="1"/>
-      <w:numFmt w:val="bullet"/>
-      <w:lvlText w:val="●"/>
-      <w:lvlJc w:val="left"/>
-      <w:pPr>
-        <w:ind w:left="6480" w:hanging="360"/>
-      </w:pPr>
-      <w:rPr>
-        <w:u w:val="none"/>
-      </w:rPr>
-    </w:lvl>
-    <w:lvl w:ilvl="7">
-      <w:start w:val="1"/>
-      <w:numFmt w:val="bullet"/>
-      <w:lvlText w:val="○"/>
-      <w:lvlJc w:val="left"/>
-      <w:pPr>
         <w:ind w:left="7200" w:hanging="360"/>
-      </w:pPr>
-      <w:rPr>
-        <w:u w:val="none"/>
-      </w:rPr>
-    </w:lvl>
-    <w:lvl w:ilvl="8">
-      <w:start w:val="1"/>
-      <w:numFmt w:val="bullet"/>
-      <w:lvlText w:val="■"/>
-      <w:lvlJc w:val="left"/>
-      <w:pPr>
-        <w:ind w:left="7920" w:hanging="360"/>
       </w:pPr>
       <w:rPr>
         <w:u w:val="none"/>
@@ -11204,7 +14188,7 @@
       <w:lvlText w:val="●"/>
       <w:lvlJc w:val="left"/>
       <w:pPr>
-        <w:ind w:left="1440" w:hanging="360"/>
+        <w:ind w:left="2160" w:hanging="360"/>
       </w:pPr>
       <w:rPr>
         <w:u w:val="none"/>
@@ -11216,7 +14200,7 @@
       <w:lvlText w:val="○"/>
       <w:lvlJc w:val="left"/>
       <w:pPr>
-        <w:ind w:left="2160" w:hanging="360"/>
+        <w:ind w:left="2880" w:hanging="360"/>
       </w:pPr>
       <w:rPr>
         <w:u w:val="none"/>
@@ -11228,7 +14212,7 @@
       <w:lvlText w:val="■"/>
       <w:lvlJc w:val="left"/>
       <w:pPr>
-        <w:ind w:left="2880" w:hanging="360"/>
+        <w:ind w:left="3600" w:hanging="360"/>
       </w:pPr>
       <w:rPr>
         <w:u w:val="none"/>
@@ -11240,7 +14224,7 @@
       <w:lvlText w:val="●"/>
       <w:lvlJc w:val="left"/>
       <w:pPr>
-        <w:ind w:left="3600" w:hanging="360"/>
+        <w:ind w:left="4320" w:hanging="360"/>
       </w:pPr>
       <w:rPr>
         <w:u w:val="none"/>
@@ -11252,7 +14236,7 @@
       <w:lvlText w:val="○"/>
       <w:lvlJc w:val="left"/>
       <w:pPr>
-        <w:ind w:left="4320" w:hanging="360"/>
+        <w:ind w:left="5040" w:hanging="360"/>
       </w:pPr>
       <w:rPr>
         <w:u w:val="none"/>
@@ -11264,7 +14248,7 @@
       <w:lvlText w:val="■"/>
       <w:lvlJc w:val="left"/>
       <w:pPr>
-        <w:ind w:left="5040" w:hanging="360"/>
+        <w:ind w:left="5760" w:hanging="360"/>
       </w:pPr>
       <w:rPr>
         <w:u w:val="none"/>
@@ -11276,7 +14260,7 @@
       <w:lvlText w:val="●"/>
       <w:lvlJc w:val="left"/>
       <w:pPr>
-        <w:ind w:left="5760" w:hanging="360"/>
+        <w:ind w:left="6480" w:hanging="360"/>
       </w:pPr>
       <w:rPr>
         <w:u w:val="none"/>
@@ -11288,7 +14272,7 @@
       <w:lvlText w:val="○"/>
       <w:lvlJc w:val="left"/>
       <w:pPr>
-        <w:ind w:left="6480" w:hanging="360"/>
+        <w:ind w:left="7200" w:hanging="360"/>
       </w:pPr>
       <w:rPr>
         <w:u w:val="none"/>
@@ -11300,7 +14284,7 @@
       <w:lvlText w:val="■"/>
       <w:lvlJc w:val="left"/>
       <w:pPr>
-        <w:ind w:left="7200" w:hanging="360"/>
+        <w:ind w:left="7920" w:hanging="360"/>
       </w:pPr>
       <w:rPr>
         <w:u w:val="none"/>
@@ -11420,6 +14404,556 @@
   <w:abstractNum w:abstractNumId="17">
     <w:lvl w:ilvl="0">
       <w:start w:val="1"/>
+      <w:numFmt w:val="bullet"/>
+      <w:lvlText w:val="●"/>
+      <w:lvlJc w:val="left"/>
+      <w:pPr>
+        <w:ind w:left="2160" w:hanging="360"/>
+      </w:pPr>
+      <w:rPr>
+        <w:u w:val="none"/>
+      </w:rPr>
+    </w:lvl>
+    <w:lvl w:ilvl="1">
+      <w:start w:val="1"/>
+      <w:numFmt w:val="bullet"/>
+      <w:lvlText w:val="○"/>
+      <w:lvlJc w:val="left"/>
+      <w:pPr>
+        <w:ind w:left="2880" w:hanging="360"/>
+      </w:pPr>
+      <w:rPr>
+        <w:u w:val="none"/>
+      </w:rPr>
+    </w:lvl>
+    <w:lvl w:ilvl="2">
+      <w:start w:val="1"/>
+      <w:numFmt w:val="bullet"/>
+      <w:lvlText w:val="■"/>
+      <w:lvlJc w:val="left"/>
+      <w:pPr>
+        <w:ind w:left="3600" w:hanging="360"/>
+      </w:pPr>
+      <w:rPr>
+        <w:u w:val="none"/>
+      </w:rPr>
+    </w:lvl>
+    <w:lvl w:ilvl="3">
+      <w:start w:val="1"/>
+      <w:numFmt w:val="bullet"/>
+      <w:lvlText w:val="●"/>
+      <w:lvlJc w:val="left"/>
+      <w:pPr>
+        <w:ind w:left="4320" w:hanging="360"/>
+      </w:pPr>
+      <w:rPr>
+        <w:u w:val="none"/>
+      </w:rPr>
+    </w:lvl>
+    <w:lvl w:ilvl="4">
+      <w:start w:val="1"/>
+      <w:numFmt w:val="bullet"/>
+      <w:lvlText w:val="○"/>
+      <w:lvlJc w:val="left"/>
+      <w:pPr>
+        <w:ind w:left="5040" w:hanging="360"/>
+      </w:pPr>
+      <w:rPr>
+        <w:u w:val="none"/>
+      </w:rPr>
+    </w:lvl>
+    <w:lvl w:ilvl="5">
+      <w:start w:val="1"/>
+      <w:numFmt w:val="bullet"/>
+      <w:lvlText w:val="■"/>
+      <w:lvlJc w:val="left"/>
+      <w:pPr>
+        <w:ind w:left="5760" w:hanging="360"/>
+      </w:pPr>
+      <w:rPr>
+        <w:u w:val="none"/>
+      </w:rPr>
+    </w:lvl>
+    <w:lvl w:ilvl="6">
+      <w:start w:val="1"/>
+      <w:numFmt w:val="bullet"/>
+      <w:lvlText w:val="●"/>
+      <w:lvlJc w:val="left"/>
+      <w:pPr>
+        <w:ind w:left="6480" w:hanging="360"/>
+      </w:pPr>
+      <w:rPr>
+        <w:u w:val="none"/>
+      </w:rPr>
+    </w:lvl>
+    <w:lvl w:ilvl="7">
+      <w:start w:val="1"/>
+      <w:numFmt w:val="bullet"/>
+      <w:lvlText w:val="○"/>
+      <w:lvlJc w:val="left"/>
+      <w:pPr>
+        <w:ind w:left="7200" w:hanging="360"/>
+      </w:pPr>
+      <w:rPr>
+        <w:u w:val="none"/>
+      </w:rPr>
+    </w:lvl>
+    <w:lvl w:ilvl="8">
+      <w:start w:val="1"/>
+      <w:numFmt w:val="bullet"/>
+      <w:lvlText w:val="■"/>
+      <w:lvlJc w:val="left"/>
+      <w:pPr>
+        <w:ind w:left="7920" w:hanging="360"/>
+      </w:pPr>
+      <w:rPr>
+        <w:u w:val="none"/>
+      </w:rPr>
+    </w:lvl>
+  </w:abstractNum>
+  <w:abstractNum w:abstractNumId="18">
+    <w:lvl w:ilvl="0">
+      <w:start w:val="1"/>
+      <w:numFmt w:val="bullet"/>
+      <w:lvlText w:val="●"/>
+      <w:lvlJc w:val="left"/>
+      <w:pPr>
+        <w:ind w:left="1440" w:hanging="360"/>
+      </w:pPr>
+      <w:rPr>
+        <w:u w:val="none"/>
+      </w:rPr>
+    </w:lvl>
+    <w:lvl w:ilvl="1">
+      <w:start w:val="1"/>
+      <w:numFmt w:val="bullet"/>
+      <w:lvlText w:val="○"/>
+      <w:lvlJc w:val="left"/>
+      <w:pPr>
+        <w:ind w:left="2160" w:hanging="360"/>
+      </w:pPr>
+      <w:rPr>
+        <w:u w:val="none"/>
+      </w:rPr>
+    </w:lvl>
+    <w:lvl w:ilvl="2">
+      <w:start w:val="1"/>
+      <w:numFmt w:val="bullet"/>
+      <w:lvlText w:val="■"/>
+      <w:lvlJc w:val="left"/>
+      <w:pPr>
+        <w:ind w:left="2880" w:hanging="360"/>
+      </w:pPr>
+      <w:rPr>
+        <w:u w:val="none"/>
+      </w:rPr>
+    </w:lvl>
+    <w:lvl w:ilvl="3">
+      <w:start w:val="1"/>
+      <w:numFmt w:val="bullet"/>
+      <w:lvlText w:val="●"/>
+      <w:lvlJc w:val="left"/>
+      <w:pPr>
+        <w:ind w:left="3600" w:hanging="360"/>
+      </w:pPr>
+      <w:rPr>
+        <w:u w:val="none"/>
+      </w:rPr>
+    </w:lvl>
+    <w:lvl w:ilvl="4">
+      <w:start w:val="1"/>
+      <w:numFmt w:val="bullet"/>
+      <w:lvlText w:val="○"/>
+      <w:lvlJc w:val="left"/>
+      <w:pPr>
+        <w:ind w:left="4320" w:hanging="360"/>
+      </w:pPr>
+      <w:rPr>
+        <w:u w:val="none"/>
+      </w:rPr>
+    </w:lvl>
+    <w:lvl w:ilvl="5">
+      <w:start w:val="1"/>
+      <w:numFmt w:val="bullet"/>
+      <w:lvlText w:val="■"/>
+      <w:lvlJc w:val="left"/>
+      <w:pPr>
+        <w:ind w:left="5040" w:hanging="360"/>
+      </w:pPr>
+      <w:rPr>
+        <w:u w:val="none"/>
+      </w:rPr>
+    </w:lvl>
+    <w:lvl w:ilvl="6">
+      <w:start w:val="1"/>
+      <w:numFmt w:val="bullet"/>
+      <w:lvlText w:val="●"/>
+      <w:lvlJc w:val="left"/>
+      <w:pPr>
+        <w:ind w:left="5760" w:hanging="360"/>
+      </w:pPr>
+      <w:rPr>
+        <w:u w:val="none"/>
+      </w:rPr>
+    </w:lvl>
+    <w:lvl w:ilvl="7">
+      <w:start w:val="1"/>
+      <w:numFmt w:val="bullet"/>
+      <w:lvlText w:val="○"/>
+      <w:lvlJc w:val="left"/>
+      <w:pPr>
+        <w:ind w:left="6480" w:hanging="360"/>
+      </w:pPr>
+      <w:rPr>
+        <w:u w:val="none"/>
+      </w:rPr>
+    </w:lvl>
+    <w:lvl w:ilvl="8">
+      <w:start w:val="1"/>
+      <w:numFmt w:val="bullet"/>
+      <w:lvlText w:val="■"/>
+      <w:lvlJc w:val="left"/>
+      <w:pPr>
+        <w:ind w:left="7200" w:hanging="360"/>
+      </w:pPr>
+      <w:rPr>
+        <w:u w:val="none"/>
+      </w:rPr>
+    </w:lvl>
+  </w:abstractNum>
+  <w:abstractNum w:abstractNumId="19">
+    <w:lvl w:ilvl="0">
+      <w:start w:val="1"/>
+      <w:numFmt w:val="bullet"/>
+      <w:lvlText w:val="●"/>
+      <w:lvlJc w:val="left"/>
+      <w:pPr>
+        <w:ind w:left="1440" w:hanging="360"/>
+      </w:pPr>
+      <w:rPr>
+        <w:u w:val="none"/>
+      </w:rPr>
+    </w:lvl>
+    <w:lvl w:ilvl="1">
+      <w:start w:val="1"/>
+      <w:numFmt w:val="bullet"/>
+      <w:lvlText w:val="○"/>
+      <w:lvlJc w:val="left"/>
+      <w:pPr>
+        <w:ind w:left="2160" w:hanging="360"/>
+      </w:pPr>
+      <w:rPr>
+        <w:u w:val="none"/>
+      </w:rPr>
+    </w:lvl>
+    <w:lvl w:ilvl="2">
+      <w:start w:val="1"/>
+      <w:numFmt w:val="bullet"/>
+      <w:lvlText w:val="■"/>
+      <w:lvlJc w:val="left"/>
+      <w:pPr>
+        <w:ind w:left="2880" w:hanging="360"/>
+      </w:pPr>
+      <w:rPr>
+        <w:u w:val="none"/>
+      </w:rPr>
+    </w:lvl>
+    <w:lvl w:ilvl="3">
+      <w:start w:val="1"/>
+      <w:numFmt w:val="bullet"/>
+      <w:lvlText w:val="●"/>
+      <w:lvlJc w:val="left"/>
+      <w:pPr>
+        <w:ind w:left="3600" w:hanging="360"/>
+      </w:pPr>
+      <w:rPr>
+        <w:u w:val="none"/>
+      </w:rPr>
+    </w:lvl>
+    <w:lvl w:ilvl="4">
+      <w:start w:val="1"/>
+      <w:numFmt w:val="bullet"/>
+      <w:lvlText w:val="○"/>
+      <w:lvlJc w:val="left"/>
+      <w:pPr>
+        <w:ind w:left="4320" w:hanging="360"/>
+      </w:pPr>
+      <w:rPr>
+        <w:u w:val="none"/>
+      </w:rPr>
+    </w:lvl>
+    <w:lvl w:ilvl="5">
+      <w:start w:val="1"/>
+      <w:numFmt w:val="bullet"/>
+      <w:lvlText w:val="■"/>
+      <w:lvlJc w:val="left"/>
+      <w:pPr>
+        <w:ind w:left="5040" w:hanging="360"/>
+      </w:pPr>
+      <w:rPr>
+        <w:u w:val="none"/>
+      </w:rPr>
+    </w:lvl>
+    <w:lvl w:ilvl="6">
+      <w:start w:val="1"/>
+      <w:numFmt w:val="bullet"/>
+      <w:lvlText w:val="●"/>
+      <w:lvlJc w:val="left"/>
+      <w:pPr>
+        <w:ind w:left="5760" w:hanging="360"/>
+      </w:pPr>
+      <w:rPr>
+        <w:u w:val="none"/>
+      </w:rPr>
+    </w:lvl>
+    <w:lvl w:ilvl="7">
+      <w:start w:val="1"/>
+      <w:numFmt w:val="bullet"/>
+      <w:lvlText w:val="○"/>
+      <w:lvlJc w:val="left"/>
+      <w:pPr>
+        <w:ind w:left="6480" w:hanging="360"/>
+      </w:pPr>
+      <w:rPr>
+        <w:u w:val="none"/>
+      </w:rPr>
+    </w:lvl>
+    <w:lvl w:ilvl="8">
+      <w:start w:val="1"/>
+      <w:numFmt w:val="bullet"/>
+      <w:lvlText w:val="■"/>
+      <w:lvlJc w:val="left"/>
+      <w:pPr>
+        <w:ind w:left="7200" w:hanging="360"/>
+      </w:pPr>
+      <w:rPr>
+        <w:u w:val="none"/>
+      </w:rPr>
+    </w:lvl>
+  </w:abstractNum>
+  <w:abstractNum w:abstractNumId="20">
+    <w:lvl w:ilvl="0">
+      <w:start w:val="1"/>
+      <w:numFmt w:val="bullet"/>
+      <w:lvlText w:val="●"/>
+      <w:lvlJc w:val="left"/>
+      <w:pPr>
+        <w:ind w:left="1440" w:hanging="360"/>
+      </w:pPr>
+      <w:rPr>
+        <w:u w:val="none"/>
+      </w:rPr>
+    </w:lvl>
+    <w:lvl w:ilvl="1">
+      <w:start w:val="1"/>
+      <w:numFmt w:val="bullet"/>
+      <w:lvlText w:val="○"/>
+      <w:lvlJc w:val="left"/>
+      <w:pPr>
+        <w:ind w:left="2160" w:hanging="360"/>
+      </w:pPr>
+      <w:rPr>
+        <w:u w:val="none"/>
+      </w:rPr>
+    </w:lvl>
+    <w:lvl w:ilvl="2">
+      <w:start w:val="1"/>
+      <w:numFmt w:val="bullet"/>
+      <w:lvlText w:val="■"/>
+      <w:lvlJc w:val="left"/>
+      <w:pPr>
+        <w:ind w:left="2880" w:hanging="360"/>
+      </w:pPr>
+      <w:rPr>
+        <w:u w:val="none"/>
+      </w:rPr>
+    </w:lvl>
+    <w:lvl w:ilvl="3">
+      <w:start w:val="1"/>
+      <w:numFmt w:val="bullet"/>
+      <w:lvlText w:val="●"/>
+      <w:lvlJc w:val="left"/>
+      <w:pPr>
+        <w:ind w:left="3600" w:hanging="360"/>
+      </w:pPr>
+      <w:rPr>
+        <w:u w:val="none"/>
+      </w:rPr>
+    </w:lvl>
+    <w:lvl w:ilvl="4">
+      <w:start w:val="1"/>
+      <w:numFmt w:val="bullet"/>
+      <w:lvlText w:val="○"/>
+      <w:lvlJc w:val="left"/>
+      <w:pPr>
+        <w:ind w:left="4320" w:hanging="360"/>
+      </w:pPr>
+      <w:rPr>
+        <w:u w:val="none"/>
+      </w:rPr>
+    </w:lvl>
+    <w:lvl w:ilvl="5">
+      <w:start w:val="1"/>
+      <w:numFmt w:val="bullet"/>
+      <w:lvlText w:val="■"/>
+      <w:lvlJc w:val="left"/>
+      <w:pPr>
+        <w:ind w:left="5040" w:hanging="360"/>
+      </w:pPr>
+      <w:rPr>
+        <w:u w:val="none"/>
+      </w:rPr>
+    </w:lvl>
+    <w:lvl w:ilvl="6">
+      <w:start w:val="1"/>
+      <w:numFmt w:val="bullet"/>
+      <w:lvlText w:val="●"/>
+      <w:lvlJc w:val="left"/>
+      <w:pPr>
+        <w:ind w:left="5760" w:hanging="360"/>
+      </w:pPr>
+      <w:rPr>
+        <w:u w:val="none"/>
+      </w:rPr>
+    </w:lvl>
+    <w:lvl w:ilvl="7">
+      <w:start w:val="1"/>
+      <w:numFmt w:val="bullet"/>
+      <w:lvlText w:val="○"/>
+      <w:lvlJc w:val="left"/>
+      <w:pPr>
+        <w:ind w:left="6480" w:hanging="360"/>
+      </w:pPr>
+      <w:rPr>
+        <w:u w:val="none"/>
+      </w:rPr>
+    </w:lvl>
+    <w:lvl w:ilvl="8">
+      <w:start w:val="1"/>
+      <w:numFmt w:val="bullet"/>
+      <w:lvlText w:val="■"/>
+      <w:lvlJc w:val="left"/>
+      <w:pPr>
+        <w:ind w:left="7200" w:hanging="360"/>
+      </w:pPr>
+      <w:rPr>
+        <w:u w:val="none"/>
+      </w:rPr>
+    </w:lvl>
+  </w:abstractNum>
+  <w:abstractNum w:abstractNumId="21">
+    <w:lvl w:ilvl="0">
+      <w:start w:val="1"/>
+      <w:numFmt w:val="bullet"/>
+      <w:lvlText w:val="●"/>
+      <w:lvlJc w:val="left"/>
+      <w:pPr>
+        <w:ind w:left="1440" w:hanging="360"/>
+      </w:pPr>
+      <w:rPr>
+        <w:u w:val="none"/>
+      </w:rPr>
+    </w:lvl>
+    <w:lvl w:ilvl="1">
+      <w:start w:val="1"/>
+      <w:numFmt w:val="bullet"/>
+      <w:lvlText w:val="○"/>
+      <w:lvlJc w:val="left"/>
+      <w:pPr>
+        <w:ind w:left="2160" w:hanging="360"/>
+      </w:pPr>
+      <w:rPr>
+        <w:u w:val="none"/>
+      </w:rPr>
+    </w:lvl>
+    <w:lvl w:ilvl="2">
+      <w:start w:val="1"/>
+      <w:numFmt w:val="bullet"/>
+      <w:lvlText w:val="■"/>
+      <w:lvlJc w:val="left"/>
+      <w:pPr>
+        <w:ind w:left="2880" w:hanging="360"/>
+      </w:pPr>
+      <w:rPr>
+        <w:u w:val="none"/>
+      </w:rPr>
+    </w:lvl>
+    <w:lvl w:ilvl="3">
+      <w:start w:val="1"/>
+      <w:numFmt w:val="bullet"/>
+      <w:lvlText w:val="●"/>
+      <w:lvlJc w:val="left"/>
+      <w:pPr>
+        <w:ind w:left="3600" w:hanging="360"/>
+      </w:pPr>
+      <w:rPr>
+        <w:u w:val="none"/>
+      </w:rPr>
+    </w:lvl>
+    <w:lvl w:ilvl="4">
+      <w:start w:val="1"/>
+      <w:numFmt w:val="bullet"/>
+      <w:lvlText w:val="○"/>
+      <w:lvlJc w:val="left"/>
+      <w:pPr>
+        <w:ind w:left="4320" w:hanging="360"/>
+      </w:pPr>
+      <w:rPr>
+        <w:u w:val="none"/>
+      </w:rPr>
+    </w:lvl>
+    <w:lvl w:ilvl="5">
+      <w:start w:val="1"/>
+      <w:numFmt w:val="bullet"/>
+      <w:lvlText w:val="■"/>
+      <w:lvlJc w:val="left"/>
+      <w:pPr>
+        <w:ind w:left="5040" w:hanging="360"/>
+      </w:pPr>
+      <w:rPr>
+        <w:u w:val="none"/>
+      </w:rPr>
+    </w:lvl>
+    <w:lvl w:ilvl="6">
+      <w:start w:val="1"/>
+      <w:numFmt w:val="bullet"/>
+      <w:lvlText w:val="●"/>
+      <w:lvlJc w:val="left"/>
+      <w:pPr>
+        <w:ind w:left="5760" w:hanging="360"/>
+      </w:pPr>
+      <w:rPr>
+        <w:u w:val="none"/>
+      </w:rPr>
+    </w:lvl>
+    <w:lvl w:ilvl="7">
+      <w:start w:val="1"/>
+      <w:numFmt w:val="bullet"/>
+      <w:lvlText w:val="○"/>
+      <w:lvlJc w:val="left"/>
+      <w:pPr>
+        <w:ind w:left="6480" w:hanging="360"/>
+      </w:pPr>
+      <w:rPr>
+        <w:u w:val="none"/>
+      </w:rPr>
+    </w:lvl>
+    <w:lvl w:ilvl="8">
+      <w:start w:val="1"/>
+      <w:numFmt w:val="bullet"/>
+      <w:lvlText w:val="■"/>
+      <w:lvlJc w:val="left"/>
+      <w:pPr>
+        <w:ind w:left="7200" w:hanging="360"/>
+      </w:pPr>
+      <w:rPr>
+        <w:u w:val="none"/>
+      </w:rPr>
+    </w:lvl>
+  </w:abstractNum>
+  <w:abstractNum w:abstractNumId="22">
+    <w:lvl w:ilvl="0">
+      <w:start w:val="1"/>
       <w:numFmt w:val="decimal"/>
       <w:lvlText w:val="%1."/>
       <w:lvlJc w:val="left"/>
@@ -11527,7 +15061,7 @@
       </w:rPr>
     </w:lvl>
   </w:abstractNum>
-  <w:abstractNum w:abstractNumId="18">
+  <w:abstractNum w:abstractNumId="23">
     <w:lvl w:ilvl="0">
       <w:start w:val="1"/>
       <w:numFmt w:val="decimal"/>
@@ -11637,556 +15171,6 @@
       </w:rPr>
     </w:lvl>
   </w:abstractNum>
-  <w:abstractNum w:abstractNumId="19">
-    <w:lvl w:ilvl="0">
-      <w:start w:val="1"/>
-      <w:numFmt w:val="bullet"/>
-      <w:lvlText w:val="●"/>
-      <w:lvlJc w:val="left"/>
-      <w:pPr>
-        <w:ind w:left="1440" w:hanging="360"/>
-      </w:pPr>
-      <w:rPr>
-        <w:u w:val="none"/>
-      </w:rPr>
-    </w:lvl>
-    <w:lvl w:ilvl="1">
-      <w:start w:val="1"/>
-      <w:numFmt w:val="bullet"/>
-      <w:lvlText w:val="○"/>
-      <w:lvlJc w:val="left"/>
-      <w:pPr>
-        <w:ind w:left="2160" w:hanging="360"/>
-      </w:pPr>
-      <w:rPr>
-        <w:u w:val="none"/>
-      </w:rPr>
-    </w:lvl>
-    <w:lvl w:ilvl="2">
-      <w:start w:val="1"/>
-      <w:numFmt w:val="bullet"/>
-      <w:lvlText w:val="■"/>
-      <w:lvlJc w:val="left"/>
-      <w:pPr>
-        <w:ind w:left="2880" w:hanging="360"/>
-      </w:pPr>
-      <w:rPr>
-        <w:u w:val="none"/>
-      </w:rPr>
-    </w:lvl>
-    <w:lvl w:ilvl="3">
-      <w:start w:val="1"/>
-      <w:numFmt w:val="bullet"/>
-      <w:lvlText w:val="●"/>
-      <w:lvlJc w:val="left"/>
-      <w:pPr>
-        <w:ind w:left="3600" w:hanging="360"/>
-      </w:pPr>
-      <w:rPr>
-        <w:u w:val="none"/>
-      </w:rPr>
-    </w:lvl>
-    <w:lvl w:ilvl="4">
-      <w:start w:val="1"/>
-      <w:numFmt w:val="bullet"/>
-      <w:lvlText w:val="○"/>
-      <w:lvlJc w:val="left"/>
-      <w:pPr>
-        <w:ind w:left="4320" w:hanging="360"/>
-      </w:pPr>
-      <w:rPr>
-        <w:u w:val="none"/>
-      </w:rPr>
-    </w:lvl>
-    <w:lvl w:ilvl="5">
-      <w:start w:val="1"/>
-      <w:numFmt w:val="bullet"/>
-      <w:lvlText w:val="■"/>
-      <w:lvlJc w:val="left"/>
-      <w:pPr>
-        <w:ind w:left="5040" w:hanging="360"/>
-      </w:pPr>
-      <w:rPr>
-        <w:u w:val="none"/>
-      </w:rPr>
-    </w:lvl>
-    <w:lvl w:ilvl="6">
-      <w:start w:val="1"/>
-      <w:numFmt w:val="bullet"/>
-      <w:lvlText w:val="●"/>
-      <w:lvlJc w:val="left"/>
-      <w:pPr>
-        <w:ind w:left="5760" w:hanging="360"/>
-      </w:pPr>
-      <w:rPr>
-        <w:u w:val="none"/>
-      </w:rPr>
-    </w:lvl>
-    <w:lvl w:ilvl="7">
-      <w:start w:val="1"/>
-      <w:numFmt w:val="bullet"/>
-      <w:lvlText w:val="○"/>
-      <w:lvlJc w:val="left"/>
-      <w:pPr>
-        <w:ind w:left="6480" w:hanging="360"/>
-      </w:pPr>
-      <w:rPr>
-        <w:u w:val="none"/>
-      </w:rPr>
-    </w:lvl>
-    <w:lvl w:ilvl="8">
-      <w:start w:val="1"/>
-      <w:numFmt w:val="bullet"/>
-      <w:lvlText w:val="■"/>
-      <w:lvlJc w:val="left"/>
-      <w:pPr>
-        <w:ind w:left="7200" w:hanging="360"/>
-      </w:pPr>
-      <w:rPr>
-        <w:u w:val="none"/>
-      </w:rPr>
-    </w:lvl>
-  </w:abstractNum>
-  <w:abstractNum w:abstractNumId="20">
-    <w:lvl w:ilvl="0">
-      <w:start w:val="1"/>
-      <w:numFmt w:val="bullet"/>
-      <w:lvlText w:val="●"/>
-      <w:lvlJc w:val="left"/>
-      <w:pPr>
-        <w:ind w:left="2160" w:hanging="360"/>
-      </w:pPr>
-      <w:rPr>
-        <w:u w:val="none"/>
-      </w:rPr>
-    </w:lvl>
-    <w:lvl w:ilvl="1">
-      <w:start w:val="1"/>
-      <w:numFmt w:val="bullet"/>
-      <w:lvlText w:val="○"/>
-      <w:lvlJc w:val="left"/>
-      <w:pPr>
-        <w:ind w:left="2880" w:hanging="360"/>
-      </w:pPr>
-      <w:rPr>
-        <w:u w:val="none"/>
-      </w:rPr>
-    </w:lvl>
-    <w:lvl w:ilvl="2">
-      <w:start w:val="1"/>
-      <w:numFmt w:val="bullet"/>
-      <w:lvlText w:val="■"/>
-      <w:lvlJc w:val="left"/>
-      <w:pPr>
-        <w:ind w:left="3600" w:hanging="360"/>
-      </w:pPr>
-      <w:rPr>
-        <w:u w:val="none"/>
-      </w:rPr>
-    </w:lvl>
-    <w:lvl w:ilvl="3">
-      <w:start w:val="1"/>
-      <w:numFmt w:val="bullet"/>
-      <w:lvlText w:val="●"/>
-      <w:lvlJc w:val="left"/>
-      <w:pPr>
-        <w:ind w:left="4320" w:hanging="360"/>
-      </w:pPr>
-      <w:rPr>
-        <w:u w:val="none"/>
-      </w:rPr>
-    </w:lvl>
-    <w:lvl w:ilvl="4">
-      <w:start w:val="1"/>
-      <w:numFmt w:val="bullet"/>
-      <w:lvlText w:val="○"/>
-      <w:lvlJc w:val="left"/>
-      <w:pPr>
-        <w:ind w:left="5040" w:hanging="360"/>
-      </w:pPr>
-      <w:rPr>
-        <w:u w:val="none"/>
-      </w:rPr>
-    </w:lvl>
-    <w:lvl w:ilvl="5">
-      <w:start w:val="1"/>
-      <w:numFmt w:val="bullet"/>
-      <w:lvlText w:val="■"/>
-      <w:lvlJc w:val="left"/>
-      <w:pPr>
-        <w:ind w:left="5760" w:hanging="360"/>
-      </w:pPr>
-      <w:rPr>
-        <w:u w:val="none"/>
-      </w:rPr>
-    </w:lvl>
-    <w:lvl w:ilvl="6">
-      <w:start w:val="1"/>
-      <w:numFmt w:val="bullet"/>
-      <w:lvlText w:val="●"/>
-      <w:lvlJc w:val="left"/>
-      <w:pPr>
-        <w:ind w:left="6480" w:hanging="360"/>
-      </w:pPr>
-      <w:rPr>
-        <w:u w:val="none"/>
-      </w:rPr>
-    </w:lvl>
-    <w:lvl w:ilvl="7">
-      <w:start w:val="1"/>
-      <w:numFmt w:val="bullet"/>
-      <w:lvlText w:val="○"/>
-      <w:lvlJc w:val="left"/>
-      <w:pPr>
-        <w:ind w:left="7200" w:hanging="360"/>
-      </w:pPr>
-      <w:rPr>
-        <w:u w:val="none"/>
-      </w:rPr>
-    </w:lvl>
-    <w:lvl w:ilvl="8">
-      <w:start w:val="1"/>
-      <w:numFmt w:val="bullet"/>
-      <w:lvlText w:val="■"/>
-      <w:lvlJc w:val="left"/>
-      <w:pPr>
-        <w:ind w:left="7920" w:hanging="360"/>
-      </w:pPr>
-      <w:rPr>
-        <w:u w:val="none"/>
-      </w:rPr>
-    </w:lvl>
-  </w:abstractNum>
-  <w:abstractNum w:abstractNumId="21">
-    <w:lvl w:ilvl="0">
-      <w:start w:val="1"/>
-      <w:numFmt w:val="bullet"/>
-      <w:lvlText w:val="●"/>
-      <w:lvlJc w:val="left"/>
-      <w:pPr>
-        <w:ind w:left="2160" w:hanging="360"/>
-      </w:pPr>
-      <w:rPr>
-        <w:u w:val="none"/>
-      </w:rPr>
-    </w:lvl>
-    <w:lvl w:ilvl="1">
-      <w:start w:val="1"/>
-      <w:numFmt w:val="bullet"/>
-      <w:lvlText w:val="○"/>
-      <w:lvlJc w:val="left"/>
-      <w:pPr>
-        <w:ind w:left="2880" w:hanging="360"/>
-      </w:pPr>
-      <w:rPr>
-        <w:u w:val="none"/>
-      </w:rPr>
-    </w:lvl>
-    <w:lvl w:ilvl="2">
-      <w:start w:val="1"/>
-      <w:numFmt w:val="bullet"/>
-      <w:lvlText w:val="■"/>
-      <w:lvlJc w:val="left"/>
-      <w:pPr>
-        <w:ind w:left="3600" w:hanging="360"/>
-      </w:pPr>
-      <w:rPr>
-        <w:u w:val="none"/>
-      </w:rPr>
-    </w:lvl>
-    <w:lvl w:ilvl="3">
-      <w:start w:val="1"/>
-      <w:numFmt w:val="bullet"/>
-      <w:lvlText w:val="●"/>
-      <w:lvlJc w:val="left"/>
-      <w:pPr>
-        <w:ind w:left="4320" w:hanging="360"/>
-      </w:pPr>
-      <w:rPr>
-        <w:u w:val="none"/>
-      </w:rPr>
-    </w:lvl>
-    <w:lvl w:ilvl="4">
-      <w:start w:val="1"/>
-      <w:numFmt w:val="bullet"/>
-      <w:lvlText w:val="○"/>
-      <w:lvlJc w:val="left"/>
-      <w:pPr>
-        <w:ind w:left="5040" w:hanging="360"/>
-      </w:pPr>
-      <w:rPr>
-        <w:u w:val="none"/>
-      </w:rPr>
-    </w:lvl>
-    <w:lvl w:ilvl="5">
-      <w:start w:val="1"/>
-      <w:numFmt w:val="bullet"/>
-      <w:lvlText w:val="■"/>
-      <w:lvlJc w:val="left"/>
-      <w:pPr>
-        <w:ind w:left="5760" w:hanging="360"/>
-      </w:pPr>
-      <w:rPr>
-        <w:u w:val="none"/>
-      </w:rPr>
-    </w:lvl>
-    <w:lvl w:ilvl="6">
-      <w:start w:val="1"/>
-      <w:numFmt w:val="bullet"/>
-      <w:lvlText w:val="●"/>
-      <w:lvlJc w:val="left"/>
-      <w:pPr>
-        <w:ind w:left="6480" w:hanging="360"/>
-      </w:pPr>
-      <w:rPr>
-        <w:u w:val="none"/>
-      </w:rPr>
-    </w:lvl>
-    <w:lvl w:ilvl="7">
-      <w:start w:val="1"/>
-      <w:numFmt w:val="bullet"/>
-      <w:lvlText w:val="○"/>
-      <w:lvlJc w:val="left"/>
-      <w:pPr>
-        <w:ind w:left="7200" w:hanging="360"/>
-      </w:pPr>
-      <w:rPr>
-        <w:u w:val="none"/>
-      </w:rPr>
-    </w:lvl>
-    <w:lvl w:ilvl="8">
-      <w:start w:val="1"/>
-      <w:numFmt w:val="bullet"/>
-      <w:lvlText w:val="■"/>
-      <w:lvlJc w:val="left"/>
-      <w:pPr>
-        <w:ind w:left="7920" w:hanging="360"/>
-      </w:pPr>
-      <w:rPr>
-        <w:u w:val="none"/>
-      </w:rPr>
-    </w:lvl>
-  </w:abstractNum>
-  <w:abstractNum w:abstractNumId="22">
-    <w:lvl w:ilvl="0">
-      <w:start w:val="1"/>
-      <w:numFmt w:val="bullet"/>
-      <w:lvlText w:val="●"/>
-      <w:lvlJc w:val="left"/>
-      <w:pPr>
-        <w:ind w:left="1440" w:hanging="360"/>
-      </w:pPr>
-      <w:rPr>
-        <w:u w:val="none"/>
-      </w:rPr>
-    </w:lvl>
-    <w:lvl w:ilvl="1">
-      <w:start w:val="1"/>
-      <w:numFmt w:val="bullet"/>
-      <w:lvlText w:val="○"/>
-      <w:lvlJc w:val="left"/>
-      <w:pPr>
-        <w:ind w:left="2160" w:hanging="360"/>
-      </w:pPr>
-      <w:rPr>
-        <w:u w:val="none"/>
-      </w:rPr>
-    </w:lvl>
-    <w:lvl w:ilvl="2">
-      <w:start w:val="1"/>
-      <w:numFmt w:val="bullet"/>
-      <w:lvlText w:val="■"/>
-      <w:lvlJc w:val="left"/>
-      <w:pPr>
-        <w:ind w:left="2880" w:hanging="360"/>
-      </w:pPr>
-      <w:rPr>
-        <w:u w:val="none"/>
-      </w:rPr>
-    </w:lvl>
-    <w:lvl w:ilvl="3">
-      <w:start w:val="1"/>
-      <w:numFmt w:val="bullet"/>
-      <w:lvlText w:val="●"/>
-      <w:lvlJc w:val="left"/>
-      <w:pPr>
-        <w:ind w:left="3600" w:hanging="360"/>
-      </w:pPr>
-      <w:rPr>
-        <w:u w:val="none"/>
-      </w:rPr>
-    </w:lvl>
-    <w:lvl w:ilvl="4">
-      <w:start w:val="1"/>
-      <w:numFmt w:val="bullet"/>
-      <w:lvlText w:val="○"/>
-      <w:lvlJc w:val="left"/>
-      <w:pPr>
-        <w:ind w:left="4320" w:hanging="360"/>
-      </w:pPr>
-      <w:rPr>
-        <w:u w:val="none"/>
-      </w:rPr>
-    </w:lvl>
-    <w:lvl w:ilvl="5">
-      <w:start w:val="1"/>
-      <w:numFmt w:val="bullet"/>
-      <w:lvlText w:val="■"/>
-      <w:lvlJc w:val="left"/>
-      <w:pPr>
-        <w:ind w:left="5040" w:hanging="360"/>
-      </w:pPr>
-      <w:rPr>
-        <w:u w:val="none"/>
-      </w:rPr>
-    </w:lvl>
-    <w:lvl w:ilvl="6">
-      <w:start w:val="1"/>
-      <w:numFmt w:val="bullet"/>
-      <w:lvlText w:val="●"/>
-      <w:lvlJc w:val="left"/>
-      <w:pPr>
-        <w:ind w:left="5760" w:hanging="360"/>
-      </w:pPr>
-      <w:rPr>
-        <w:u w:val="none"/>
-      </w:rPr>
-    </w:lvl>
-    <w:lvl w:ilvl="7">
-      <w:start w:val="1"/>
-      <w:numFmt w:val="bullet"/>
-      <w:lvlText w:val="○"/>
-      <w:lvlJc w:val="left"/>
-      <w:pPr>
-        <w:ind w:left="6480" w:hanging="360"/>
-      </w:pPr>
-      <w:rPr>
-        <w:u w:val="none"/>
-      </w:rPr>
-    </w:lvl>
-    <w:lvl w:ilvl="8">
-      <w:start w:val="1"/>
-      <w:numFmt w:val="bullet"/>
-      <w:lvlText w:val="■"/>
-      <w:lvlJc w:val="left"/>
-      <w:pPr>
-        <w:ind w:left="7200" w:hanging="360"/>
-      </w:pPr>
-      <w:rPr>
-        <w:u w:val="none"/>
-      </w:rPr>
-    </w:lvl>
-  </w:abstractNum>
-  <w:abstractNum w:abstractNumId="23">
-    <w:lvl w:ilvl="0">
-      <w:start w:val="1"/>
-      <w:numFmt w:val="bullet"/>
-      <w:lvlText w:val="●"/>
-      <w:lvlJc w:val="left"/>
-      <w:pPr>
-        <w:ind w:left="1440" w:hanging="360"/>
-      </w:pPr>
-      <w:rPr>
-        <w:u w:val="none"/>
-      </w:rPr>
-    </w:lvl>
-    <w:lvl w:ilvl="1">
-      <w:start w:val="1"/>
-      <w:numFmt w:val="bullet"/>
-      <w:lvlText w:val="○"/>
-      <w:lvlJc w:val="left"/>
-      <w:pPr>
-        <w:ind w:left="2160" w:hanging="360"/>
-      </w:pPr>
-      <w:rPr>
-        <w:u w:val="none"/>
-      </w:rPr>
-    </w:lvl>
-    <w:lvl w:ilvl="2">
-      <w:start w:val="1"/>
-      <w:numFmt w:val="bullet"/>
-      <w:lvlText w:val="■"/>
-      <w:lvlJc w:val="left"/>
-      <w:pPr>
-        <w:ind w:left="2880" w:hanging="360"/>
-      </w:pPr>
-      <w:rPr>
-        <w:u w:val="none"/>
-      </w:rPr>
-    </w:lvl>
-    <w:lvl w:ilvl="3">
-      <w:start w:val="1"/>
-      <w:numFmt w:val="bullet"/>
-      <w:lvlText w:val="●"/>
-      <w:lvlJc w:val="left"/>
-      <w:pPr>
-        <w:ind w:left="3600" w:hanging="360"/>
-      </w:pPr>
-      <w:rPr>
-        <w:u w:val="none"/>
-      </w:rPr>
-    </w:lvl>
-    <w:lvl w:ilvl="4">
-      <w:start w:val="1"/>
-      <w:numFmt w:val="bullet"/>
-      <w:lvlText w:val="○"/>
-      <w:lvlJc w:val="left"/>
-      <w:pPr>
-        <w:ind w:left="4320" w:hanging="360"/>
-      </w:pPr>
-      <w:rPr>
-        <w:u w:val="none"/>
-      </w:rPr>
-    </w:lvl>
-    <w:lvl w:ilvl="5">
-      <w:start w:val="1"/>
-      <w:numFmt w:val="bullet"/>
-      <w:lvlText w:val="■"/>
-      <w:lvlJc w:val="left"/>
-      <w:pPr>
-        <w:ind w:left="5040" w:hanging="360"/>
-      </w:pPr>
-      <w:rPr>
-        <w:u w:val="none"/>
-      </w:rPr>
-    </w:lvl>
-    <w:lvl w:ilvl="6">
-      <w:start w:val="1"/>
-      <w:numFmt w:val="bullet"/>
-      <w:lvlText w:val="●"/>
-      <w:lvlJc w:val="left"/>
-      <w:pPr>
-        <w:ind w:left="5760" w:hanging="360"/>
-      </w:pPr>
-      <w:rPr>
-        <w:u w:val="none"/>
-      </w:rPr>
-    </w:lvl>
-    <w:lvl w:ilvl="7">
-      <w:start w:val="1"/>
-      <w:numFmt w:val="bullet"/>
-      <w:lvlText w:val="○"/>
-      <w:lvlJc w:val="left"/>
-      <w:pPr>
-        <w:ind w:left="6480" w:hanging="360"/>
-      </w:pPr>
-      <w:rPr>
-        <w:u w:val="none"/>
-      </w:rPr>
-    </w:lvl>
-    <w:lvl w:ilvl="8">
-      <w:start w:val="1"/>
-      <w:numFmt w:val="bullet"/>
-      <w:lvlText w:val="■"/>
-      <w:lvlJc w:val="left"/>
-      <w:pPr>
-        <w:ind w:left="7200" w:hanging="360"/>
-      </w:pPr>
-      <w:rPr>
-        <w:u w:val="none"/>
-      </w:rPr>
-    </w:lvl>
-  </w:abstractNum>
   <w:abstractNum w:abstractNumId="24">
     <w:lvl w:ilvl="0">
       <w:start w:val="1"/>
@@ -12298,6 +15282,666 @@
     </w:lvl>
   </w:abstractNum>
   <w:abstractNum w:abstractNumId="25">
+    <w:lvl w:ilvl="0">
+      <w:start w:val="1"/>
+      <w:numFmt w:val="bullet"/>
+      <w:lvlText w:val="●"/>
+      <w:lvlJc w:val="left"/>
+      <w:pPr>
+        <w:ind w:left="2160" w:hanging="360"/>
+      </w:pPr>
+      <w:rPr>
+        <w:u w:val="none"/>
+      </w:rPr>
+    </w:lvl>
+    <w:lvl w:ilvl="1">
+      <w:start w:val="1"/>
+      <w:numFmt w:val="bullet"/>
+      <w:lvlText w:val="○"/>
+      <w:lvlJc w:val="left"/>
+      <w:pPr>
+        <w:ind w:left="2880" w:hanging="360"/>
+      </w:pPr>
+      <w:rPr>
+        <w:u w:val="none"/>
+      </w:rPr>
+    </w:lvl>
+    <w:lvl w:ilvl="2">
+      <w:start w:val="1"/>
+      <w:numFmt w:val="bullet"/>
+      <w:lvlText w:val="■"/>
+      <w:lvlJc w:val="left"/>
+      <w:pPr>
+        <w:ind w:left="3600" w:hanging="360"/>
+      </w:pPr>
+      <w:rPr>
+        <w:u w:val="none"/>
+      </w:rPr>
+    </w:lvl>
+    <w:lvl w:ilvl="3">
+      <w:start w:val="1"/>
+      <w:numFmt w:val="bullet"/>
+      <w:lvlText w:val="●"/>
+      <w:lvlJc w:val="left"/>
+      <w:pPr>
+        <w:ind w:left="4320" w:hanging="360"/>
+      </w:pPr>
+      <w:rPr>
+        <w:u w:val="none"/>
+      </w:rPr>
+    </w:lvl>
+    <w:lvl w:ilvl="4">
+      <w:start w:val="1"/>
+      <w:numFmt w:val="bullet"/>
+      <w:lvlText w:val="○"/>
+      <w:lvlJc w:val="left"/>
+      <w:pPr>
+        <w:ind w:left="5040" w:hanging="360"/>
+      </w:pPr>
+      <w:rPr>
+        <w:u w:val="none"/>
+      </w:rPr>
+    </w:lvl>
+    <w:lvl w:ilvl="5">
+      <w:start w:val="1"/>
+      <w:numFmt w:val="bullet"/>
+      <w:lvlText w:val="■"/>
+      <w:lvlJc w:val="left"/>
+      <w:pPr>
+        <w:ind w:left="5760" w:hanging="360"/>
+      </w:pPr>
+      <w:rPr>
+        <w:u w:val="none"/>
+      </w:rPr>
+    </w:lvl>
+    <w:lvl w:ilvl="6">
+      <w:start w:val="1"/>
+      <w:numFmt w:val="bullet"/>
+      <w:lvlText w:val="●"/>
+      <w:lvlJc w:val="left"/>
+      <w:pPr>
+        <w:ind w:left="6480" w:hanging="360"/>
+      </w:pPr>
+      <w:rPr>
+        <w:u w:val="none"/>
+      </w:rPr>
+    </w:lvl>
+    <w:lvl w:ilvl="7">
+      <w:start w:val="1"/>
+      <w:numFmt w:val="bullet"/>
+      <w:lvlText w:val="○"/>
+      <w:lvlJc w:val="left"/>
+      <w:pPr>
+        <w:ind w:left="7200" w:hanging="360"/>
+      </w:pPr>
+      <w:rPr>
+        <w:u w:val="none"/>
+      </w:rPr>
+    </w:lvl>
+    <w:lvl w:ilvl="8">
+      <w:start w:val="1"/>
+      <w:numFmt w:val="bullet"/>
+      <w:lvlText w:val="■"/>
+      <w:lvlJc w:val="left"/>
+      <w:pPr>
+        <w:ind w:left="7920" w:hanging="360"/>
+      </w:pPr>
+      <w:rPr>
+        <w:u w:val="none"/>
+      </w:rPr>
+    </w:lvl>
+  </w:abstractNum>
+  <w:abstractNum w:abstractNumId="26">
+    <w:lvl w:ilvl="0">
+      <w:start w:val="1"/>
+      <w:numFmt w:val="bullet"/>
+      <w:lvlText w:val="●"/>
+      <w:lvlJc w:val="left"/>
+      <w:pPr>
+        <w:ind w:left="2160" w:hanging="360"/>
+      </w:pPr>
+      <w:rPr>
+        <w:u w:val="none"/>
+      </w:rPr>
+    </w:lvl>
+    <w:lvl w:ilvl="1">
+      <w:start w:val="1"/>
+      <w:numFmt w:val="bullet"/>
+      <w:lvlText w:val="○"/>
+      <w:lvlJc w:val="left"/>
+      <w:pPr>
+        <w:ind w:left="2880" w:hanging="360"/>
+      </w:pPr>
+      <w:rPr>
+        <w:u w:val="none"/>
+      </w:rPr>
+    </w:lvl>
+    <w:lvl w:ilvl="2">
+      <w:start w:val="1"/>
+      <w:numFmt w:val="bullet"/>
+      <w:lvlText w:val="■"/>
+      <w:lvlJc w:val="left"/>
+      <w:pPr>
+        <w:ind w:left="3600" w:hanging="360"/>
+      </w:pPr>
+      <w:rPr>
+        <w:u w:val="none"/>
+      </w:rPr>
+    </w:lvl>
+    <w:lvl w:ilvl="3">
+      <w:start w:val="1"/>
+      <w:numFmt w:val="bullet"/>
+      <w:lvlText w:val="●"/>
+      <w:lvlJc w:val="left"/>
+      <w:pPr>
+        <w:ind w:left="4320" w:hanging="360"/>
+      </w:pPr>
+      <w:rPr>
+        <w:u w:val="none"/>
+      </w:rPr>
+    </w:lvl>
+    <w:lvl w:ilvl="4">
+      <w:start w:val="1"/>
+      <w:numFmt w:val="bullet"/>
+      <w:lvlText w:val="○"/>
+      <w:lvlJc w:val="left"/>
+      <w:pPr>
+        <w:ind w:left="5040" w:hanging="360"/>
+      </w:pPr>
+      <w:rPr>
+        <w:u w:val="none"/>
+      </w:rPr>
+    </w:lvl>
+    <w:lvl w:ilvl="5">
+      <w:start w:val="1"/>
+      <w:numFmt w:val="bullet"/>
+      <w:lvlText w:val="■"/>
+      <w:lvlJc w:val="left"/>
+      <w:pPr>
+        <w:ind w:left="5760" w:hanging="360"/>
+      </w:pPr>
+      <w:rPr>
+        <w:u w:val="none"/>
+      </w:rPr>
+    </w:lvl>
+    <w:lvl w:ilvl="6">
+      <w:start w:val="1"/>
+      <w:numFmt w:val="bullet"/>
+      <w:lvlText w:val="●"/>
+      <w:lvlJc w:val="left"/>
+      <w:pPr>
+        <w:ind w:left="6480" w:hanging="360"/>
+      </w:pPr>
+      <w:rPr>
+        <w:u w:val="none"/>
+      </w:rPr>
+    </w:lvl>
+    <w:lvl w:ilvl="7">
+      <w:start w:val="1"/>
+      <w:numFmt w:val="bullet"/>
+      <w:lvlText w:val="○"/>
+      <w:lvlJc w:val="left"/>
+      <w:pPr>
+        <w:ind w:left="7200" w:hanging="360"/>
+      </w:pPr>
+      <w:rPr>
+        <w:u w:val="none"/>
+      </w:rPr>
+    </w:lvl>
+    <w:lvl w:ilvl="8">
+      <w:start w:val="1"/>
+      <w:numFmt w:val="bullet"/>
+      <w:lvlText w:val="■"/>
+      <w:lvlJc w:val="left"/>
+      <w:pPr>
+        <w:ind w:left="7920" w:hanging="360"/>
+      </w:pPr>
+      <w:rPr>
+        <w:u w:val="none"/>
+      </w:rPr>
+    </w:lvl>
+  </w:abstractNum>
+  <w:abstractNum w:abstractNumId="27">
+    <w:lvl w:ilvl="0">
+      <w:start w:val="1"/>
+      <w:numFmt w:val="bullet"/>
+      <w:lvlText w:val="●"/>
+      <w:lvlJc w:val="left"/>
+      <w:pPr>
+        <w:ind w:left="1440" w:hanging="360"/>
+      </w:pPr>
+      <w:rPr>
+        <w:u w:val="none"/>
+      </w:rPr>
+    </w:lvl>
+    <w:lvl w:ilvl="1">
+      <w:start w:val="1"/>
+      <w:numFmt w:val="bullet"/>
+      <w:lvlText w:val="○"/>
+      <w:lvlJc w:val="left"/>
+      <w:pPr>
+        <w:ind w:left="2160" w:hanging="360"/>
+      </w:pPr>
+      <w:rPr>
+        <w:u w:val="none"/>
+      </w:rPr>
+    </w:lvl>
+    <w:lvl w:ilvl="2">
+      <w:start w:val="1"/>
+      <w:numFmt w:val="bullet"/>
+      <w:lvlText w:val="■"/>
+      <w:lvlJc w:val="left"/>
+      <w:pPr>
+        <w:ind w:left="2880" w:hanging="360"/>
+      </w:pPr>
+      <w:rPr>
+        <w:u w:val="none"/>
+      </w:rPr>
+    </w:lvl>
+    <w:lvl w:ilvl="3">
+      <w:start w:val="1"/>
+      <w:numFmt w:val="bullet"/>
+      <w:lvlText w:val="●"/>
+      <w:lvlJc w:val="left"/>
+      <w:pPr>
+        <w:ind w:left="3600" w:hanging="360"/>
+      </w:pPr>
+      <w:rPr>
+        <w:u w:val="none"/>
+      </w:rPr>
+    </w:lvl>
+    <w:lvl w:ilvl="4">
+      <w:start w:val="1"/>
+      <w:numFmt w:val="bullet"/>
+      <w:lvlText w:val="○"/>
+      <w:lvlJc w:val="left"/>
+      <w:pPr>
+        <w:ind w:left="4320" w:hanging="360"/>
+      </w:pPr>
+      <w:rPr>
+        <w:u w:val="none"/>
+      </w:rPr>
+    </w:lvl>
+    <w:lvl w:ilvl="5">
+      <w:start w:val="1"/>
+      <w:numFmt w:val="bullet"/>
+      <w:lvlText w:val="■"/>
+      <w:lvlJc w:val="left"/>
+      <w:pPr>
+        <w:ind w:left="5040" w:hanging="360"/>
+      </w:pPr>
+      <w:rPr>
+        <w:u w:val="none"/>
+      </w:rPr>
+    </w:lvl>
+    <w:lvl w:ilvl="6">
+      <w:start w:val="1"/>
+      <w:numFmt w:val="bullet"/>
+      <w:lvlText w:val="●"/>
+      <w:lvlJc w:val="left"/>
+      <w:pPr>
+        <w:ind w:left="5760" w:hanging="360"/>
+      </w:pPr>
+      <w:rPr>
+        <w:u w:val="none"/>
+      </w:rPr>
+    </w:lvl>
+    <w:lvl w:ilvl="7">
+      <w:start w:val="1"/>
+      <w:numFmt w:val="bullet"/>
+      <w:lvlText w:val="○"/>
+      <w:lvlJc w:val="left"/>
+      <w:pPr>
+        <w:ind w:left="6480" w:hanging="360"/>
+      </w:pPr>
+      <w:rPr>
+        <w:u w:val="none"/>
+      </w:rPr>
+    </w:lvl>
+    <w:lvl w:ilvl="8">
+      <w:start w:val="1"/>
+      <w:numFmt w:val="bullet"/>
+      <w:lvlText w:val="■"/>
+      <w:lvlJc w:val="left"/>
+      <w:pPr>
+        <w:ind w:left="7200" w:hanging="360"/>
+      </w:pPr>
+      <w:rPr>
+        <w:u w:val="none"/>
+      </w:rPr>
+    </w:lvl>
+  </w:abstractNum>
+  <w:abstractNum w:abstractNumId="28">
+    <w:lvl w:ilvl="0">
+      <w:start w:val="1"/>
+      <w:numFmt w:val="bullet"/>
+      <w:lvlText w:val="●"/>
+      <w:lvlJc w:val="left"/>
+      <w:pPr>
+        <w:ind w:left="1440" w:hanging="360"/>
+      </w:pPr>
+      <w:rPr>
+        <w:u w:val="none"/>
+      </w:rPr>
+    </w:lvl>
+    <w:lvl w:ilvl="1">
+      <w:start w:val="1"/>
+      <w:numFmt w:val="bullet"/>
+      <w:lvlText w:val="○"/>
+      <w:lvlJc w:val="left"/>
+      <w:pPr>
+        <w:ind w:left="2160" w:hanging="360"/>
+      </w:pPr>
+      <w:rPr>
+        <w:u w:val="none"/>
+      </w:rPr>
+    </w:lvl>
+    <w:lvl w:ilvl="2">
+      <w:start w:val="1"/>
+      <w:numFmt w:val="bullet"/>
+      <w:lvlText w:val="■"/>
+      <w:lvlJc w:val="left"/>
+      <w:pPr>
+        <w:ind w:left="2880" w:hanging="360"/>
+      </w:pPr>
+      <w:rPr>
+        <w:u w:val="none"/>
+      </w:rPr>
+    </w:lvl>
+    <w:lvl w:ilvl="3">
+      <w:start w:val="1"/>
+      <w:numFmt w:val="bullet"/>
+      <w:lvlText w:val="●"/>
+      <w:lvlJc w:val="left"/>
+      <w:pPr>
+        <w:ind w:left="3600" w:hanging="360"/>
+      </w:pPr>
+      <w:rPr>
+        <w:u w:val="none"/>
+      </w:rPr>
+    </w:lvl>
+    <w:lvl w:ilvl="4">
+      <w:start w:val="1"/>
+      <w:numFmt w:val="bullet"/>
+      <w:lvlText w:val="○"/>
+      <w:lvlJc w:val="left"/>
+      <w:pPr>
+        <w:ind w:left="4320" w:hanging="360"/>
+      </w:pPr>
+      <w:rPr>
+        <w:u w:val="none"/>
+      </w:rPr>
+    </w:lvl>
+    <w:lvl w:ilvl="5">
+      <w:start w:val="1"/>
+      <w:numFmt w:val="bullet"/>
+      <w:lvlText w:val="■"/>
+      <w:lvlJc w:val="left"/>
+      <w:pPr>
+        <w:ind w:left="5040" w:hanging="360"/>
+      </w:pPr>
+      <w:rPr>
+        <w:u w:val="none"/>
+      </w:rPr>
+    </w:lvl>
+    <w:lvl w:ilvl="6">
+      <w:start w:val="1"/>
+      <w:numFmt w:val="bullet"/>
+      <w:lvlText w:val="●"/>
+      <w:lvlJc w:val="left"/>
+      <w:pPr>
+        <w:ind w:left="5760" w:hanging="360"/>
+      </w:pPr>
+      <w:rPr>
+        <w:u w:val="none"/>
+      </w:rPr>
+    </w:lvl>
+    <w:lvl w:ilvl="7">
+      <w:start w:val="1"/>
+      <w:numFmt w:val="bullet"/>
+      <w:lvlText w:val="○"/>
+      <w:lvlJc w:val="left"/>
+      <w:pPr>
+        <w:ind w:left="6480" w:hanging="360"/>
+      </w:pPr>
+      <w:rPr>
+        <w:u w:val="none"/>
+      </w:rPr>
+    </w:lvl>
+    <w:lvl w:ilvl="8">
+      <w:start w:val="1"/>
+      <w:numFmt w:val="bullet"/>
+      <w:lvlText w:val="■"/>
+      <w:lvlJc w:val="left"/>
+      <w:pPr>
+        <w:ind w:left="7200" w:hanging="360"/>
+      </w:pPr>
+      <w:rPr>
+        <w:u w:val="none"/>
+      </w:rPr>
+    </w:lvl>
+  </w:abstractNum>
+  <w:abstractNum w:abstractNumId="29">
+    <w:lvl w:ilvl="0">
+      <w:start w:val="1"/>
+      <w:numFmt w:val="bullet"/>
+      <w:lvlText w:val="●"/>
+      <w:lvlJc w:val="left"/>
+      <w:pPr>
+        <w:ind w:left="1440" w:hanging="360"/>
+      </w:pPr>
+      <w:rPr>
+        <w:u w:val="none"/>
+      </w:rPr>
+    </w:lvl>
+    <w:lvl w:ilvl="1">
+      <w:start w:val="1"/>
+      <w:numFmt w:val="bullet"/>
+      <w:lvlText w:val="○"/>
+      <w:lvlJc w:val="left"/>
+      <w:pPr>
+        <w:ind w:left="2160" w:hanging="360"/>
+      </w:pPr>
+      <w:rPr>
+        <w:u w:val="none"/>
+      </w:rPr>
+    </w:lvl>
+    <w:lvl w:ilvl="2">
+      <w:start w:val="1"/>
+      <w:numFmt w:val="bullet"/>
+      <w:lvlText w:val="■"/>
+      <w:lvlJc w:val="left"/>
+      <w:pPr>
+        <w:ind w:left="2880" w:hanging="360"/>
+      </w:pPr>
+      <w:rPr>
+        <w:u w:val="none"/>
+      </w:rPr>
+    </w:lvl>
+    <w:lvl w:ilvl="3">
+      <w:start w:val="1"/>
+      <w:numFmt w:val="bullet"/>
+      <w:lvlText w:val="●"/>
+      <w:lvlJc w:val="left"/>
+      <w:pPr>
+        <w:ind w:left="3600" w:hanging="360"/>
+      </w:pPr>
+      <w:rPr>
+        <w:u w:val="none"/>
+      </w:rPr>
+    </w:lvl>
+    <w:lvl w:ilvl="4">
+      <w:start w:val="1"/>
+      <w:numFmt w:val="bullet"/>
+      <w:lvlText w:val="○"/>
+      <w:lvlJc w:val="left"/>
+      <w:pPr>
+        <w:ind w:left="4320" w:hanging="360"/>
+      </w:pPr>
+      <w:rPr>
+        <w:u w:val="none"/>
+      </w:rPr>
+    </w:lvl>
+    <w:lvl w:ilvl="5">
+      <w:start w:val="1"/>
+      <w:numFmt w:val="bullet"/>
+      <w:lvlText w:val="■"/>
+      <w:lvlJc w:val="left"/>
+      <w:pPr>
+        <w:ind w:left="5040" w:hanging="360"/>
+      </w:pPr>
+      <w:rPr>
+        <w:u w:val="none"/>
+      </w:rPr>
+    </w:lvl>
+    <w:lvl w:ilvl="6">
+      <w:start w:val="1"/>
+      <w:numFmt w:val="bullet"/>
+      <w:lvlText w:val="●"/>
+      <w:lvlJc w:val="left"/>
+      <w:pPr>
+        <w:ind w:left="5760" w:hanging="360"/>
+      </w:pPr>
+      <w:rPr>
+        <w:u w:val="none"/>
+      </w:rPr>
+    </w:lvl>
+    <w:lvl w:ilvl="7">
+      <w:start w:val="1"/>
+      <w:numFmt w:val="bullet"/>
+      <w:lvlText w:val="○"/>
+      <w:lvlJc w:val="left"/>
+      <w:pPr>
+        <w:ind w:left="6480" w:hanging="360"/>
+      </w:pPr>
+      <w:rPr>
+        <w:u w:val="none"/>
+      </w:rPr>
+    </w:lvl>
+    <w:lvl w:ilvl="8">
+      <w:start w:val="1"/>
+      <w:numFmt w:val="bullet"/>
+      <w:lvlText w:val="■"/>
+      <w:lvlJc w:val="left"/>
+      <w:pPr>
+        <w:ind w:left="7200" w:hanging="360"/>
+      </w:pPr>
+      <w:rPr>
+        <w:u w:val="none"/>
+      </w:rPr>
+    </w:lvl>
+  </w:abstractNum>
+  <w:abstractNum w:abstractNumId="30">
+    <w:lvl w:ilvl="0">
+      <w:start w:val="1"/>
+      <w:numFmt w:val="bullet"/>
+      <w:lvlText w:val="●"/>
+      <w:lvlJc w:val="left"/>
+      <w:pPr>
+        <w:ind w:left="1440" w:hanging="360"/>
+      </w:pPr>
+      <w:rPr>
+        <w:u w:val="none"/>
+      </w:rPr>
+    </w:lvl>
+    <w:lvl w:ilvl="1">
+      <w:start w:val="1"/>
+      <w:numFmt w:val="bullet"/>
+      <w:lvlText w:val="○"/>
+      <w:lvlJc w:val="left"/>
+      <w:pPr>
+        <w:ind w:left="2160" w:hanging="360"/>
+      </w:pPr>
+      <w:rPr>
+        <w:u w:val="none"/>
+      </w:rPr>
+    </w:lvl>
+    <w:lvl w:ilvl="2">
+      <w:start w:val="1"/>
+      <w:numFmt w:val="bullet"/>
+      <w:lvlText w:val="■"/>
+      <w:lvlJc w:val="left"/>
+      <w:pPr>
+        <w:ind w:left="2880" w:hanging="360"/>
+      </w:pPr>
+      <w:rPr>
+        <w:u w:val="none"/>
+      </w:rPr>
+    </w:lvl>
+    <w:lvl w:ilvl="3">
+      <w:start w:val="1"/>
+      <w:numFmt w:val="bullet"/>
+      <w:lvlText w:val="●"/>
+      <w:lvlJc w:val="left"/>
+      <w:pPr>
+        <w:ind w:left="3600" w:hanging="360"/>
+      </w:pPr>
+      <w:rPr>
+        <w:u w:val="none"/>
+      </w:rPr>
+    </w:lvl>
+    <w:lvl w:ilvl="4">
+      <w:start w:val="1"/>
+      <w:numFmt w:val="bullet"/>
+      <w:lvlText w:val="○"/>
+      <w:lvlJc w:val="left"/>
+      <w:pPr>
+        <w:ind w:left="4320" w:hanging="360"/>
+      </w:pPr>
+      <w:rPr>
+        <w:u w:val="none"/>
+      </w:rPr>
+    </w:lvl>
+    <w:lvl w:ilvl="5">
+      <w:start w:val="1"/>
+      <w:numFmt w:val="bullet"/>
+      <w:lvlText w:val="■"/>
+      <w:lvlJc w:val="left"/>
+      <w:pPr>
+        <w:ind w:left="5040" w:hanging="360"/>
+      </w:pPr>
+      <w:rPr>
+        <w:u w:val="none"/>
+      </w:rPr>
+    </w:lvl>
+    <w:lvl w:ilvl="6">
+      <w:start w:val="1"/>
+      <w:numFmt w:val="bullet"/>
+      <w:lvlText w:val="●"/>
+      <w:lvlJc w:val="left"/>
+      <w:pPr>
+        <w:ind w:left="5760" w:hanging="360"/>
+      </w:pPr>
+      <w:rPr>
+        <w:u w:val="none"/>
+      </w:rPr>
+    </w:lvl>
+    <w:lvl w:ilvl="7">
+      <w:start w:val="1"/>
+      <w:numFmt w:val="bullet"/>
+      <w:lvlText w:val="○"/>
+      <w:lvlJc w:val="left"/>
+      <w:pPr>
+        <w:ind w:left="6480" w:hanging="360"/>
+      </w:pPr>
+      <w:rPr>
+        <w:u w:val="none"/>
+      </w:rPr>
+    </w:lvl>
+    <w:lvl w:ilvl="8">
+      <w:start w:val="1"/>
+      <w:numFmt w:val="bullet"/>
+      <w:lvlText w:val="■"/>
+      <w:lvlJc w:val="left"/>
+      <w:pPr>
+        <w:ind w:left="7200" w:hanging="360"/>
+      </w:pPr>
+      <w:rPr>
+        <w:u w:val="none"/>
+      </w:rPr>
+    </w:lvl>
+  </w:abstractNum>
+  <w:abstractNum w:abstractNumId="31">
     <w:lvl w:ilvl="0">
       <w:start w:val="1"/>
       <w:numFmt w:val="bullet"/>
@@ -12482,6 +16126,24 @@
   <w:num w:numId="25">
     <w:abstractNumId w:val="25"/>
   </w:num>
+  <w:num w:numId="26">
+    <w:abstractNumId w:val="26"/>
+  </w:num>
+  <w:num w:numId="27">
+    <w:abstractNumId w:val="27"/>
+  </w:num>
+  <w:num w:numId="28">
+    <w:abstractNumId w:val="28"/>
+  </w:num>
+  <w:num w:numId="29">
+    <w:abstractNumId w:val="29"/>
+  </w:num>
+  <w:num w:numId="30">
+    <w:abstractNumId w:val="30"/>
+  </w:num>
+  <w:num w:numId="31">
+    <w:abstractNumId w:val="31"/>
+  </w:num>
 </w:numbering>
 </file>
 
@@ -12539,13 +16201,11 @@
     <w:pPr>
       <w:keepNext w:val="1"/>
       <w:keepLines w:val="1"/>
-      <w:pageBreakBefore w:val="0"/>
-      <w:spacing w:after="0" w:before="200" w:lineRule="auto"/>
+      <w:spacing w:before="200" w:lineRule="auto"/>
+      <w:ind w:left="720" w:firstLine="0"/>
     </w:pPr>
     <w:rPr>
       <w:rFonts w:ascii="Trebuchet MS" w:cs="Trebuchet MS" w:eastAsia="Trebuchet MS" w:hAnsi="Trebuchet MS"/>
-      <w:b w:val="1"/>
-      <w:bCs w:val="1"/>
       <w:sz w:val="26"/>
       <w:szCs w:val="26"/>
     </w:rPr>
@@ -12849,6 +16509,22 @@
     </w:tblStylePr>
   </w:style>
   <w:style w:type="table" w:styleId="Table7">
+    <w:basedOn w:val="TableNormal"/>
+    <w:tblPr>
+      <w:tblStyleRowBandSize w:val="1"/>
+      <w:tblStyleColBandSize w:val="1"/>
+      <w:tblCellMar/>
+    </w:tblPr>
+  </w:style>
+  <w:style w:type="table" w:styleId="Table8">
+    <w:basedOn w:val="TableNormal"/>
+    <w:tblPr>
+      <w:tblStyleRowBandSize w:val="1"/>
+      <w:tblStyleColBandSize w:val="1"/>
+      <w:tblCellMar/>
+    </w:tblPr>
+  </w:style>
+  <w:style w:type="table" w:styleId="Table9">
     <w:basedOn w:val="TableNormal"/>
     <w:tblPr>
       <w:tblStyleRowBandSize w:val="1"/>
